--- a/Diagrams/UseCase tables.docx
+++ b/Diagrams/UseCase tables.docx
@@ -15,23 +15,7 @@
           <w:sz w:val="26"/>
           <w:szCs w:val="26"/>
         </w:rPr>
-        <w:t xml:space="preserve">Andrea </w:t>
-      </w:r>
-      <w:proofErr w:type="spellStart"/>
-      <w:r>
-        <w:rPr>
-          <w:sz w:val="26"/>
-          <w:szCs w:val="26"/>
-        </w:rPr>
-        <w:t>Ogreni</w:t>
-      </w:r>
-      <w:proofErr w:type="spellEnd"/>
-      <w:r>
-        <w:rPr>
-          <w:sz w:val="26"/>
-          <w:szCs w:val="26"/>
-        </w:rPr>
-        <w:t xml:space="preserve"> - User Management &amp; Fund Management</w:t>
+        <w:t>Andrea Ogreni - User Management &amp; Fund Management</w:t>
       </w:r>
     </w:p>
     <w:tbl>
@@ -122,23 +106,7 @@
                 <w:sz w:val="24"/>
                 <w:szCs w:val="24"/>
               </w:rPr>
-              <w:t xml:space="preserve">BS_UM_01 – Create, Modify, and </w:t>
-            </w:r>
-            <w:proofErr w:type="spellStart"/>
-            <w:r>
-              <w:rPr>
-                <w:sz w:val="24"/>
-                <w:szCs w:val="24"/>
-              </w:rPr>
-              <w:t>Dlete</w:t>
-            </w:r>
-            <w:proofErr w:type="spellEnd"/>
-            <w:r>
-              <w:rPr>
-                <w:sz w:val="24"/>
-                <w:szCs w:val="24"/>
-              </w:rPr>
-              <w:t xml:space="preserve"> System User Profiles</w:t>
+              <w:t>BS_UM_01 – Create, Modify, and Dlete System User Profiles</w:t>
             </w:r>
           </w:p>
         </w:tc>
@@ -880,25 +848,14 @@
                 <w:szCs w:val="24"/>
               </w:rPr>
             </w:pPr>
-            <w:proofErr w:type="spellStart"/>
-            <w:r>
-              <w:rPr>
-                <w:b/>
-                <w:bCs/>
-                <w:sz w:val="24"/>
-                <w:szCs w:val="24"/>
-              </w:rPr>
-              <w:t>Non functional</w:t>
-            </w:r>
-            <w:proofErr w:type="spellEnd"/>
-            <w:r>
-              <w:rPr>
-                <w:b/>
-                <w:bCs/>
-                <w:sz w:val="24"/>
-                <w:szCs w:val="24"/>
-              </w:rPr>
-              <w:t xml:space="preserve"> requirements</w:t>
+            <w:r>
+              <w:rPr>
+                <w:b/>
+                <w:bCs/>
+                <w:sz w:val="24"/>
+                <w:szCs w:val="24"/>
+              </w:rPr>
+              <w:t>Non functional requirements</w:t>
             </w:r>
           </w:p>
         </w:tc>
@@ -1835,25 +1792,14 @@
                 <w:szCs w:val="24"/>
               </w:rPr>
             </w:pPr>
-            <w:proofErr w:type="spellStart"/>
-            <w:r>
-              <w:rPr>
-                <w:b/>
-                <w:bCs/>
-                <w:sz w:val="24"/>
-                <w:szCs w:val="24"/>
-              </w:rPr>
-              <w:t>Non functional</w:t>
-            </w:r>
-            <w:proofErr w:type="spellEnd"/>
-            <w:r>
-              <w:rPr>
-                <w:b/>
-                <w:bCs/>
-                <w:sz w:val="24"/>
-                <w:szCs w:val="24"/>
-              </w:rPr>
-              <w:t xml:space="preserve"> requirements</w:t>
+            <w:r>
+              <w:rPr>
+                <w:b/>
+                <w:bCs/>
+                <w:sz w:val="24"/>
+                <w:szCs w:val="24"/>
+              </w:rPr>
+              <w:t>Non functional requirements</w:t>
             </w:r>
           </w:p>
         </w:tc>
@@ -2736,7 +2682,6 @@
                 <w:szCs w:val="24"/>
               </w:rPr>
             </w:pPr>
-            <w:proofErr w:type="spellStart"/>
             <w:r>
               <w:rPr>
                 <w:b/>
@@ -2745,17 +2690,7 @@
                 <w:szCs w:val="24"/>
               </w:rPr>
               <w:lastRenderedPageBreak/>
-              <w:t>Non functional</w:t>
-            </w:r>
-            <w:proofErr w:type="spellEnd"/>
-            <w:r>
-              <w:rPr>
-                <w:b/>
-                <w:bCs/>
-                <w:sz w:val="24"/>
-                <w:szCs w:val="24"/>
-              </w:rPr>
-              <w:t xml:space="preserve"> requirements</w:t>
+              <w:t>Non functional requirements</w:t>
             </w:r>
           </w:p>
         </w:tc>
@@ -3678,25 +3613,14 @@
                 <w:szCs w:val="24"/>
               </w:rPr>
             </w:pPr>
-            <w:proofErr w:type="spellStart"/>
-            <w:r>
-              <w:rPr>
-                <w:b/>
-                <w:bCs/>
-                <w:sz w:val="24"/>
-                <w:szCs w:val="24"/>
-              </w:rPr>
-              <w:t>Non functional</w:t>
-            </w:r>
-            <w:proofErr w:type="spellEnd"/>
-            <w:r>
-              <w:rPr>
-                <w:b/>
-                <w:bCs/>
-                <w:sz w:val="24"/>
-                <w:szCs w:val="24"/>
-              </w:rPr>
-              <w:t xml:space="preserve"> requirements</w:t>
+            <w:r>
+              <w:rPr>
+                <w:b/>
+                <w:bCs/>
+                <w:sz w:val="24"/>
+                <w:szCs w:val="24"/>
+              </w:rPr>
+              <w:t>Non functional requirements</w:t>
             </w:r>
           </w:p>
         </w:tc>
@@ -4556,7 +4480,6 @@
                 <w:szCs w:val="24"/>
               </w:rPr>
             </w:pPr>
-            <w:proofErr w:type="spellStart"/>
             <w:r>
               <w:rPr>
                 <w:b/>
@@ -4565,17 +4488,7 @@
                 <w:szCs w:val="24"/>
               </w:rPr>
               <w:lastRenderedPageBreak/>
-              <w:t>Non functional</w:t>
-            </w:r>
-            <w:proofErr w:type="spellEnd"/>
-            <w:r>
-              <w:rPr>
-                <w:b/>
-                <w:bCs/>
-                <w:sz w:val="24"/>
-                <w:szCs w:val="24"/>
-              </w:rPr>
-              <w:t xml:space="preserve"> requirements</w:t>
+              <w:t>Non functional requirements</w:t>
             </w:r>
           </w:p>
         </w:tc>
@@ -5286,23 +5199,7 @@
                 <w:sz w:val="24"/>
                 <w:szCs w:val="24"/>
               </w:rPr>
-              <w:t xml:space="preserve">●        Step 7: The system processes the fund movement, updates </w:t>
-            </w:r>
-            <w:proofErr w:type="gramStart"/>
-            <w:r>
-              <w:rPr>
-                <w:sz w:val="24"/>
-                <w:szCs w:val="24"/>
-              </w:rPr>
-              <w:t>balances</w:t>
-            </w:r>
-            <w:proofErr w:type="gramEnd"/>
-            <w:r>
-              <w:rPr>
-                <w:sz w:val="24"/>
-                <w:szCs w:val="24"/>
-              </w:rPr>
-              <w:t xml:space="preserve"> in real time, and generates a transaction record.</w:t>
+              <w:t>●        Step 7: The system processes the fund movement, updates balances in real time, and generates a transaction record.</w:t>
             </w:r>
           </w:p>
           <w:p>
@@ -5499,25 +5396,14 @@
                 <w:szCs w:val="24"/>
               </w:rPr>
             </w:pPr>
-            <w:proofErr w:type="spellStart"/>
-            <w:r>
-              <w:rPr>
-                <w:b/>
-                <w:bCs/>
-                <w:sz w:val="24"/>
-                <w:szCs w:val="24"/>
-              </w:rPr>
-              <w:t>Non functional</w:t>
-            </w:r>
-            <w:proofErr w:type="spellEnd"/>
-            <w:r>
-              <w:rPr>
-                <w:b/>
-                <w:bCs/>
-                <w:sz w:val="24"/>
-                <w:szCs w:val="24"/>
-              </w:rPr>
-              <w:t xml:space="preserve"> requirements</w:t>
+            <w:r>
+              <w:rPr>
+                <w:b/>
+                <w:bCs/>
+                <w:sz w:val="24"/>
+                <w:szCs w:val="24"/>
+              </w:rPr>
+              <w:t>Non functional requirements</w:t>
             </w:r>
           </w:p>
         </w:tc>
@@ -6426,25 +6312,14 @@
                 <w:szCs w:val="24"/>
               </w:rPr>
             </w:pPr>
-            <w:proofErr w:type="spellStart"/>
-            <w:r>
-              <w:rPr>
-                <w:b/>
-                <w:bCs/>
-                <w:sz w:val="24"/>
-                <w:szCs w:val="24"/>
-              </w:rPr>
-              <w:t>Non functional</w:t>
-            </w:r>
-            <w:proofErr w:type="spellEnd"/>
-            <w:r>
-              <w:rPr>
-                <w:b/>
-                <w:bCs/>
-                <w:sz w:val="24"/>
-                <w:szCs w:val="24"/>
-              </w:rPr>
-              <w:t xml:space="preserve"> requirements</w:t>
+            <w:r>
+              <w:rPr>
+                <w:b/>
+                <w:bCs/>
+                <w:sz w:val="24"/>
+                <w:szCs w:val="24"/>
+              </w:rPr>
+              <w:t>Non functional requirements</w:t>
             </w:r>
           </w:p>
         </w:tc>
@@ -7231,21 +7106,12 @@
                 <w:szCs w:val="24"/>
               </w:rPr>
             </w:pPr>
-            <w:proofErr w:type="spellStart"/>
-            <w:r>
-              <w:rPr>
-                <w:sz w:val="24"/>
-                <w:szCs w:val="24"/>
-              </w:rPr>
-              <w:t>Non functional</w:t>
-            </w:r>
-            <w:proofErr w:type="spellEnd"/>
-            <w:r>
-              <w:rPr>
-                <w:sz w:val="24"/>
-                <w:szCs w:val="24"/>
-              </w:rPr>
-              <w:t xml:space="preserve"> requirements</w:t>
+            <w:r>
+              <w:rPr>
+                <w:sz w:val="24"/>
+                <w:szCs w:val="24"/>
+              </w:rPr>
+              <w:t>Non functional requirements</w:t>
             </w:r>
           </w:p>
         </w:tc>
@@ -8108,21 +7974,12 @@
                 <w:szCs w:val="24"/>
               </w:rPr>
             </w:pPr>
-            <w:proofErr w:type="spellStart"/>
-            <w:r>
-              <w:rPr>
-                <w:sz w:val="24"/>
-                <w:szCs w:val="24"/>
-              </w:rPr>
-              <w:t>Non functional</w:t>
-            </w:r>
-            <w:proofErr w:type="spellEnd"/>
-            <w:r>
-              <w:rPr>
-                <w:sz w:val="24"/>
-                <w:szCs w:val="24"/>
-              </w:rPr>
-              <w:t xml:space="preserve"> requirements</w:t>
+            <w:r>
+              <w:rPr>
+                <w:sz w:val="24"/>
+                <w:szCs w:val="24"/>
+              </w:rPr>
+              <w:t>Non functional requirements</w:t>
             </w:r>
           </w:p>
         </w:tc>
@@ -9006,21 +8863,12 @@
                 <w:szCs w:val="24"/>
               </w:rPr>
             </w:pPr>
-            <w:proofErr w:type="spellStart"/>
-            <w:r>
-              <w:rPr>
-                <w:sz w:val="24"/>
-                <w:szCs w:val="24"/>
-              </w:rPr>
-              <w:t>Non functional</w:t>
-            </w:r>
-            <w:proofErr w:type="spellEnd"/>
-            <w:r>
-              <w:rPr>
-                <w:sz w:val="24"/>
-                <w:szCs w:val="24"/>
-              </w:rPr>
-              <w:t xml:space="preserve"> requirements</w:t>
+            <w:r>
+              <w:rPr>
+                <w:sz w:val="24"/>
+                <w:szCs w:val="24"/>
+              </w:rPr>
+              <w:t>Non functional requirements</w:t>
             </w:r>
           </w:p>
         </w:tc>
@@ -9933,21 +9781,12 @@
                 <w:szCs w:val="24"/>
               </w:rPr>
             </w:pPr>
-            <w:proofErr w:type="spellStart"/>
-            <w:r>
-              <w:rPr>
-                <w:sz w:val="24"/>
-                <w:szCs w:val="24"/>
-              </w:rPr>
-              <w:t>Non functional</w:t>
-            </w:r>
-            <w:proofErr w:type="spellEnd"/>
-            <w:r>
-              <w:rPr>
-                <w:sz w:val="24"/>
-                <w:szCs w:val="24"/>
-              </w:rPr>
-              <w:t xml:space="preserve"> requirements</w:t>
+            <w:r>
+              <w:rPr>
+                <w:sz w:val="24"/>
+                <w:szCs w:val="24"/>
+              </w:rPr>
+              <w:t>Non functional requirements</w:t>
             </w:r>
           </w:p>
         </w:tc>
@@ -10461,40 +10300,16 @@
                 <w:sz w:val="24"/>
                 <w:szCs w:val="24"/>
               </w:rPr>
-              <w:t xml:space="preserve">Primary </w:t>
-            </w:r>
-            <w:proofErr w:type="spellStart"/>
-            <w:proofErr w:type="gramStart"/>
-            <w:r>
-              <w:rPr>
-                <w:b/>
-                <w:bCs/>
+              <w:t>Primary Actor:</w:t>
+            </w:r>
+            <w:r>
+              <w:rPr>
                 <w:i/>
                 <w:iCs/>
                 <w:sz w:val="24"/>
                 <w:szCs w:val="24"/>
               </w:rPr>
-              <w:t>Actor:</w:t>
-            </w:r>
-            <w:r>
-              <w:rPr>
-                <w:i/>
-                <w:iCs/>
-                <w:sz w:val="24"/>
-                <w:szCs w:val="24"/>
-              </w:rPr>
-              <w:t>Bank</w:t>
-            </w:r>
-            <w:proofErr w:type="spellEnd"/>
-            <w:proofErr w:type="gramEnd"/>
-            <w:r>
-              <w:rPr>
-                <w:i/>
-                <w:iCs/>
-                <w:sz w:val="24"/>
-                <w:szCs w:val="24"/>
-              </w:rPr>
-              <w:t xml:space="preserve"> Staff</w:t>
+              <w:t>Bank Staff</w:t>
             </w:r>
             <w:r>
               <w:rPr>
@@ -10895,21 +10710,12 @@
                 <w:szCs w:val="24"/>
               </w:rPr>
             </w:pPr>
-            <w:proofErr w:type="spellStart"/>
-            <w:r>
-              <w:rPr>
-                <w:sz w:val="24"/>
-                <w:szCs w:val="24"/>
-              </w:rPr>
-              <w:t>Non functional</w:t>
-            </w:r>
-            <w:proofErr w:type="spellEnd"/>
-            <w:r>
-              <w:rPr>
-                <w:sz w:val="24"/>
-                <w:szCs w:val="24"/>
-              </w:rPr>
-              <w:t xml:space="preserve"> requirements</w:t>
+            <w:r>
+              <w:rPr>
+                <w:sz w:val="24"/>
+                <w:szCs w:val="24"/>
+              </w:rPr>
+              <w:t>Non functional requirements</w:t>
             </w:r>
           </w:p>
         </w:tc>
@@ -11325,7 +11131,6 @@
                 <w:szCs w:val="24"/>
               </w:rPr>
             </w:pPr>
-            <w:proofErr w:type="gramStart"/>
             <w:r>
               <w:rPr>
                 <w:i/>
@@ -11334,17 +11139,7 @@
                 <w:szCs w:val="24"/>
               </w:rPr>
               <w:lastRenderedPageBreak/>
-              <w:t>None(</w:t>
-            </w:r>
-            <w:proofErr w:type="gramEnd"/>
-            <w:r>
-              <w:rPr>
-                <w:i/>
-                <w:iCs/>
-                <w:sz w:val="24"/>
-                <w:szCs w:val="24"/>
-              </w:rPr>
-              <w:t>when is scheduled)</w:t>
+              <w:t>None(when is scheduled)</w:t>
             </w:r>
           </w:p>
         </w:tc>
@@ -11840,21 +11635,12 @@
                 <w:szCs w:val="24"/>
               </w:rPr>
             </w:pPr>
-            <w:proofErr w:type="spellStart"/>
-            <w:r>
-              <w:rPr>
-                <w:sz w:val="24"/>
-                <w:szCs w:val="24"/>
-              </w:rPr>
-              <w:t>Non functional</w:t>
-            </w:r>
-            <w:proofErr w:type="spellEnd"/>
-            <w:r>
-              <w:rPr>
-                <w:sz w:val="24"/>
-                <w:szCs w:val="24"/>
-              </w:rPr>
-              <w:t xml:space="preserve"> requirements</w:t>
+            <w:r>
+              <w:rPr>
+                <w:sz w:val="24"/>
+                <w:szCs w:val="24"/>
+              </w:rPr>
+              <w:t>Non functional requirements</w:t>
             </w:r>
           </w:p>
         </w:tc>
@@ -12735,21 +12521,12 @@
                 <w:szCs w:val="24"/>
               </w:rPr>
             </w:pPr>
-            <w:proofErr w:type="spellStart"/>
-            <w:r>
-              <w:rPr>
-                <w:sz w:val="24"/>
-                <w:szCs w:val="24"/>
-              </w:rPr>
-              <w:t>Non functional</w:t>
-            </w:r>
-            <w:proofErr w:type="spellEnd"/>
-            <w:r>
-              <w:rPr>
-                <w:sz w:val="24"/>
-                <w:szCs w:val="24"/>
-              </w:rPr>
-              <w:t xml:space="preserve"> requirements</w:t>
+            <w:r>
+              <w:rPr>
+                <w:sz w:val="24"/>
+                <w:szCs w:val="24"/>
+              </w:rPr>
+              <w:t>Non functional requirements</w:t>
             </w:r>
           </w:p>
         </w:tc>
@@ -13344,7 +13121,6 @@
                 <w:szCs w:val="24"/>
               </w:rPr>
             </w:pPr>
-            <w:proofErr w:type="gramStart"/>
             <w:r>
               <w:rPr>
                 <w:sz w:val="24"/>
@@ -13368,18 +13144,7 @@
                 <w:sz w:val="24"/>
                 <w:szCs w:val="24"/>
               </w:rPr>
-              <w:t>Primary</w:t>
-            </w:r>
-            <w:proofErr w:type="gramEnd"/>
-            <w:r>
-              <w:rPr>
-                <w:rFonts w:ascii="Times New Roman" w:eastAsia="Times New Roman" w:hAnsi="Times New Roman" w:cs="Times New Roman"/>
-                <w:b/>
-                <w:bCs/>
-                <w:sz w:val="24"/>
-                <w:szCs w:val="24"/>
-              </w:rPr>
-              <w:t xml:space="preserve"> Actor:</w:t>
+              <w:t>Primary Actor:</w:t>
             </w:r>
             <w:r>
               <w:rPr>
@@ -13399,7 +13164,6 @@
                 <w:szCs w:val="24"/>
               </w:rPr>
             </w:pPr>
-            <w:proofErr w:type="gramStart"/>
             <w:r>
               <w:rPr>
                 <w:sz w:val="24"/>
@@ -13423,18 +13187,7 @@
                 <w:sz w:val="24"/>
                 <w:szCs w:val="24"/>
               </w:rPr>
-              <w:t>Secondary</w:t>
-            </w:r>
-            <w:proofErr w:type="gramEnd"/>
-            <w:r>
-              <w:rPr>
-                <w:rFonts w:ascii="Times New Roman" w:eastAsia="Times New Roman" w:hAnsi="Times New Roman" w:cs="Times New Roman"/>
-                <w:b/>
-                <w:bCs/>
-                <w:sz w:val="24"/>
-                <w:szCs w:val="24"/>
-              </w:rPr>
-              <w:t xml:space="preserve"> Actor:</w:t>
+              <w:t>Secondary Actor:</w:t>
             </w:r>
             <w:r>
               <w:rPr>
@@ -13454,7 +13207,6 @@
                 <w:szCs w:val="24"/>
               </w:rPr>
             </w:pPr>
-            <w:proofErr w:type="gramStart"/>
             <w:r>
               <w:rPr>
                 <w:sz w:val="24"/>
@@ -13478,18 +13230,7 @@
                 <w:sz w:val="24"/>
                 <w:szCs w:val="24"/>
               </w:rPr>
-              <w:t>Supporting</w:t>
-            </w:r>
-            <w:proofErr w:type="gramEnd"/>
-            <w:r>
-              <w:rPr>
-                <w:rFonts w:ascii="Times New Roman" w:eastAsia="Times New Roman" w:hAnsi="Times New Roman" w:cs="Times New Roman"/>
-                <w:b/>
-                <w:bCs/>
-                <w:sz w:val="24"/>
-                <w:szCs w:val="24"/>
-              </w:rPr>
-              <w:t xml:space="preserve"> Actor:</w:t>
+              <w:t>Supporting Actor:</w:t>
             </w:r>
             <w:r>
               <w:rPr>
@@ -13566,7 +13307,6 @@
                 <w:szCs w:val="24"/>
               </w:rPr>
             </w:pPr>
-            <w:proofErr w:type="gramStart"/>
             <w:r>
               <w:rPr>
                 <w:sz w:val="24"/>
@@ -13580,16 +13320,7 @@
                 <w:sz w:val="24"/>
                 <w:szCs w:val="24"/>
               </w:rPr>
-              <w:t xml:space="preserve">  The</w:t>
-            </w:r>
-            <w:proofErr w:type="gramEnd"/>
-            <w:r>
-              <w:rPr>
-                <w:rFonts w:ascii="Times New Roman" w:eastAsia="Times New Roman" w:hAnsi="Times New Roman" w:cs="Times New Roman"/>
-                <w:sz w:val="24"/>
-                <w:szCs w:val="24"/>
-              </w:rPr>
-              <w:t xml:space="preserve"> Bank Teller is logged into the system.</w:t>
+              <w:t xml:space="preserve">  The Bank Teller is logged into the system.</w:t>
             </w:r>
           </w:p>
           <w:p>
@@ -13601,7 +13332,6 @@
                 <w:szCs w:val="24"/>
               </w:rPr>
             </w:pPr>
-            <w:proofErr w:type="gramStart"/>
             <w:r>
               <w:rPr>
                 <w:sz w:val="24"/>
@@ -13615,16 +13345,7 @@
                 <w:sz w:val="24"/>
                 <w:szCs w:val="24"/>
               </w:rPr>
-              <w:t xml:space="preserve">  The</w:t>
-            </w:r>
-            <w:proofErr w:type="gramEnd"/>
-            <w:r>
-              <w:rPr>
-                <w:rFonts w:ascii="Times New Roman" w:eastAsia="Times New Roman" w:hAnsi="Times New Roman" w:cs="Times New Roman"/>
-                <w:sz w:val="24"/>
-                <w:szCs w:val="24"/>
-              </w:rPr>
-              <w:t xml:space="preserve"> customer is present and requests account creation.</w:t>
+              <w:t xml:space="preserve">  The customer is present and requests account creation.</w:t>
             </w:r>
           </w:p>
           <w:p>
@@ -13636,7 +13357,6 @@
                 <w:szCs w:val="24"/>
               </w:rPr>
             </w:pPr>
-            <w:proofErr w:type="gramStart"/>
             <w:r>
               <w:rPr>
                 <w:sz w:val="24"/>
@@ -13650,16 +13370,7 @@
                 <w:sz w:val="24"/>
                 <w:szCs w:val="24"/>
               </w:rPr>
-              <w:t xml:space="preserve">  The</w:t>
-            </w:r>
-            <w:proofErr w:type="gramEnd"/>
-            <w:r>
-              <w:rPr>
-                <w:rFonts w:ascii="Times New Roman" w:eastAsia="Times New Roman" w:hAnsi="Times New Roman" w:cs="Times New Roman"/>
-                <w:sz w:val="24"/>
-                <w:szCs w:val="24"/>
-              </w:rPr>
-              <w:t xml:space="preserve"> customer provides the required identification and KYC documents.</w:t>
+              <w:t xml:space="preserve">  The customer provides the required identification and KYC documents.</w:t>
             </w:r>
           </w:p>
           <w:p>
@@ -13671,7 +13382,6 @@
                 <w:szCs w:val="24"/>
               </w:rPr>
             </w:pPr>
-            <w:proofErr w:type="gramStart"/>
             <w:r>
               <w:rPr>
                 <w:sz w:val="24"/>
@@ -13685,16 +13395,7 @@
                 <w:sz w:val="24"/>
                 <w:szCs w:val="24"/>
               </w:rPr>
-              <w:t xml:space="preserve">  The</w:t>
-            </w:r>
-            <w:proofErr w:type="gramEnd"/>
-            <w:r>
-              <w:rPr>
-                <w:rFonts w:ascii="Times New Roman" w:eastAsia="Times New Roman" w:hAnsi="Times New Roman" w:cs="Times New Roman"/>
-                <w:sz w:val="24"/>
-                <w:szCs w:val="24"/>
-              </w:rPr>
-              <w:t xml:space="preserve"> system is available and operational.</w:t>
+              <w:t xml:space="preserve">  The system is available and operational.</w:t>
             </w:r>
           </w:p>
         </w:tc>
@@ -13782,7 +13483,6 @@
                 <w:szCs w:val="24"/>
               </w:rPr>
             </w:pPr>
-            <w:proofErr w:type="gramStart"/>
             <w:r>
               <w:rPr>
                 <w:sz w:val="24"/>
@@ -13796,16 +13496,7 @@
                 <w:sz w:val="24"/>
                 <w:szCs w:val="24"/>
               </w:rPr>
-              <w:t xml:space="preserve">  Step</w:t>
-            </w:r>
-            <w:proofErr w:type="gramEnd"/>
-            <w:r>
-              <w:rPr>
-                <w:rFonts w:ascii="Times New Roman" w:eastAsia="Times New Roman" w:hAnsi="Times New Roman" w:cs="Times New Roman"/>
-                <w:sz w:val="24"/>
-                <w:szCs w:val="24"/>
-              </w:rPr>
-              <w:t xml:space="preserve"> 1: The Bank Teller logs into the system.</w:t>
+              <w:t xml:space="preserve">  Step 1: The Bank Teller logs into the system.</w:t>
             </w:r>
           </w:p>
           <w:p>
@@ -13817,7 +13508,6 @@
                 <w:szCs w:val="24"/>
               </w:rPr>
             </w:pPr>
-            <w:proofErr w:type="gramStart"/>
             <w:r>
               <w:rPr>
                 <w:sz w:val="24"/>
@@ -13831,16 +13521,7 @@
                 <w:sz w:val="24"/>
                 <w:szCs w:val="24"/>
               </w:rPr>
-              <w:t xml:space="preserve">  Step</w:t>
-            </w:r>
-            <w:proofErr w:type="gramEnd"/>
-            <w:r>
-              <w:rPr>
-                <w:rFonts w:ascii="Times New Roman" w:eastAsia="Times New Roman" w:hAnsi="Times New Roman" w:cs="Times New Roman"/>
-                <w:sz w:val="24"/>
-                <w:szCs w:val="24"/>
-              </w:rPr>
-              <w:t xml:space="preserve"> 2: The Bank Teller selects the option to open a new bank account.</w:t>
+              <w:t xml:space="preserve">  Step 2: The Bank Teller selects the option to open a new bank account.</w:t>
             </w:r>
           </w:p>
           <w:p>
@@ -13852,7 +13533,6 @@
                 <w:szCs w:val="24"/>
               </w:rPr>
             </w:pPr>
-            <w:proofErr w:type="gramStart"/>
             <w:r>
               <w:rPr>
                 <w:sz w:val="24"/>
@@ -13866,16 +13546,7 @@
                 <w:sz w:val="24"/>
                 <w:szCs w:val="24"/>
               </w:rPr>
-              <w:t xml:space="preserve">  Step</w:t>
-            </w:r>
-            <w:proofErr w:type="gramEnd"/>
-            <w:r>
-              <w:rPr>
-                <w:rFonts w:ascii="Times New Roman" w:eastAsia="Times New Roman" w:hAnsi="Times New Roman" w:cs="Times New Roman"/>
-                <w:sz w:val="24"/>
-                <w:szCs w:val="24"/>
-              </w:rPr>
-              <w:t xml:space="preserve"> 3: The Bank Teller enters the customer’s personal and contact details.</w:t>
+              <w:t xml:space="preserve">  Step 3: The Bank Teller enters the customer’s personal and contact details.</w:t>
             </w:r>
           </w:p>
           <w:p>
@@ -13887,7 +13558,6 @@
                 <w:szCs w:val="24"/>
               </w:rPr>
             </w:pPr>
-            <w:proofErr w:type="gramStart"/>
             <w:r>
               <w:rPr>
                 <w:sz w:val="24"/>
@@ -13901,16 +13571,7 @@
                 <w:sz w:val="24"/>
                 <w:szCs w:val="24"/>
               </w:rPr>
-              <w:t xml:space="preserve">  Step</w:t>
-            </w:r>
-            <w:proofErr w:type="gramEnd"/>
-            <w:r>
-              <w:rPr>
-                <w:rFonts w:ascii="Times New Roman" w:eastAsia="Times New Roman" w:hAnsi="Times New Roman" w:cs="Times New Roman"/>
-                <w:sz w:val="24"/>
-                <w:szCs w:val="24"/>
-              </w:rPr>
-              <w:t xml:space="preserve"> 4: The Bank Teller verifies the customer’s identity.</w:t>
+              <w:t xml:space="preserve">  Step 4: The Bank Teller verifies the customer’s identity.</w:t>
             </w:r>
           </w:p>
           <w:p>
@@ -13922,7 +13583,6 @@
                 <w:szCs w:val="24"/>
               </w:rPr>
             </w:pPr>
-            <w:proofErr w:type="gramStart"/>
             <w:r>
               <w:rPr>
                 <w:sz w:val="24"/>
@@ -13936,16 +13596,7 @@
                 <w:sz w:val="24"/>
                 <w:szCs w:val="24"/>
               </w:rPr>
-              <w:t xml:space="preserve">  Step</w:t>
-            </w:r>
-            <w:proofErr w:type="gramEnd"/>
-            <w:r>
-              <w:rPr>
-                <w:rFonts w:ascii="Times New Roman" w:eastAsia="Times New Roman" w:hAnsi="Times New Roman" w:cs="Times New Roman"/>
-                <w:sz w:val="24"/>
-                <w:szCs w:val="24"/>
-              </w:rPr>
-              <w:t xml:space="preserve"> 5: The Bank Teller uploads or records the customer’s KYC documents.</w:t>
+              <w:t xml:space="preserve">  Step 5: The Bank Teller uploads or records the customer’s KYC documents.</w:t>
             </w:r>
           </w:p>
           <w:p>
@@ -13957,7 +13608,6 @@
                 <w:szCs w:val="24"/>
               </w:rPr>
             </w:pPr>
-            <w:proofErr w:type="gramStart"/>
             <w:r>
               <w:rPr>
                 <w:sz w:val="24"/>
@@ -13971,16 +13621,7 @@
                 <w:sz w:val="24"/>
                 <w:szCs w:val="24"/>
               </w:rPr>
-              <w:t xml:space="preserve">  Step</w:t>
-            </w:r>
-            <w:proofErr w:type="gramEnd"/>
-            <w:r>
-              <w:rPr>
-                <w:rFonts w:ascii="Times New Roman" w:eastAsia="Times New Roman" w:hAnsi="Times New Roman" w:cs="Times New Roman"/>
-                <w:sz w:val="24"/>
-                <w:szCs w:val="24"/>
-              </w:rPr>
-              <w:t xml:space="preserve"> 6: The Bank Teller selects the required account type.</w:t>
+              <w:t xml:space="preserve">  Step 6: The Bank Teller selects the required account type.</w:t>
             </w:r>
           </w:p>
           <w:p>
@@ -13992,7 +13633,6 @@
                 <w:szCs w:val="24"/>
               </w:rPr>
             </w:pPr>
-            <w:proofErr w:type="gramStart"/>
             <w:r>
               <w:rPr>
                 <w:sz w:val="24"/>
@@ -14006,16 +13646,7 @@
                 <w:sz w:val="24"/>
                 <w:szCs w:val="24"/>
               </w:rPr>
-              <w:t xml:space="preserve">  Step</w:t>
-            </w:r>
-            <w:proofErr w:type="gramEnd"/>
-            <w:r>
-              <w:rPr>
-                <w:rFonts w:ascii="Times New Roman" w:eastAsia="Times New Roman" w:hAnsi="Times New Roman" w:cs="Times New Roman"/>
-                <w:sz w:val="24"/>
-                <w:szCs w:val="24"/>
-              </w:rPr>
-              <w:t xml:space="preserve"> 7: The system validates the entered information.</w:t>
+              <w:t xml:space="preserve">  Step 7: The system validates the entered information.</w:t>
             </w:r>
           </w:p>
           <w:p>
@@ -14027,7 +13658,6 @@
                 <w:szCs w:val="24"/>
               </w:rPr>
             </w:pPr>
-            <w:proofErr w:type="gramStart"/>
             <w:r>
               <w:rPr>
                 <w:sz w:val="24"/>
@@ -14041,16 +13671,7 @@
                 <w:sz w:val="24"/>
                 <w:szCs w:val="24"/>
               </w:rPr>
-              <w:t xml:space="preserve">  Step</w:t>
-            </w:r>
-            <w:proofErr w:type="gramEnd"/>
-            <w:r>
-              <w:rPr>
-                <w:rFonts w:ascii="Times New Roman" w:eastAsia="Times New Roman" w:hAnsi="Times New Roman" w:cs="Times New Roman"/>
-                <w:sz w:val="24"/>
-                <w:szCs w:val="24"/>
-              </w:rPr>
-              <w:t xml:space="preserve"> 8: The request is sent for supervisor approval.</w:t>
+              <w:t xml:space="preserve">  Step 8: The request is sent for supervisor approval.</w:t>
             </w:r>
           </w:p>
           <w:p>
@@ -14062,7 +13683,6 @@
                 <w:szCs w:val="24"/>
               </w:rPr>
             </w:pPr>
-            <w:proofErr w:type="gramStart"/>
             <w:r>
               <w:rPr>
                 <w:sz w:val="24"/>
@@ -14076,16 +13696,7 @@
                 <w:sz w:val="24"/>
                 <w:szCs w:val="24"/>
               </w:rPr>
-              <w:t xml:space="preserve">  Step</w:t>
-            </w:r>
-            <w:proofErr w:type="gramEnd"/>
-            <w:r>
-              <w:rPr>
-                <w:rFonts w:ascii="Times New Roman" w:eastAsia="Times New Roman" w:hAnsi="Times New Roman" w:cs="Times New Roman"/>
-                <w:sz w:val="24"/>
-                <w:szCs w:val="24"/>
-              </w:rPr>
-              <w:t xml:space="preserve"> 9: The supervisor approves the request.</w:t>
+              <w:t xml:space="preserve">  Step 9: The supervisor approves the request.</w:t>
             </w:r>
           </w:p>
           <w:p>
@@ -14097,7 +13708,6 @@
                 <w:szCs w:val="24"/>
               </w:rPr>
             </w:pPr>
-            <w:proofErr w:type="gramStart"/>
             <w:r>
               <w:rPr>
                 <w:sz w:val="24"/>
@@ -14111,16 +13721,7 @@
                 <w:sz w:val="24"/>
                 <w:szCs w:val="24"/>
               </w:rPr>
-              <w:t xml:space="preserve">  Step</w:t>
-            </w:r>
-            <w:proofErr w:type="gramEnd"/>
-            <w:r>
-              <w:rPr>
-                <w:rFonts w:ascii="Times New Roman" w:eastAsia="Times New Roman" w:hAnsi="Times New Roman" w:cs="Times New Roman"/>
-                <w:sz w:val="24"/>
-                <w:szCs w:val="24"/>
-              </w:rPr>
-              <w:t xml:space="preserve"> 10: The system creates the account and generates a unique account number.</w:t>
+              <w:t xml:space="preserve">  Step 10: The system creates the account and generates a unique account number.</w:t>
             </w:r>
           </w:p>
           <w:p>
@@ -14132,7 +13733,6 @@
                 <w:szCs w:val="24"/>
               </w:rPr>
             </w:pPr>
-            <w:proofErr w:type="gramStart"/>
             <w:r>
               <w:rPr>
                 <w:sz w:val="24"/>
@@ -14146,16 +13746,7 @@
                 <w:sz w:val="24"/>
                 <w:szCs w:val="24"/>
               </w:rPr>
-              <w:t xml:space="preserve">  Step</w:t>
-            </w:r>
-            <w:proofErr w:type="gramEnd"/>
-            <w:r>
-              <w:rPr>
-                <w:rFonts w:ascii="Times New Roman" w:eastAsia="Times New Roman" w:hAnsi="Times New Roman" w:cs="Times New Roman"/>
-                <w:sz w:val="24"/>
-                <w:szCs w:val="24"/>
-              </w:rPr>
-              <w:t xml:space="preserve"> 11: The system confirms successful account creation</w:t>
+              <w:t xml:space="preserve">  Step 11: The system confirms successful account creation</w:t>
             </w:r>
           </w:p>
         </w:tc>
@@ -14224,7 +13815,6 @@
                 <w:szCs w:val="24"/>
               </w:rPr>
             </w:pPr>
-            <w:proofErr w:type="gramStart"/>
             <w:r>
               <w:rPr>
                 <w:sz w:val="24"/>
@@ -14238,16 +13828,7 @@
                 <w:sz w:val="24"/>
                 <w:szCs w:val="24"/>
               </w:rPr>
-              <w:t xml:space="preserve">  Step</w:t>
-            </w:r>
-            <w:proofErr w:type="gramEnd"/>
-            <w:r>
-              <w:rPr>
-                <w:rFonts w:ascii="Times New Roman" w:eastAsia="Times New Roman" w:hAnsi="Times New Roman" w:cs="Times New Roman"/>
-                <w:sz w:val="24"/>
-                <w:szCs w:val="24"/>
-              </w:rPr>
-              <w:t xml:space="preserve"> 1: If the Bank Teller enters invalid login credentials, the system denies access.</w:t>
+              <w:t xml:space="preserve">  Step 1: If the Bank Teller enters invalid login credentials, the system denies access.</w:t>
             </w:r>
           </w:p>
           <w:p>
@@ -14259,7 +13840,6 @@
                 <w:szCs w:val="24"/>
               </w:rPr>
             </w:pPr>
-            <w:proofErr w:type="gramStart"/>
             <w:r>
               <w:rPr>
                 <w:sz w:val="24"/>
@@ -14273,16 +13853,7 @@
                 <w:sz w:val="24"/>
                 <w:szCs w:val="24"/>
               </w:rPr>
-              <w:t xml:space="preserve">  Step</w:t>
-            </w:r>
-            <w:proofErr w:type="gramEnd"/>
-            <w:r>
-              <w:rPr>
-                <w:rFonts w:ascii="Times New Roman" w:eastAsia="Times New Roman" w:hAnsi="Times New Roman" w:cs="Times New Roman"/>
-                <w:sz w:val="24"/>
-                <w:szCs w:val="24"/>
-              </w:rPr>
-              <w:t xml:space="preserve"> 2: If required customer data is missing, the system prompts the teller to complete the missing fields.</w:t>
+              <w:t xml:space="preserve">  Step 2: If required customer data is missing, the system prompts the teller to complete the missing fields.</w:t>
             </w:r>
           </w:p>
           <w:p>
@@ -14294,7 +13865,6 @@
                 <w:szCs w:val="24"/>
               </w:rPr>
             </w:pPr>
-            <w:proofErr w:type="gramStart"/>
             <w:r>
               <w:rPr>
                 <w:sz w:val="24"/>
@@ -14308,16 +13878,7 @@
                 <w:sz w:val="24"/>
                 <w:szCs w:val="24"/>
               </w:rPr>
-              <w:t xml:space="preserve">  Step</w:t>
-            </w:r>
-            <w:proofErr w:type="gramEnd"/>
-            <w:r>
-              <w:rPr>
-                <w:rFonts w:ascii="Times New Roman" w:eastAsia="Times New Roman" w:hAnsi="Times New Roman" w:cs="Times New Roman"/>
-                <w:sz w:val="24"/>
-                <w:szCs w:val="24"/>
-              </w:rPr>
-              <w:t xml:space="preserve"> 3: If identity verification fails, the account opening process is stopped.</w:t>
+              <w:t xml:space="preserve">  Step 3: If identity verification fails, the account opening process is stopped.</w:t>
             </w:r>
           </w:p>
           <w:p>
@@ -14329,7 +13890,6 @@
                 <w:szCs w:val="24"/>
               </w:rPr>
             </w:pPr>
-            <w:proofErr w:type="gramStart"/>
             <w:r>
               <w:rPr>
                 <w:sz w:val="24"/>
@@ -14343,16 +13903,7 @@
                 <w:sz w:val="24"/>
                 <w:szCs w:val="24"/>
               </w:rPr>
-              <w:t xml:space="preserve">  Step</w:t>
-            </w:r>
-            <w:proofErr w:type="gramEnd"/>
-            <w:r>
-              <w:rPr>
-                <w:rFonts w:ascii="Times New Roman" w:eastAsia="Times New Roman" w:hAnsi="Times New Roman" w:cs="Times New Roman"/>
-                <w:sz w:val="24"/>
-                <w:szCs w:val="24"/>
-              </w:rPr>
-              <w:t xml:space="preserve"> 4: If KYC documents are invalid or incomplete, the system rejects the request until corrected documents are provided.</w:t>
+              <w:t xml:space="preserve">  Step 4: If KYC documents are invalid or incomplete, the system rejects the request until corrected documents are provided.</w:t>
             </w:r>
           </w:p>
           <w:p>
@@ -14364,7 +13915,6 @@
                 <w:szCs w:val="24"/>
               </w:rPr>
             </w:pPr>
-            <w:proofErr w:type="gramStart"/>
             <w:r>
               <w:rPr>
                 <w:sz w:val="24"/>
@@ -14378,16 +13928,7 @@
                 <w:sz w:val="24"/>
                 <w:szCs w:val="24"/>
               </w:rPr>
-              <w:t xml:space="preserve">  Step</w:t>
-            </w:r>
-            <w:proofErr w:type="gramEnd"/>
-            <w:r>
-              <w:rPr>
-                <w:rFonts w:ascii="Times New Roman" w:eastAsia="Times New Roman" w:hAnsi="Times New Roman" w:cs="Times New Roman"/>
-                <w:sz w:val="24"/>
-                <w:szCs w:val="24"/>
-              </w:rPr>
-              <w:t xml:space="preserve"> 5: If the supervisor rejects the request, the account is not created.</w:t>
+              <w:t xml:space="preserve">  Step 5: If the supervisor rejects the request, the account is not created.</w:t>
             </w:r>
           </w:p>
           <w:p>
@@ -14399,7 +13940,6 @@
                 <w:szCs w:val="24"/>
               </w:rPr>
             </w:pPr>
-            <w:proofErr w:type="gramStart"/>
             <w:r>
               <w:rPr>
                 <w:sz w:val="24"/>
@@ -14413,16 +13953,7 @@
                 <w:sz w:val="24"/>
                 <w:szCs w:val="24"/>
               </w:rPr>
-              <w:t xml:space="preserve">  Step</w:t>
-            </w:r>
-            <w:proofErr w:type="gramEnd"/>
-            <w:r>
-              <w:rPr>
-                <w:rFonts w:ascii="Times New Roman" w:eastAsia="Times New Roman" w:hAnsi="Times New Roman" w:cs="Times New Roman"/>
-                <w:sz w:val="24"/>
-                <w:szCs w:val="24"/>
-              </w:rPr>
-              <w:t xml:space="preserve"> 6: If the system validation fails, the system displays an error and the process is halted.</w:t>
+              <w:t xml:space="preserve">  Step 6: If the system validation fails, the system displays an error and the process is halted.</w:t>
             </w:r>
           </w:p>
         </w:tc>
@@ -14456,7 +13987,6 @@
                 <w:szCs w:val="24"/>
               </w:rPr>
             </w:pPr>
-            <w:proofErr w:type="gramStart"/>
             <w:r>
               <w:rPr>
                 <w:rFonts w:ascii="Times New Roman" w:eastAsia="Times New Roman" w:hAnsi="Times New Roman" w:cs="Times New Roman"/>
@@ -14464,16 +13994,7 @@
                 <w:szCs w:val="24"/>
               </w:rPr>
               <w:lastRenderedPageBreak/>
-              <w:t>NON FUNCTIONAL</w:t>
-            </w:r>
-            <w:proofErr w:type="gramEnd"/>
-            <w:r>
-              <w:rPr>
-                <w:rFonts w:ascii="Times New Roman" w:eastAsia="Times New Roman" w:hAnsi="Times New Roman" w:cs="Times New Roman"/>
-                <w:sz w:val="24"/>
-                <w:szCs w:val="24"/>
-              </w:rPr>
-              <w:t xml:space="preserve"> REQ</w:t>
+              <w:t>NON FUNCTIONAL REQ</w:t>
             </w:r>
           </w:p>
         </w:tc>
@@ -14502,7 +14023,6 @@
                 <w:szCs w:val="24"/>
               </w:rPr>
             </w:pPr>
-            <w:proofErr w:type="gramStart"/>
             <w:r>
               <w:rPr>
                 <w:sz w:val="24"/>
@@ -14516,16 +14036,7 @@
                 <w:sz w:val="24"/>
                 <w:szCs w:val="24"/>
               </w:rPr>
-              <w:t xml:space="preserve">  The</w:t>
-            </w:r>
-            <w:proofErr w:type="gramEnd"/>
-            <w:r>
-              <w:rPr>
-                <w:rFonts w:ascii="Times New Roman" w:eastAsia="Times New Roman" w:hAnsi="Times New Roman" w:cs="Times New Roman"/>
-                <w:sz w:val="24"/>
-                <w:szCs w:val="24"/>
-              </w:rPr>
-              <w:t xml:space="preserve"> system shall provide secure access through authenticated login.</w:t>
+              <w:t xml:space="preserve">  The system shall provide secure access through authenticated login.</w:t>
             </w:r>
           </w:p>
           <w:p>
@@ -14537,7 +14048,6 @@
                 <w:szCs w:val="24"/>
               </w:rPr>
             </w:pPr>
-            <w:proofErr w:type="gramStart"/>
             <w:r>
               <w:rPr>
                 <w:sz w:val="24"/>
@@ -14551,16 +14061,7 @@
                 <w:sz w:val="24"/>
                 <w:szCs w:val="24"/>
               </w:rPr>
-              <w:t xml:space="preserve">  The</w:t>
-            </w:r>
-            <w:proofErr w:type="gramEnd"/>
-            <w:r>
-              <w:rPr>
-                <w:rFonts w:ascii="Times New Roman" w:eastAsia="Times New Roman" w:hAnsi="Times New Roman" w:cs="Times New Roman"/>
-                <w:sz w:val="24"/>
-                <w:szCs w:val="24"/>
-              </w:rPr>
-              <w:t xml:space="preserve"> system shall enforce role-based access control so only authorized users can open accounts.</w:t>
+              <w:t xml:space="preserve">  The system shall enforce role-based access control so only authorized users can open accounts.</w:t>
             </w:r>
           </w:p>
           <w:p>
@@ -14572,7 +14073,6 @@
                 <w:szCs w:val="24"/>
               </w:rPr>
             </w:pPr>
-            <w:proofErr w:type="gramStart"/>
             <w:r>
               <w:rPr>
                 <w:sz w:val="24"/>
@@ -14586,16 +14086,7 @@
                 <w:sz w:val="24"/>
                 <w:szCs w:val="24"/>
               </w:rPr>
-              <w:t xml:space="preserve">  The</w:t>
-            </w:r>
-            <w:proofErr w:type="gramEnd"/>
-            <w:r>
-              <w:rPr>
-                <w:rFonts w:ascii="Times New Roman" w:eastAsia="Times New Roman" w:hAnsi="Times New Roman" w:cs="Times New Roman"/>
-                <w:sz w:val="24"/>
-                <w:szCs w:val="24"/>
-              </w:rPr>
-              <w:t xml:space="preserve"> system shall protect customer data using encryption and secure storage.</w:t>
+              <w:t xml:space="preserve">  The system shall protect customer data using encryption and secure storage.</w:t>
             </w:r>
           </w:p>
           <w:p>
@@ -14607,7 +14098,6 @@
                 <w:szCs w:val="24"/>
               </w:rPr>
             </w:pPr>
-            <w:proofErr w:type="gramStart"/>
             <w:r>
               <w:rPr>
                 <w:sz w:val="24"/>
@@ -14621,16 +14111,7 @@
                 <w:sz w:val="24"/>
                 <w:szCs w:val="24"/>
               </w:rPr>
-              <w:t xml:space="preserve">  The</w:t>
-            </w:r>
-            <w:proofErr w:type="gramEnd"/>
-            <w:r>
-              <w:rPr>
-                <w:rFonts w:ascii="Times New Roman" w:eastAsia="Times New Roman" w:hAnsi="Times New Roman" w:cs="Times New Roman"/>
-                <w:sz w:val="24"/>
-                <w:szCs w:val="24"/>
-              </w:rPr>
-              <w:t xml:space="preserve"> system shall maintain an audit trail of all actions performed during account creation.</w:t>
+              <w:t xml:space="preserve">  The system shall maintain an audit trail of all actions performed during account creation.</w:t>
             </w:r>
           </w:p>
           <w:p>
@@ -14642,7 +14123,6 @@
                 <w:szCs w:val="24"/>
               </w:rPr>
             </w:pPr>
-            <w:proofErr w:type="gramStart"/>
             <w:r>
               <w:rPr>
                 <w:sz w:val="24"/>
@@ -14656,16 +14136,7 @@
                 <w:sz w:val="24"/>
                 <w:szCs w:val="24"/>
               </w:rPr>
-              <w:t xml:space="preserve">  The</w:t>
-            </w:r>
-            <w:proofErr w:type="gramEnd"/>
-            <w:r>
-              <w:rPr>
-                <w:rFonts w:ascii="Times New Roman" w:eastAsia="Times New Roman" w:hAnsi="Times New Roman" w:cs="Times New Roman"/>
-                <w:sz w:val="24"/>
-                <w:szCs w:val="24"/>
-              </w:rPr>
-              <w:t xml:space="preserve"> system should process the account creation request efficiently under normal system load.</w:t>
+              <w:t xml:space="preserve">  The system should process the account creation request efficiently under normal system load.</w:t>
             </w:r>
           </w:p>
         </w:tc>
@@ -14734,7 +14205,6 @@
                 <w:szCs w:val="24"/>
               </w:rPr>
             </w:pPr>
-            <w:proofErr w:type="gramStart"/>
             <w:r>
               <w:rPr>
                 <w:sz w:val="24"/>
@@ -14748,16 +14218,7 @@
                 <w:sz w:val="24"/>
                 <w:szCs w:val="24"/>
               </w:rPr>
-              <w:t xml:space="preserve">  A</w:t>
-            </w:r>
-            <w:proofErr w:type="gramEnd"/>
-            <w:r>
-              <w:rPr>
-                <w:rFonts w:ascii="Times New Roman" w:eastAsia="Times New Roman" w:hAnsi="Times New Roman" w:cs="Times New Roman"/>
-                <w:sz w:val="24"/>
-                <w:szCs w:val="24"/>
-              </w:rPr>
-              <w:t xml:space="preserve"> new bank account is created for the customer if the main sequence is completed successfully.</w:t>
+              <w:t xml:space="preserve">  A new bank account is created for the customer if the main sequence is completed successfully.</w:t>
             </w:r>
           </w:p>
           <w:p>
@@ -14769,7 +14230,6 @@
                 <w:szCs w:val="24"/>
               </w:rPr>
             </w:pPr>
-            <w:proofErr w:type="gramStart"/>
             <w:r>
               <w:rPr>
                 <w:sz w:val="24"/>
@@ -14783,16 +14243,7 @@
                 <w:sz w:val="24"/>
                 <w:szCs w:val="24"/>
               </w:rPr>
-              <w:t xml:space="preserve">  The</w:t>
-            </w:r>
-            <w:proofErr w:type="gramEnd"/>
-            <w:r>
-              <w:rPr>
-                <w:rFonts w:ascii="Times New Roman" w:eastAsia="Times New Roman" w:hAnsi="Times New Roman" w:cs="Times New Roman"/>
-                <w:sz w:val="24"/>
-                <w:szCs w:val="24"/>
-              </w:rPr>
-              <w:t xml:space="preserve"> customer’s account information and KYC data are securely stored in the system.</w:t>
+              <w:t xml:space="preserve">  The customer’s account information and KYC data are securely stored in the system.</w:t>
             </w:r>
           </w:p>
           <w:p>
@@ -14804,7 +14255,6 @@
                 <w:szCs w:val="24"/>
               </w:rPr>
             </w:pPr>
-            <w:proofErr w:type="gramStart"/>
             <w:r>
               <w:rPr>
                 <w:sz w:val="24"/>
@@ -14818,16 +14268,7 @@
                 <w:sz w:val="24"/>
                 <w:szCs w:val="24"/>
               </w:rPr>
-              <w:t xml:space="preserve">  A</w:t>
-            </w:r>
-            <w:proofErr w:type="gramEnd"/>
-            <w:r>
-              <w:rPr>
-                <w:rFonts w:ascii="Times New Roman" w:eastAsia="Times New Roman" w:hAnsi="Times New Roman" w:cs="Times New Roman"/>
-                <w:sz w:val="24"/>
-                <w:szCs w:val="24"/>
-              </w:rPr>
-              <w:t xml:space="preserve"> unique account number is assigned to the new account.</w:t>
+              <w:t xml:space="preserve">  A unique account number is assigned to the new account.</w:t>
             </w:r>
           </w:p>
           <w:p>
@@ -14839,7 +14280,6 @@
                 <w:szCs w:val="24"/>
               </w:rPr>
             </w:pPr>
-            <w:proofErr w:type="gramStart"/>
             <w:r>
               <w:rPr>
                 <w:sz w:val="24"/>
@@ -14853,16 +14293,7 @@
                 <w:sz w:val="24"/>
                 <w:szCs w:val="24"/>
               </w:rPr>
-              <w:t xml:space="preserve">  The</w:t>
-            </w:r>
-            <w:proofErr w:type="gramEnd"/>
-            <w:r>
-              <w:rPr>
-                <w:rFonts w:ascii="Times New Roman" w:eastAsia="Times New Roman" w:hAnsi="Times New Roman" w:cs="Times New Roman"/>
-                <w:sz w:val="24"/>
-                <w:szCs w:val="24"/>
-              </w:rPr>
-              <w:t xml:space="preserve"> account becomes available for future banking operations.</w:t>
+              <w:t xml:space="preserve">  The account becomes available for future banking operations.</w:t>
             </w:r>
           </w:p>
         </w:tc>
@@ -15232,7 +14663,6 @@
                 <w:szCs w:val="24"/>
               </w:rPr>
             </w:pPr>
-            <w:proofErr w:type="gramStart"/>
             <w:r>
               <w:rPr>
                 <w:sz w:val="24"/>
@@ -15256,18 +14686,7 @@
                 <w:sz w:val="24"/>
                 <w:szCs w:val="24"/>
               </w:rPr>
-              <w:t>Primary</w:t>
-            </w:r>
-            <w:proofErr w:type="gramEnd"/>
-            <w:r>
-              <w:rPr>
-                <w:rFonts w:ascii="Times New Roman" w:eastAsia="Times New Roman" w:hAnsi="Times New Roman" w:cs="Times New Roman"/>
-                <w:b/>
-                <w:bCs/>
-                <w:sz w:val="24"/>
-                <w:szCs w:val="24"/>
-              </w:rPr>
-              <w:t xml:space="preserve"> Actor:</w:t>
+              <w:t>Primary Actor:</w:t>
             </w:r>
             <w:r>
               <w:rPr>
@@ -15287,7 +14706,6 @@
                 <w:szCs w:val="24"/>
               </w:rPr>
             </w:pPr>
-            <w:proofErr w:type="gramStart"/>
             <w:r>
               <w:rPr>
                 <w:sz w:val="24"/>
@@ -15311,18 +14729,7 @@
                 <w:sz w:val="24"/>
                 <w:szCs w:val="24"/>
               </w:rPr>
-              <w:t>Secondary</w:t>
-            </w:r>
-            <w:proofErr w:type="gramEnd"/>
-            <w:r>
-              <w:rPr>
-                <w:rFonts w:ascii="Times New Roman" w:eastAsia="Times New Roman" w:hAnsi="Times New Roman" w:cs="Times New Roman"/>
-                <w:b/>
-                <w:bCs/>
-                <w:sz w:val="24"/>
-                <w:szCs w:val="24"/>
-              </w:rPr>
-              <w:t xml:space="preserve"> Actor:</w:t>
+              <w:t>Secondary Actor:</w:t>
             </w:r>
             <w:r>
               <w:rPr>
@@ -15400,7 +14807,6 @@
                 <w:szCs w:val="24"/>
               </w:rPr>
             </w:pPr>
-            <w:proofErr w:type="gramStart"/>
             <w:r>
               <w:rPr>
                 <w:sz w:val="24"/>
@@ -15414,16 +14820,7 @@
                 <w:sz w:val="24"/>
                 <w:szCs w:val="24"/>
               </w:rPr>
-              <w:t xml:space="preserve">  The</w:t>
-            </w:r>
-            <w:proofErr w:type="gramEnd"/>
-            <w:r>
-              <w:rPr>
-                <w:rFonts w:ascii="Times New Roman" w:eastAsia="Times New Roman" w:hAnsi="Times New Roman" w:cs="Times New Roman"/>
-                <w:sz w:val="24"/>
-                <w:szCs w:val="24"/>
-              </w:rPr>
-              <w:t xml:space="preserve"> Bank Teller is logged into the system .</w:t>
+              <w:t xml:space="preserve">  The Bank Teller is logged into the system .</w:t>
             </w:r>
           </w:p>
           <w:p>
@@ -15435,7 +14832,6 @@
                 <w:szCs w:val="24"/>
               </w:rPr>
             </w:pPr>
-            <w:proofErr w:type="gramStart"/>
             <w:r>
               <w:rPr>
                 <w:sz w:val="24"/>
@@ -15449,16 +14845,7 @@
                 <w:sz w:val="24"/>
                 <w:szCs w:val="24"/>
               </w:rPr>
-              <w:t xml:space="preserve">  The</w:t>
-            </w:r>
-            <w:proofErr w:type="gramEnd"/>
-            <w:r>
-              <w:rPr>
-                <w:rFonts w:ascii="Times New Roman" w:eastAsia="Times New Roman" w:hAnsi="Times New Roman" w:cs="Times New Roman"/>
-                <w:sz w:val="24"/>
-                <w:szCs w:val="24"/>
-              </w:rPr>
-              <w:t xml:space="preserve"> customer requests account closure .</w:t>
+              <w:t xml:space="preserve">  The customer requests account closure .</w:t>
             </w:r>
           </w:p>
           <w:p>
@@ -15470,7 +14857,6 @@
                 <w:szCs w:val="24"/>
               </w:rPr>
             </w:pPr>
-            <w:proofErr w:type="gramStart"/>
             <w:r>
               <w:rPr>
                 <w:sz w:val="24"/>
@@ -15484,16 +14870,7 @@
                 <w:sz w:val="24"/>
                 <w:szCs w:val="24"/>
               </w:rPr>
-              <w:t xml:space="preserve">  The</w:t>
-            </w:r>
-            <w:proofErr w:type="gramEnd"/>
-            <w:r>
-              <w:rPr>
-                <w:rFonts w:ascii="Times New Roman" w:eastAsia="Times New Roman" w:hAnsi="Times New Roman" w:cs="Times New Roman"/>
-                <w:sz w:val="24"/>
-                <w:szCs w:val="24"/>
-              </w:rPr>
-              <w:t xml:space="preserve"> customer’s identity is verified .</w:t>
+              <w:t xml:space="preserve">  The customer’s identity is verified .</w:t>
             </w:r>
           </w:p>
           <w:p>
@@ -15505,7 +14882,6 @@
                 <w:szCs w:val="24"/>
               </w:rPr>
             </w:pPr>
-            <w:proofErr w:type="gramStart"/>
             <w:r>
               <w:rPr>
                 <w:sz w:val="24"/>
@@ -15519,16 +14895,7 @@
                 <w:sz w:val="24"/>
                 <w:szCs w:val="24"/>
               </w:rPr>
-              <w:t xml:space="preserve">  The</w:t>
-            </w:r>
-            <w:proofErr w:type="gramEnd"/>
-            <w:r>
-              <w:rPr>
-                <w:rFonts w:ascii="Times New Roman" w:eastAsia="Times New Roman" w:hAnsi="Times New Roman" w:cs="Times New Roman"/>
-                <w:sz w:val="24"/>
-                <w:szCs w:val="24"/>
-              </w:rPr>
-              <w:t xml:space="preserve"> account exists in the system.</w:t>
+              <w:t xml:space="preserve">  The account exists in the system.</w:t>
             </w:r>
           </w:p>
         </w:tc>
@@ -15615,7 +14982,6 @@
                 <w:szCs w:val="24"/>
               </w:rPr>
             </w:pPr>
-            <w:proofErr w:type="gramStart"/>
             <w:r>
               <w:rPr>
                 <w:sz w:val="24"/>
@@ -15629,16 +14995,7 @@
                 <w:sz w:val="24"/>
                 <w:szCs w:val="24"/>
               </w:rPr>
-              <w:t xml:space="preserve">  Step</w:t>
-            </w:r>
-            <w:proofErr w:type="gramEnd"/>
-            <w:r>
-              <w:rPr>
-                <w:rFonts w:ascii="Times New Roman" w:eastAsia="Times New Roman" w:hAnsi="Times New Roman" w:cs="Times New Roman"/>
-                <w:sz w:val="24"/>
-                <w:szCs w:val="24"/>
-              </w:rPr>
-              <w:t xml:space="preserve"> 1: The Bank Teller logs into the system</w:t>
+              <w:t xml:space="preserve">  Step 1: The Bank Teller logs into the system</w:t>
             </w:r>
           </w:p>
           <w:p>
@@ -15650,7 +15007,6 @@
                 <w:szCs w:val="24"/>
               </w:rPr>
             </w:pPr>
-            <w:proofErr w:type="gramStart"/>
             <w:r>
               <w:rPr>
                 <w:sz w:val="24"/>
@@ -15664,16 +15020,7 @@
                 <w:sz w:val="24"/>
                 <w:szCs w:val="24"/>
               </w:rPr>
-              <w:t xml:space="preserve">  Step</w:t>
-            </w:r>
-            <w:proofErr w:type="gramEnd"/>
-            <w:r>
-              <w:rPr>
-                <w:rFonts w:ascii="Times New Roman" w:eastAsia="Times New Roman" w:hAnsi="Times New Roman" w:cs="Times New Roman"/>
-                <w:sz w:val="24"/>
-                <w:szCs w:val="24"/>
-              </w:rPr>
-              <w:t xml:space="preserve"> 2: The Bank Teller searches for the customer account</w:t>
+              <w:t xml:space="preserve">  Step 2: The Bank Teller searches for the customer account</w:t>
             </w:r>
           </w:p>
           <w:p>
@@ -15685,7 +15032,6 @@
                 <w:szCs w:val="24"/>
               </w:rPr>
             </w:pPr>
-            <w:proofErr w:type="gramStart"/>
             <w:r>
               <w:rPr>
                 <w:sz w:val="24"/>
@@ -15699,16 +15045,7 @@
                 <w:sz w:val="24"/>
                 <w:szCs w:val="24"/>
               </w:rPr>
-              <w:t xml:space="preserve">  Step</w:t>
-            </w:r>
-            <w:proofErr w:type="gramEnd"/>
-            <w:r>
-              <w:rPr>
-                <w:rFonts w:ascii="Times New Roman" w:eastAsia="Times New Roman" w:hAnsi="Times New Roman" w:cs="Times New Roman"/>
-                <w:sz w:val="24"/>
-                <w:szCs w:val="24"/>
-              </w:rPr>
-              <w:t xml:space="preserve"> 3: The Bank Teller verifies the customer’s identity</w:t>
+              <w:t xml:space="preserve">  Step 3: The Bank Teller verifies the customer’s identity</w:t>
             </w:r>
           </w:p>
           <w:p>
@@ -15720,7 +15057,6 @@
                 <w:szCs w:val="24"/>
               </w:rPr>
             </w:pPr>
-            <w:proofErr w:type="gramStart"/>
             <w:r>
               <w:rPr>
                 <w:sz w:val="24"/>
@@ -15734,16 +15070,7 @@
                 <w:sz w:val="24"/>
                 <w:szCs w:val="24"/>
               </w:rPr>
-              <w:t xml:space="preserve">  Step</w:t>
-            </w:r>
-            <w:proofErr w:type="gramEnd"/>
-            <w:r>
-              <w:rPr>
-                <w:rFonts w:ascii="Times New Roman" w:eastAsia="Times New Roman" w:hAnsi="Times New Roman" w:cs="Times New Roman"/>
-                <w:sz w:val="24"/>
-                <w:szCs w:val="24"/>
-              </w:rPr>
-              <w:t xml:space="preserve"> 4: The system displays account details and current balance</w:t>
+              <w:t xml:space="preserve">  Step 4: The system displays account details and current balance</w:t>
             </w:r>
           </w:p>
           <w:p>
@@ -15755,7 +15082,6 @@
                 <w:szCs w:val="24"/>
               </w:rPr>
             </w:pPr>
-            <w:proofErr w:type="gramStart"/>
             <w:r>
               <w:rPr>
                 <w:sz w:val="24"/>
@@ -15769,16 +15095,7 @@
                 <w:sz w:val="24"/>
                 <w:szCs w:val="24"/>
               </w:rPr>
-              <w:t xml:space="preserve">  Step</w:t>
-            </w:r>
-            <w:proofErr w:type="gramEnd"/>
-            <w:r>
-              <w:rPr>
-                <w:rFonts w:ascii="Times New Roman" w:eastAsia="Times New Roman" w:hAnsi="Times New Roman" w:cs="Times New Roman"/>
-                <w:sz w:val="24"/>
-                <w:szCs w:val="24"/>
-              </w:rPr>
-              <w:t xml:space="preserve"> 5: The system checks for any remaining balance or pending transactions</w:t>
+              <w:t xml:space="preserve">  Step 5: The system checks for any remaining balance or pending transactions</w:t>
             </w:r>
           </w:p>
           <w:p>
@@ -15790,7 +15107,6 @@
                 <w:szCs w:val="24"/>
               </w:rPr>
             </w:pPr>
-            <w:proofErr w:type="gramStart"/>
             <w:r>
               <w:rPr>
                 <w:sz w:val="24"/>
@@ -15804,16 +15120,7 @@
                 <w:sz w:val="24"/>
                 <w:szCs w:val="24"/>
               </w:rPr>
-              <w:t xml:space="preserve">  Step</w:t>
-            </w:r>
-            <w:proofErr w:type="gramEnd"/>
-            <w:r>
-              <w:rPr>
-                <w:rFonts w:ascii="Times New Roman" w:eastAsia="Times New Roman" w:hAnsi="Times New Roman" w:cs="Times New Roman"/>
-                <w:sz w:val="24"/>
-                <w:szCs w:val="24"/>
-              </w:rPr>
-              <w:t xml:space="preserve"> 6: The Bank Teller confirms the account closure request</w:t>
+              <w:t xml:space="preserve">  Step 6: The Bank Teller confirms the account closure request</w:t>
             </w:r>
           </w:p>
           <w:p>
@@ -15825,7 +15132,6 @@
                 <w:szCs w:val="24"/>
               </w:rPr>
             </w:pPr>
-            <w:proofErr w:type="gramStart"/>
             <w:r>
               <w:rPr>
                 <w:sz w:val="24"/>
@@ -15839,16 +15145,7 @@
                 <w:sz w:val="24"/>
                 <w:szCs w:val="24"/>
               </w:rPr>
-              <w:t xml:space="preserve">  Step</w:t>
-            </w:r>
-            <w:proofErr w:type="gramEnd"/>
-            <w:r>
-              <w:rPr>
-                <w:rFonts w:ascii="Times New Roman" w:eastAsia="Times New Roman" w:hAnsi="Times New Roman" w:cs="Times New Roman"/>
-                <w:sz w:val="24"/>
-                <w:szCs w:val="24"/>
-              </w:rPr>
-              <w:t xml:space="preserve"> 7: The system processes the account closure</w:t>
+              <w:t xml:space="preserve">  Step 7: The system processes the account closure</w:t>
             </w:r>
           </w:p>
           <w:p>
@@ -15860,7 +15157,6 @@
                 <w:szCs w:val="24"/>
               </w:rPr>
             </w:pPr>
-            <w:proofErr w:type="gramStart"/>
             <w:r>
               <w:rPr>
                 <w:sz w:val="24"/>
@@ -15874,16 +15170,7 @@
                 <w:sz w:val="24"/>
                 <w:szCs w:val="24"/>
               </w:rPr>
-              <w:t xml:space="preserve">  Step</w:t>
-            </w:r>
-            <w:proofErr w:type="gramEnd"/>
-            <w:r>
-              <w:rPr>
-                <w:rFonts w:ascii="Times New Roman" w:eastAsia="Times New Roman" w:hAnsi="Times New Roman" w:cs="Times New Roman"/>
-                <w:sz w:val="24"/>
-                <w:szCs w:val="24"/>
-              </w:rPr>
-              <w:t xml:space="preserve"> 8: The system updates the account status to “closed”</w:t>
+              <w:t xml:space="preserve">  Step 8: The system updates the account status to “closed”</w:t>
             </w:r>
           </w:p>
           <w:p>
@@ -15895,7 +15182,6 @@
                 <w:szCs w:val="24"/>
               </w:rPr>
             </w:pPr>
-            <w:proofErr w:type="gramStart"/>
             <w:r>
               <w:rPr>
                 <w:sz w:val="24"/>
@@ -15909,16 +15195,7 @@
                 <w:sz w:val="24"/>
                 <w:szCs w:val="24"/>
               </w:rPr>
-              <w:t xml:space="preserve">  Step</w:t>
-            </w:r>
-            <w:proofErr w:type="gramEnd"/>
-            <w:r>
-              <w:rPr>
-                <w:rFonts w:ascii="Times New Roman" w:eastAsia="Times New Roman" w:hAnsi="Times New Roman" w:cs="Times New Roman"/>
-                <w:sz w:val="24"/>
-                <w:szCs w:val="24"/>
-              </w:rPr>
-              <w:t xml:space="preserve"> 9: The system confirms successful closure</w:t>
+              <w:t xml:space="preserve">  Step 9: The system confirms successful closure</w:t>
             </w:r>
           </w:p>
         </w:tc>
@@ -15987,7 +15264,6 @@
                 <w:szCs w:val="24"/>
               </w:rPr>
             </w:pPr>
-            <w:proofErr w:type="gramStart"/>
             <w:r>
               <w:rPr>
                 <w:sz w:val="24"/>
@@ -16001,16 +15277,7 @@
                 <w:sz w:val="24"/>
                 <w:szCs w:val="24"/>
               </w:rPr>
-              <w:t xml:space="preserve">  Step</w:t>
-            </w:r>
-            <w:proofErr w:type="gramEnd"/>
-            <w:r>
-              <w:rPr>
-                <w:rFonts w:ascii="Times New Roman" w:eastAsia="Times New Roman" w:hAnsi="Times New Roman" w:cs="Times New Roman"/>
-                <w:sz w:val="24"/>
-                <w:szCs w:val="24"/>
-              </w:rPr>
-              <w:t xml:space="preserve"> 1: If login fails, access is denied</w:t>
+              <w:t xml:space="preserve">  Step 1: If login fails, access is denied</w:t>
             </w:r>
           </w:p>
           <w:p>
@@ -16022,7 +15289,6 @@
                 <w:szCs w:val="24"/>
               </w:rPr>
             </w:pPr>
-            <w:proofErr w:type="gramStart"/>
             <w:r>
               <w:rPr>
                 <w:sz w:val="24"/>
@@ -16036,16 +15302,7 @@
                 <w:sz w:val="24"/>
                 <w:szCs w:val="24"/>
               </w:rPr>
-              <w:t xml:space="preserve">  Step</w:t>
-            </w:r>
-            <w:proofErr w:type="gramEnd"/>
-            <w:r>
-              <w:rPr>
-                <w:rFonts w:ascii="Times New Roman" w:eastAsia="Times New Roman" w:hAnsi="Times New Roman" w:cs="Times New Roman"/>
-                <w:sz w:val="24"/>
-                <w:szCs w:val="24"/>
-              </w:rPr>
-              <w:t xml:space="preserve"> 2: If the account is not found, the system displays an error</w:t>
+              <w:t xml:space="preserve">  Step 2: If the account is not found, the system displays an error</w:t>
             </w:r>
           </w:p>
           <w:p>
@@ -16057,7 +15314,6 @@
                 <w:szCs w:val="24"/>
               </w:rPr>
             </w:pPr>
-            <w:proofErr w:type="gramStart"/>
             <w:r>
               <w:rPr>
                 <w:sz w:val="24"/>
@@ -16071,16 +15327,7 @@
                 <w:sz w:val="24"/>
                 <w:szCs w:val="24"/>
               </w:rPr>
-              <w:t xml:space="preserve">  Step</w:t>
-            </w:r>
-            <w:proofErr w:type="gramEnd"/>
-            <w:r>
-              <w:rPr>
-                <w:rFonts w:ascii="Times New Roman" w:eastAsia="Times New Roman" w:hAnsi="Times New Roman" w:cs="Times New Roman"/>
-                <w:sz w:val="24"/>
-                <w:szCs w:val="24"/>
-              </w:rPr>
-              <w:t xml:space="preserve"> 3: If identity verification fails, the process is stopped</w:t>
+              <w:t xml:space="preserve">  Step 3: If identity verification fails, the process is stopped</w:t>
             </w:r>
           </w:p>
           <w:p>
@@ -16092,7 +15339,6 @@
                 <w:szCs w:val="24"/>
               </w:rPr>
             </w:pPr>
-            <w:proofErr w:type="gramStart"/>
             <w:r>
               <w:rPr>
                 <w:sz w:val="24"/>
@@ -16106,16 +15352,7 @@
                 <w:sz w:val="24"/>
                 <w:szCs w:val="24"/>
               </w:rPr>
-              <w:t xml:space="preserve">  Step</w:t>
-            </w:r>
-            <w:proofErr w:type="gramEnd"/>
-            <w:r>
-              <w:rPr>
-                <w:rFonts w:ascii="Times New Roman" w:eastAsia="Times New Roman" w:hAnsi="Times New Roman" w:cs="Times New Roman"/>
-                <w:sz w:val="24"/>
-                <w:szCs w:val="24"/>
-              </w:rPr>
-              <w:t xml:space="preserve"> 4: If the account has a remaining balance, the system requires withdrawal or transfer before closure</w:t>
+              <w:t xml:space="preserve">  Step 4: If the account has a remaining balance, the system requires withdrawal or transfer before closure</w:t>
             </w:r>
           </w:p>
           <w:p>
@@ -16127,7 +15364,6 @@
                 <w:szCs w:val="24"/>
               </w:rPr>
             </w:pPr>
-            <w:proofErr w:type="gramStart"/>
             <w:r>
               <w:rPr>
                 <w:sz w:val="24"/>
@@ -16141,16 +15377,7 @@
                 <w:sz w:val="24"/>
                 <w:szCs w:val="24"/>
               </w:rPr>
-              <w:t xml:space="preserve">  Step</w:t>
-            </w:r>
-            <w:proofErr w:type="gramEnd"/>
-            <w:r>
-              <w:rPr>
-                <w:rFonts w:ascii="Times New Roman" w:eastAsia="Times New Roman" w:hAnsi="Times New Roman" w:cs="Times New Roman"/>
-                <w:sz w:val="24"/>
-                <w:szCs w:val="24"/>
-              </w:rPr>
-              <w:t xml:space="preserve"> 5: If there are pending transactions, the system prevents closure</w:t>
+              <w:t xml:space="preserve">  Step 5: If there are pending transactions, the system prevents closure</w:t>
             </w:r>
           </w:p>
           <w:p>
@@ -16162,7 +15389,6 @@
                 <w:szCs w:val="24"/>
               </w:rPr>
             </w:pPr>
-            <w:proofErr w:type="gramStart"/>
             <w:r>
               <w:rPr>
                 <w:sz w:val="24"/>
@@ -16176,16 +15402,7 @@
                 <w:sz w:val="24"/>
                 <w:szCs w:val="24"/>
               </w:rPr>
-              <w:t xml:space="preserve">  Step</w:t>
-            </w:r>
-            <w:proofErr w:type="gramEnd"/>
-            <w:r>
-              <w:rPr>
-                <w:rFonts w:ascii="Times New Roman" w:eastAsia="Times New Roman" w:hAnsi="Times New Roman" w:cs="Times New Roman"/>
-                <w:sz w:val="24"/>
-                <w:szCs w:val="24"/>
-              </w:rPr>
-              <w:t xml:space="preserve"> 6: If system validation fails, the process is halted and an error is displayed</w:t>
+              <w:t xml:space="preserve">  Step 6: If system validation fails, the process is halted and an error is displayed</w:t>
             </w:r>
           </w:p>
         </w:tc>
@@ -16219,7 +15436,6 @@
                 <w:szCs w:val="24"/>
               </w:rPr>
             </w:pPr>
-            <w:proofErr w:type="gramStart"/>
             <w:r>
               <w:rPr>
                 <w:rFonts w:ascii="Times New Roman" w:eastAsia="Times New Roman" w:hAnsi="Times New Roman" w:cs="Times New Roman"/>
@@ -16227,16 +15443,7 @@
                 <w:szCs w:val="24"/>
               </w:rPr>
               <w:lastRenderedPageBreak/>
-              <w:t>NON FUNCTIONAL</w:t>
-            </w:r>
-            <w:proofErr w:type="gramEnd"/>
-            <w:r>
-              <w:rPr>
-                <w:rFonts w:ascii="Times New Roman" w:eastAsia="Times New Roman" w:hAnsi="Times New Roman" w:cs="Times New Roman"/>
-                <w:sz w:val="24"/>
-                <w:szCs w:val="24"/>
-              </w:rPr>
-              <w:t xml:space="preserve"> REQ</w:t>
+              <w:t>NON FUNCTIONAL REQ</w:t>
             </w:r>
           </w:p>
         </w:tc>
@@ -16265,7 +15472,6 @@
                 <w:szCs w:val="24"/>
               </w:rPr>
             </w:pPr>
-            <w:proofErr w:type="gramStart"/>
             <w:r>
               <w:rPr>
                 <w:sz w:val="24"/>
@@ -16279,16 +15485,7 @@
                 <w:sz w:val="24"/>
                 <w:szCs w:val="24"/>
               </w:rPr>
-              <w:t xml:space="preserve">  The</w:t>
-            </w:r>
-            <w:proofErr w:type="gramEnd"/>
-            <w:r>
-              <w:rPr>
-                <w:rFonts w:ascii="Times New Roman" w:eastAsia="Times New Roman" w:hAnsi="Times New Roman" w:cs="Times New Roman"/>
-                <w:sz w:val="24"/>
-                <w:szCs w:val="24"/>
-              </w:rPr>
-              <w:t xml:space="preserve"> system shall enforce secure login and authentication</w:t>
+              <w:t xml:space="preserve">  The system shall enforce secure login and authentication</w:t>
             </w:r>
           </w:p>
           <w:p>
@@ -16300,7 +15497,6 @@
                 <w:szCs w:val="24"/>
               </w:rPr>
             </w:pPr>
-            <w:proofErr w:type="gramStart"/>
             <w:r>
               <w:rPr>
                 <w:sz w:val="24"/>
@@ -16314,16 +15510,7 @@
                 <w:sz w:val="24"/>
                 <w:szCs w:val="24"/>
               </w:rPr>
-              <w:t xml:space="preserve">  The</w:t>
-            </w:r>
-            <w:proofErr w:type="gramEnd"/>
-            <w:r>
-              <w:rPr>
-                <w:rFonts w:ascii="Times New Roman" w:eastAsia="Times New Roman" w:hAnsi="Times New Roman" w:cs="Times New Roman"/>
-                <w:sz w:val="24"/>
-                <w:szCs w:val="24"/>
-              </w:rPr>
-              <w:t xml:space="preserve"> system shall implement role-based access control</w:t>
+              <w:t xml:space="preserve">  The system shall implement role-based access control</w:t>
             </w:r>
           </w:p>
           <w:p>
@@ -16335,7 +15522,6 @@
                 <w:szCs w:val="24"/>
               </w:rPr>
             </w:pPr>
-            <w:proofErr w:type="gramStart"/>
             <w:r>
               <w:rPr>
                 <w:sz w:val="24"/>
@@ -16349,16 +15535,7 @@
                 <w:sz w:val="24"/>
                 <w:szCs w:val="24"/>
               </w:rPr>
-              <w:t xml:space="preserve">  The</w:t>
-            </w:r>
-            <w:proofErr w:type="gramEnd"/>
-            <w:r>
-              <w:rPr>
-                <w:rFonts w:ascii="Times New Roman" w:eastAsia="Times New Roman" w:hAnsi="Times New Roman" w:cs="Times New Roman"/>
-                <w:sz w:val="24"/>
-                <w:szCs w:val="24"/>
-              </w:rPr>
-              <w:t xml:space="preserve"> system shall log all account closure activities for audit purposes</w:t>
+              <w:t xml:space="preserve">  The system shall log all account closure activities for audit purposes</w:t>
             </w:r>
           </w:p>
           <w:p>
@@ -16370,7 +15547,6 @@
                 <w:szCs w:val="24"/>
               </w:rPr>
             </w:pPr>
-            <w:proofErr w:type="gramStart"/>
             <w:r>
               <w:rPr>
                 <w:sz w:val="24"/>
@@ -16384,16 +15560,7 @@
                 <w:sz w:val="24"/>
                 <w:szCs w:val="24"/>
               </w:rPr>
-              <w:t xml:space="preserve">  The</w:t>
-            </w:r>
-            <w:proofErr w:type="gramEnd"/>
-            <w:r>
-              <w:rPr>
-                <w:rFonts w:ascii="Times New Roman" w:eastAsia="Times New Roman" w:hAnsi="Times New Roman" w:cs="Times New Roman"/>
-                <w:sz w:val="24"/>
-                <w:szCs w:val="24"/>
-              </w:rPr>
-              <w:t xml:space="preserve"> system shall maintain high availability and performance during operations</w:t>
+              <w:t xml:space="preserve">  The system shall maintain high availability and performance during operations</w:t>
             </w:r>
           </w:p>
         </w:tc>
@@ -16462,7 +15629,6 @@
                 <w:szCs w:val="24"/>
               </w:rPr>
             </w:pPr>
-            <w:proofErr w:type="gramStart"/>
             <w:r>
               <w:rPr>
                 <w:sz w:val="24"/>
@@ -16476,16 +15642,7 @@
                 <w:sz w:val="24"/>
                 <w:szCs w:val="24"/>
               </w:rPr>
-              <w:t xml:space="preserve">  The</w:t>
-            </w:r>
-            <w:proofErr w:type="gramEnd"/>
-            <w:r>
-              <w:rPr>
-                <w:rFonts w:ascii="Times New Roman" w:eastAsia="Times New Roman" w:hAnsi="Times New Roman" w:cs="Times New Roman"/>
-                <w:sz w:val="24"/>
-                <w:szCs w:val="24"/>
-              </w:rPr>
-              <w:t xml:space="preserve"> account is marked as closed in the system</w:t>
+              <w:t xml:space="preserve">  The account is marked as closed in the system</w:t>
             </w:r>
           </w:p>
           <w:p>
@@ -16497,7 +15654,6 @@
                 <w:szCs w:val="24"/>
               </w:rPr>
             </w:pPr>
-            <w:proofErr w:type="gramStart"/>
             <w:r>
               <w:rPr>
                 <w:sz w:val="24"/>
@@ -16511,16 +15667,7 @@
                 <w:sz w:val="24"/>
                 <w:szCs w:val="24"/>
               </w:rPr>
-              <w:t xml:space="preserve">  The</w:t>
-            </w:r>
-            <w:proofErr w:type="gramEnd"/>
-            <w:r>
-              <w:rPr>
-                <w:rFonts w:ascii="Times New Roman" w:eastAsia="Times New Roman" w:hAnsi="Times New Roman" w:cs="Times New Roman"/>
-                <w:sz w:val="24"/>
-                <w:szCs w:val="24"/>
-              </w:rPr>
-              <w:t xml:space="preserve"> account can no longer be used for transactions</w:t>
+              <w:t xml:space="preserve">  The account can no longer be used for transactions</w:t>
             </w:r>
           </w:p>
           <w:p>
@@ -16532,7 +15679,6 @@
                 <w:szCs w:val="24"/>
               </w:rPr>
             </w:pPr>
-            <w:proofErr w:type="gramStart"/>
             <w:r>
               <w:rPr>
                 <w:sz w:val="24"/>
@@ -16546,16 +15692,7 @@
                 <w:sz w:val="24"/>
                 <w:szCs w:val="24"/>
               </w:rPr>
-              <w:t xml:space="preserve">  All</w:t>
-            </w:r>
-            <w:proofErr w:type="gramEnd"/>
-            <w:r>
-              <w:rPr>
-                <w:rFonts w:ascii="Times New Roman" w:eastAsia="Times New Roman" w:hAnsi="Times New Roman" w:cs="Times New Roman"/>
-                <w:sz w:val="24"/>
-                <w:szCs w:val="24"/>
-              </w:rPr>
-              <w:t xml:space="preserve"> actions are recorded in audit logs</w:t>
+              <w:t xml:space="preserve">  All actions are recorded in audit logs</w:t>
             </w:r>
           </w:p>
         </w:tc>
@@ -16749,23 +15886,7 @@
                 <w:sz w:val="24"/>
                 <w:szCs w:val="24"/>
               </w:rPr>
-              <w:t xml:space="preserve">This use case describes how a Bank Teller modifies an </w:t>
-            </w:r>
-            <w:proofErr w:type="gramStart"/>
-            <w:r>
-              <w:rPr>
-                <w:sz w:val="24"/>
-                <w:szCs w:val="24"/>
-              </w:rPr>
-              <w:t>existing customer account’s details</w:t>
-            </w:r>
-            <w:proofErr w:type="gramEnd"/>
-            <w:r>
-              <w:rPr>
-                <w:sz w:val="24"/>
-                <w:szCs w:val="24"/>
-              </w:rPr>
-              <w:t xml:space="preserve"> when changes are required.</w:t>
+              <w:t>This use case describes how a Bank Teller modifies an existing customer account’s details when changes are required.</w:t>
             </w:r>
           </w:p>
         </w:tc>
@@ -16941,7 +16062,6 @@
                 <w:szCs w:val="24"/>
               </w:rPr>
             </w:pPr>
-            <w:proofErr w:type="gramStart"/>
             <w:r>
               <w:rPr>
                 <w:sz w:val="24"/>
@@ -16965,18 +16085,7 @@
                 <w:sz w:val="24"/>
                 <w:szCs w:val="24"/>
               </w:rPr>
-              <w:t>Primary</w:t>
-            </w:r>
-            <w:proofErr w:type="gramEnd"/>
-            <w:r>
-              <w:rPr>
-                <w:rFonts w:ascii="Times New Roman" w:eastAsia="Times New Roman" w:hAnsi="Times New Roman" w:cs="Times New Roman"/>
-                <w:b/>
-                <w:bCs/>
-                <w:sz w:val="24"/>
-                <w:szCs w:val="24"/>
-              </w:rPr>
-              <w:t xml:space="preserve"> Actor:</w:t>
+              <w:t>Primary Actor:</w:t>
             </w:r>
             <w:r>
               <w:rPr>
@@ -16996,7 +16105,6 @@
                 <w:szCs w:val="24"/>
               </w:rPr>
             </w:pPr>
-            <w:proofErr w:type="gramStart"/>
             <w:r>
               <w:rPr>
                 <w:sz w:val="24"/>
@@ -17020,18 +16128,7 @@
                 <w:sz w:val="24"/>
                 <w:szCs w:val="24"/>
               </w:rPr>
-              <w:t>Secondary</w:t>
-            </w:r>
-            <w:proofErr w:type="gramEnd"/>
-            <w:r>
-              <w:rPr>
-                <w:rFonts w:ascii="Times New Roman" w:eastAsia="Times New Roman" w:hAnsi="Times New Roman" w:cs="Times New Roman"/>
-                <w:b/>
-                <w:bCs/>
-                <w:sz w:val="24"/>
-                <w:szCs w:val="24"/>
-              </w:rPr>
-              <w:t xml:space="preserve"> Actor:</w:t>
+              <w:t>Secondary Actor:</w:t>
             </w:r>
             <w:r>
               <w:rPr>
@@ -17108,7 +16205,6 @@
                 <w:szCs w:val="24"/>
               </w:rPr>
             </w:pPr>
-            <w:proofErr w:type="gramStart"/>
             <w:r>
               <w:rPr>
                 <w:sz w:val="24"/>
@@ -17122,16 +16218,7 @@
                 <w:sz w:val="24"/>
                 <w:szCs w:val="24"/>
               </w:rPr>
-              <w:t xml:space="preserve">  The</w:t>
-            </w:r>
-            <w:proofErr w:type="gramEnd"/>
-            <w:r>
-              <w:rPr>
-                <w:rFonts w:ascii="Times New Roman" w:eastAsia="Times New Roman" w:hAnsi="Times New Roman" w:cs="Times New Roman"/>
-                <w:sz w:val="24"/>
-                <w:szCs w:val="24"/>
-              </w:rPr>
-              <w:t xml:space="preserve"> Bank Teller is logged into the system.</w:t>
+              <w:t xml:space="preserve">  The Bank Teller is logged into the system.</w:t>
             </w:r>
           </w:p>
           <w:p>
@@ -17143,7 +16230,6 @@
                 <w:szCs w:val="24"/>
               </w:rPr>
             </w:pPr>
-            <w:proofErr w:type="gramStart"/>
             <w:r>
               <w:rPr>
                 <w:sz w:val="24"/>
@@ -17157,16 +16243,7 @@
                 <w:sz w:val="24"/>
                 <w:szCs w:val="24"/>
               </w:rPr>
-              <w:t xml:space="preserve">  The</w:t>
-            </w:r>
-            <w:proofErr w:type="gramEnd"/>
-            <w:r>
-              <w:rPr>
-                <w:rFonts w:ascii="Times New Roman" w:eastAsia="Times New Roman" w:hAnsi="Times New Roman" w:cs="Times New Roman"/>
-                <w:sz w:val="24"/>
-                <w:szCs w:val="24"/>
-              </w:rPr>
-              <w:t xml:space="preserve"> customer requests modification of account details.</w:t>
+              <w:t xml:space="preserve">  The customer requests modification of account details.</w:t>
             </w:r>
           </w:p>
           <w:p>
@@ -17178,7 +16255,6 @@
                 <w:szCs w:val="24"/>
               </w:rPr>
             </w:pPr>
-            <w:proofErr w:type="gramStart"/>
             <w:r>
               <w:rPr>
                 <w:sz w:val="24"/>
@@ -17192,16 +16268,7 @@
                 <w:sz w:val="24"/>
                 <w:szCs w:val="24"/>
               </w:rPr>
-              <w:t xml:space="preserve">  The</w:t>
-            </w:r>
-            <w:proofErr w:type="gramEnd"/>
-            <w:r>
-              <w:rPr>
-                <w:rFonts w:ascii="Times New Roman" w:eastAsia="Times New Roman" w:hAnsi="Times New Roman" w:cs="Times New Roman"/>
-                <w:sz w:val="24"/>
-                <w:szCs w:val="24"/>
-              </w:rPr>
-              <w:t xml:space="preserve"> customer’s identity is verified.</w:t>
+              <w:t xml:space="preserve">  The customer’s identity is verified.</w:t>
             </w:r>
           </w:p>
           <w:p>
@@ -17213,7 +16280,6 @@
                 <w:szCs w:val="24"/>
               </w:rPr>
             </w:pPr>
-            <w:proofErr w:type="gramStart"/>
             <w:r>
               <w:rPr>
                 <w:sz w:val="24"/>
@@ -17227,16 +16293,7 @@
                 <w:sz w:val="24"/>
                 <w:szCs w:val="24"/>
               </w:rPr>
-              <w:t xml:space="preserve">  The</w:t>
-            </w:r>
-            <w:proofErr w:type="gramEnd"/>
-            <w:r>
-              <w:rPr>
-                <w:rFonts w:ascii="Times New Roman" w:eastAsia="Times New Roman" w:hAnsi="Times New Roman" w:cs="Times New Roman"/>
-                <w:sz w:val="24"/>
-                <w:szCs w:val="24"/>
-              </w:rPr>
-              <w:t xml:space="preserve"> customer account exists in the system.</w:t>
+              <w:t xml:space="preserve">  The customer account exists in the system.</w:t>
             </w:r>
           </w:p>
         </w:tc>
@@ -17324,7 +16381,6 @@
                 <w:szCs w:val="24"/>
               </w:rPr>
             </w:pPr>
-            <w:proofErr w:type="gramStart"/>
             <w:r>
               <w:rPr>
                 <w:sz w:val="24"/>
@@ -17338,16 +16394,7 @@
                 <w:sz w:val="24"/>
                 <w:szCs w:val="24"/>
               </w:rPr>
-              <w:t xml:space="preserve">  Step</w:t>
-            </w:r>
-            <w:proofErr w:type="gramEnd"/>
-            <w:r>
-              <w:rPr>
-                <w:rFonts w:ascii="Times New Roman" w:eastAsia="Times New Roman" w:hAnsi="Times New Roman" w:cs="Times New Roman"/>
-                <w:sz w:val="24"/>
-                <w:szCs w:val="24"/>
-              </w:rPr>
-              <w:t xml:space="preserve"> 1: The Bank Teller logs into the system.</w:t>
+              <w:t xml:space="preserve">  Step 1: The Bank Teller logs into the system.</w:t>
             </w:r>
           </w:p>
           <w:p>
@@ -17359,7 +16406,6 @@
                 <w:szCs w:val="24"/>
               </w:rPr>
             </w:pPr>
-            <w:proofErr w:type="gramStart"/>
             <w:r>
               <w:rPr>
                 <w:sz w:val="24"/>
@@ -17373,16 +16419,7 @@
                 <w:sz w:val="24"/>
                 <w:szCs w:val="24"/>
               </w:rPr>
-              <w:t xml:space="preserve">  Step</w:t>
-            </w:r>
-            <w:proofErr w:type="gramEnd"/>
-            <w:r>
-              <w:rPr>
-                <w:rFonts w:ascii="Times New Roman" w:eastAsia="Times New Roman" w:hAnsi="Times New Roman" w:cs="Times New Roman"/>
-                <w:sz w:val="24"/>
-                <w:szCs w:val="24"/>
-              </w:rPr>
-              <w:t xml:space="preserve"> 2: The Bank Teller searches for the customer account.</w:t>
+              <w:t xml:space="preserve">  Step 2: The Bank Teller searches for the customer account.</w:t>
             </w:r>
           </w:p>
           <w:p>
@@ -17394,7 +16431,6 @@
                 <w:szCs w:val="24"/>
               </w:rPr>
             </w:pPr>
-            <w:proofErr w:type="gramStart"/>
             <w:r>
               <w:rPr>
                 <w:sz w:val="24"/>
@@ -17408,16 +16444,7 @@
                 <w:sz w:val="24"/>
                 <w:szCs w:val="24"/>
               </w:rPr>
-              <w:t xml:space="preserve">  Step</w:t>
-            </w:r>
-            <w:proofErr w:type="gramEnd"/>
-            <w:r>
-              <w:rPr>
-                <w:rFonts w:ascii="Times New Roman" w:eastAsia="Times New Roman" w:hAnsi="Times New Roman" w:cs="Times New Roman"/>
-                <w:sz w:val="24"/>
-                <w:szCs w:val="24"/>
-              </w:rPr>
-              <w:t xml:space="preserve"> 3: The Bank Teller verifies the customer’s identity.</w:t>
+              <w:t xml:space="preserve">  Step 3: The Bank Teller verifies the customer’s identity.</w:t>
             </w:r>
           </w:p>
           <w:p>
@@ -17429,7 +16456,6 @@
                 <w:szCs w:val="24"/>
               </w:rPr>
             </w:pPr>
-            <w:proofErr w:type="gramStart"/>
             <w:r>
               <w:rPr>
                 <w:sz w:val="24"/>
@@ -17443,16 +16469,7 @@
                 <w:sz w:val="24"/>
                 <w:szCs w:val="24"/>
               </w:rPr>
-              <w:t xml:space="preserve">  Step</w:t>
-            </w:r>
-            <w:proofErr w:type="gramEnd"/>
-            <w:r>
-              <w:rPr>
-                <w:rFonts w:ascii="Times New Roman" w:eastAsia="Times New Roman" w:hAnsi="Times New Roman" w:cs="Times New Roman"/>
-                <w:sz w:val="24"/>
-                <w:szCs w:val="24"/>
-              </w:rPr>
-              <w:t xml:space="preserve"> 4: The system displays the current account details.</w:t>
+              <w:t xml:space="preserve">  Step 4: The system displays the current account details.</w:t>
             </w:r>
           </w:p>
           <w:p>
@@ -17464,7 +16481,6 @@
                 <w:szCs w:val="24"/>
               </w:rPr>
             </w:pPr>
-            <w:proofErr w:type="gramStart"/>
             <w:r>
               <w:rPr>
                 <w:sz w:val="24"/>
@@ -17478,16 +16494,7 @@
                 <w:sz w:val="24"/>
                 <w:szCs w:val="24"/>
               </w:rPr>
-              <w:t xml:space="preserve">  Step</w:t>
-            </w:r>
-            <w:proofErr w:type="gramEnd"/>
-            <w:r>
-              <w:rPr>
-                <w:rFonts w:ascii="Times New Roman" w:eastAsia="Times New Roman" w:hAnsi="Times New Roman" w:cs="Times New Roman"/>
-                <w:sz w:val="24"/>
-                <w:szCs w:val="24"/>
-              </w:rPr>
-              <w:t xml:space="preserve"> 5: The Bank Teller updates the required account information.</w:t>
+              <w:t xml:space="preserve">  Step 5: The Bank Teller updates the required account information.</w:t>
             </w:r>
           </w:p>
           <w:p>
@@ -17499,7 +16506,6 @@
                 <w:szCs w:val="24"/>
               </w:rPr>
             </w:pPr>
-            <w:proofErr w:type="gramStart"/>
             <w:r>
               <w:rPr>
                 <w:sz w:val="24"/>
@@ -17513,16 +16519,7 @@
                 <w:sz w:val="24"/>
                 <w:szCs w:val="24"/>
               </w:rPr>
-              <w:t xml:space="preserve">  Step</w:t>
-            </w:r>
-            <w:proofErr w:type="gramEnd"/>
-            <w:r>
-              <w:rPr>
-                <w:rFonts w:ascii="Times New Roman" w:eastAsia="Times New Roman" w:hAnsi="Times New Roman" w:cs="Times New Roman"/>
-                <w:sz w:val="24"/>
-                <w:szCs w:val="24"/>
-              </w:rPr>
-              <w:t xml:space="preserve"> 6: The system validates the modified data.</w:t>
+              <w:t xml:space="preserve">  Step 6: The system validates the modified data.</w:t>
             </w:r>
           </w:p>
           <w:p>
@@ -17534,7 +16531,6 @@
                 <w:szCs w:val="24"/>
               </w:rPr>
             </w:pPr>
-            <w:proofErr w:type="gramStart"/>
             <w:r>
               <w:rPr>
                 <w:sz w:val="24"/>
@@ -17548,16 +16544,7 @@
                 <w:sz w:val="24"/>
                 <w:szCs w:val="24"/>
               </w:rPr>
-              <w:t xml:space="preserve">  Step</w:t>
-            </w:r>
-            <w:proofErr w:type="gramEnd"/>
-            <w:r>
-              <w:rPr>
-                <w:rFonts w:ascii="Times New Roman" w:eastAsia="Times New Roman" w:hAnsi="Times New Roman" w:cs="Times New Roman"/>
-                <w:sz w:val="24"/>
-                <w:szCs w:val="24"/>
-              </w:rPr>
-              <w:t xml:space="preserve"> 7: The system saves the updated account details.</w:t>
+              <w:t xml:space="preserve">  Step 7: The system saves the updated account details.</w:t>
             </w:r>
           </w:p>
           <w:p>
@@ -17569,7 +16556,6 @@
                 <w:szCs w:val="24"/>
               </w:rPr>
             </w:pPr>
-            <w:proofErr w:type="gramStart"/>
             <w:r>
               <w:rPr>
                 <w:sz w:val="24"/>
@@ -17583,16 +16569,7 @@
                 <w:sz w:val="24"/>
                 <w:szCs w:val="24"/>
               </w:rPr>
-              <w:t xml:space="preserve">  Step</w:t>
-            </w:r>
-            <w:proofErr w:type="gramEnd"/>
-            <w:r>
-              <w:rPr>
-                <w:rFonts w:ascii="Times New Roman" w:eastAsia="Times New Roman" w:hAnsi="Times New Roman" w:cs="Times New Roman"/>
-                <w:sz w:val="24"/>
-                <w:szCs w:val="24"/>
-              </w:rPr>
-              <w:t xml:space="preserve"> 8: The system confirms that the modification was successful.</w:t>
+              <w:t xml:space="preserve">  Step 8: The system confirms that the modification was successful.</w:t>
             </w:r>
           </w:p>
         </w:tc>
@@ -17661,7 +16638,6 @@
                 <w:szCs w:val="24"/>
               </w:rPr>
             </w:pPr>
-            <w:proofErr w:type="gramStart"/>
             <w:r>
               <w:rPr>
                 <w:sz w:val="24"/>
@@ -17675,16 +16651,7 @@
                 <w:sz w:val="24"/>
                 <w:szCs w:val="24"/>
               </w:rPr>
-              <w:t xml:space="preserve">  Step</w:t>
-            </w:r>
-            <w:proofErr w:type="gramEnd"/>
-            <w:r>
-              <w:rPr>
-                <w:rFonts w:ascii="Times New Roman" w:eastAsia="Times New Roman" w:hAnsi="Times New Roman" w:cs="Times New Roman"/>
-                <w:sz w:val="24"/>
-                <w:szCs w:val="24"/>
-              </w:rPr>
-              <w:t xml:space="preserve"> 1: If login fails, the system denies access.</w:t>
+              <w:t xml:space="preserve">  Step 1: If login fails, the system denies access.</w:t>
             </w:r>
           </w:p>
           <w:p>
@@ -17696,7 +16663,6 @@
                 <w:szCs w:val="24"/>
               </w:rPr>
             </w:pPr>
-            <w:proofErr w:type="gramStart"/>
             <w:r>
               <w:rPr>
                 <w:sz w:val="24"/>
@@ -17710,16 +16676,7 @@
                 <w:sz w:val="24"/>
                 <w:szCs w:val="24"/>
               </w:rPr>
-              <w:t xml:space="preserve">  Step</w:t>
-            </w:r>
-            <w:proofErr w:type="gramEnd"/>
-            <w:r>
-              <w:rPr>
-                <w:rFonts w:ascii="Times New Roman" w:eastAsia="Times New Roman" w:hAnsi="Times New Roman" w:cs="Times New Roman"/>
-                <w:sz w:val="24"/>
-                <w:szCs w:val="24"/>
-              </w:rPr>
-              <w:t xml:space="preserve"> 2: If the account is not found, the system displays an error.</w:t>
+              <w:t xml:space="preserve">  Step 2: If the account is not found, the system displays an error.</w:t>
             </w:r>
           </w:p>
           <w:p>
@@ -17731,7 +16688,6 @@
                 <w:szCs w:val="24"/>
               </w:rPr>
             </w:pPr>
-            <w:proofErr w:type="gramStart"/>
             <w:r>
               <w:rPr>
                 <w:sz w:val="24"/>
@@ -17745,16 +16701,7 @@
                 <w:sz w:val="24"/>
                 <w:szCs w:val="24"/>
               </w:rPr>
-              <w:t xml:space="preserve">  Step</w:t>
-            </w:r>
-            <w:proofErr w:type="gramEnd"/>
-            <w:r>
-              <w:rPr>
-                <w:rFonts w:ascii="Times New Roman" w:eastAsia="Times New Roman" w:hAnsi="Times New Roman" w:cs="Times New Roman"/>
-                <w:sz w:val="24"/>
-                <w:szCs w:val="24"/>
-              </w:rPr>
-              <w:t xml:space="preserve"> 3: If identity verification fails, the modification process is stopped.</w:t>
+              <w:t xml:space="preserve">  Step 3: If identity verification fails, the modification process is stopped.</w:t>
             </w:r>
           </w:p>
           <w:p>
@@ -17766,7 +16713,6 @@
                 <w:szCs w:val="24"/>
               </w:rPr>
             </w:pPr>
-            <w:proofErr w:type="gramStart"/>
             <w:r>
               <w:rPr>
                 <w:sz w:val="24"/>
@@ -17780,16 +16726,7 @@
                 <w:sz w:val="24"/>
                 <w:szCs w:val="24"/>
               </w:rPr>
-              <w:t xml:space="preserve">  Step</w:t>
-            </w:r>
-            <w:proofErr w:type="gramEnd"/>
-            <w:r>
-              <w:rPr>
-                <w:rFonts w:ascii="Times New Roman" w:eastAsia="Times New Roman" w:hAnsi="Times New Roman" w:cs="Times New Roman"/>
-                <w:sz w:val="24"/>
-                <w:szCs w:val="24"/>
-              </w:rPr>
-              <w:t xml:space="preserve"> 4: If the entered data is incomplete or invalid, the system rejects the changes and prompts correction.</w:t>
+              <w:t xml:space="preserve">  Step 4: If the entered data is incomplete or invalid, the system rejects the changes and prompts correction.</w:t>
             </w:r>
           </w:p>
           <w:p>
@@ -17801,7 +16738,6 @@
                 <w:szCs w:val="24"/>
               </w:rPr>
             </w:pPr>
-            <w:proofErr w:type="gramStart"/>
             <w:r>
               <w:rPr>
                 <w:sz w:val="24"/>
@@ -17815,16 +16751,7 @@
                 <w:sz w:val="24"/>
                 <w:szCs w:val="24"/>
               </w:rPr>
-              <w:t xml:space="preserve">  Step</w:t>
-            </w:r>
-            <w:proofErr w:type="gramEnd"/>
-            <w:r>
-              <w:rPr>
-                <w:rFonts w:ascii="Times New Roman" w:eastAsia="Times New Roman" w:hAnsi="Times New Roman" w:cs="Times New Roman"/>
-                <w:sz w:val="24"/>
-                <w:szCs w:val="24"/>
-              </w:rPr>
-              <w:t xml:space="preserve"> 5: If the system fails to save the changes, an error message is displayed and the account details remain unchanged.</w:t>
+              <w:t xml:space="preserve">  Step 5: If the system fails to save the changes, an error message is displayed and the account details remain unchanged.</w:t>
             </w:r>
           </w:p>
         </w:tc>
@@ -17858,23 +16785,13 @@
                 <w:szCs w:val="24"/>
               </w:rPr>
             </w:pPr>
-            <w:proofErr w:type="gramStart"/>
-            <w:r>
-              <w:rPr>
-                <w:rFonts w:ascii="Times New Roman" w:eastAsia="Times New Roman" w:hAnsi="Times New Roman" w:cs="Times New Roman"/>
-                <w:sz w:val="24"/>
-                <w:szCs w:val="24"/>
-              </w:rPr>
-              <w:t>NON FUNCTIONAL</w:t>
-            </w:r>
-            <w:proofErr w:type="gramEnd"/>
-            <w:r>
-              <w:rPr>
-                <w:rFonts w:ascii="Times New Roman" w:eastAsia="Times New Roman" w:hAnsi="Times New Roman" w:cs="Times New Roman"/>
-                <w:sz w:val="24"/>
-                <w:szCs w:val="24"/>
-              </w:rPr>
-              <w:t xml:space="preserve"> REQ</w:t>
+            <w:r>
+              <w:rPr>
+                <w:rFonts w:ascii="Times New Roman" w:eastAsia="Times New Roman" w:hAnsi="Times New Roman" w:cs="Times New Roman"/>
+                <w:sz w:val="24"/>
+                <w:szCs w:val="24"/>
+              </w:rPr>
+              <w:t>NON FUNCTIONAL REQ</w:t>
             </w:r>
           </w:p>
         </w:tc>
@@ -17903,7 +16820,6 @@
                 <w:szCs w:val="24"/>
               </w:rPr>
             </w:pPr>
-            <w:proofErr w:type="gramStart"/>
             <w:r>
               <w:rPr>
                 <w:sz w:val="24"/>
@@ -17917,16 +16833,7 @@
                 <w:sz w:val="24"/>
                 <w:szCs w:val="24"/>
               </w:rPr>
-              <w:t xml:space="preserve">  The</w:t>
-            </w:r>
-            <w:proofErr w:type="gramEnd"/>
-            <w:r>
-              <w:rPr>
-                <w:rFonts w:ascii="Times New Roman" w:eastAsia="Times New Roman" w:hAnsi="Times New Roman" w:cs="Times New Roman"/>
-                <w:sz w:val="24"/>
-                <w:szCs w:val="24"/>
-              </w:rPr>
-              <w:t xml:space="preserve"> system shall enforce secure login and authentication.</w:t>
+              <w:t xml:space="preserve">  The system shall enforce secure login and authentication.</w:t>
             </w:r>
           </w:p>
           <w:p>
@@ -17938,7 +16845,6 @@
                 <w:szCs w:val="24"/>
               </w:rPr>
             </w:pPr>
-            <w:proofErr w:type="gramStart"/>
             <w:r>
               <w:rPr>
                 <w:sz w:val="24"/>
@@ -17952,16 +16858,7 @@
                 <w:sz w:val="24"/>
                 <w:szCs w:val="24"/>
               </w:rPr>
-              <w:t xml:space="preserve">  The</w:t>
-            </w:r>
-            <w:proofErr w:type="gramEnd"/>
-            <w:r>
-              <w:rPr>
-                <w:rFonts w:ascii="Times New Roman" w:eastAsia="Times New Roman" w:hAnsi="Times New Roman" w:cs="Times New Roman"/>
-                <w:sz w:val="24"/>
-                <w:szCs w:val="24"/>
-              </w:rPr>
-              <w:t xml:space="preserve"> system shall apply role-based access control so only authorized users can modify account details.</w:t>
+              <w:t xml:space="preserve">  The system shall apply role-based access control so only authorized users can modify account details.</w:t>
             </w:r>
           </w:p>
           <w:p>
@@ -17973,7 +16870,6 @@
                 <w:szCs w:val="24"/>
               </w:rPr>
             </w:pPr>
-            <w:proofErr w:type="gramStart"/>
             <w:r>
               <w:rPr>
                 <w:sz w:val="24"/>
@@ -17987,16 +16883,7 @@
                 <w:sz w:val="24"/>
                 <w:szCs w:val="24"/>
               </w:rPr>
-              <w:t xml:space="preserve">  The</w:t>
-            </w:r>
-            <w:proofErr w:type="gramEnd"/>
-            <w:r>
-              <w:rPr>
-                <w:rFonts w:ascii="Times New Roman" w:eastAsia="Times New Roman" w:hAnsi="Times New Roman" w:cs="Times New Roman"/>
-                <w:sz w:val="24"/>
-                <w:szCs w:val="24"/>
-              </w:rPr>
-              <w:t xml:space="preserve"> system shall protect customer information using encryption.</w:t>
+              <w:t xml:space="preserve">  The system shall protect customer information using encryption.</w:t>
             </w:r>
           </w:p>
           <w:p>
@@ -18008,7 +16895,6 @@
                 <w:szCs w:val="24"/>
               </w:rPr>
             </w:pPr>
-            <w:proofErr w:type="gramStart"/>
             <w:r>
               <w:rPr>
                 <w:sz w:val="24"/>
@@ -18022,16 +16908,7 @@
                 <w:sz w:val="24"/>
                 <w:szCs w:val="24"/>
               </w:rPr>
-              <w:t xml:space="preserve">  The</w:t>
-            </w:r>
-            <w:proofErr w:type="gramEnd"/>
-            <w:r>
-              <w:rPr>
-                <w:rFonts w:ascii="Times New Roman" w:eastAsia="Times New Roman" w:hAnsi="Times New Roman" w:cs="Times New Roman"/>
-                <w:sz w:val="24"/>
-                <w:szCs w:val="24"/>
-              </w:rPr>
-              <w:t xml:space="preserve"> system shall maintain an audit log of all account modifications.</w:t>
+              <w:t xml:space="preserve">  The system shall maintain an audit log of all account modifications.</w:t>
             </w:r>
           </w:p>
           <w:p>
@@ -18043,7 +16920,6 @@
                 <w:szCs w:val="24"/>
               </w:rPr>
             </w:pPr>
-            <w:proofErr w:type="gramStart"/>
             <w:r>
               <w:rPr>
                 <w:sz w:val="24"/>
@@ -18057,16 +16933,7 @@
                 <w:sz w:val="24"/>
                 <w:szCs w:val="24"/>
               </w:rPr>
-              <w:t xml:space="preserve">  The</w:t>
-            </w:r>
-            <w:proofErr w:type="gramEnd"/>
-            <w:r>
-              <w:rPr>
-                <w:rFonts w:ascii="Times New Roman" w:eastAsia="Times New Roman" w:hAnsi="Times New Roman" w:cs="Times New Roman"/>
-                <w:sz w:val="24"/>
-                <w:szCs w:val="24"/>
-              </w:rPr>
-              <w:t xml:space="preserve"> system shall process account detail updates efficiently under normal load conditions.</w:t>
+              <w:t xml:space="preserve">  The system shall process account detail updates efficiently under normal load conditions.</w:t>
             </w:r>
           </w:p>
         </w:tc>
@@ -18136,7 +17003,6 @@
                 <w:szCs w:val="24"/>
               </w:rPr>
             </w:pPr>
-            <w:proofErr w:type="gramStart"/>
             <w:r>
               <w:rPr>
                 <w:sz w:val="24"/>
@@ -18150,16 +17016,7 @@
                 <w:sz w:val="24"/>
                 <w:szCs w:val="24"/>
               </w:rPr>
-              <w:t xml:space="preserve">  The</w:t>
-            </w:r>
-            <w:proofErr w:type="gramEnd"/>
-            <w:r>
-              <w:rPr>
-                <w:rFonts w:ascii="Times New Roman" w:eastAsia="Times New Roman" w:hAnsi="Times New Roman" w:cs="Times New Roman"/>
-                <w:sz w:val="24"/>
-                <w:szCs w:val="24"/>
-              </w:rPr>
-              <w:t xml:space="preserve"> customer account details are updated in the system.</w:t>
+              <w:t xml:space="preserve">  The customer account details are updated in the system.</w:t>
             </w:r>
           </w:p>
           <w:p>
@@ -18171,7 +17028,6 @@
                 <w:szCs w:val="24"/>
               </w:rPr>
             </w:pPr>
-            <w:proofErr w:type="gramStart"/>
             <w:r>
               <w:rPr>
                 <w:sz w:val="24"/>
@@ -18185,16 +17041,7 @@
                 <w:sz w:val="24"/>
                 <w:szCs w:val="24"/>
               </w:rPr>
-              <w:t xml:space="preserve">  The</w:t>
-            </w:r>
-            <w:proofErr w:type="gramEnd"/>
-            <w:r>
-              <w:rPr>
-                <w:rFonts w:ascii="Times New Roman" w:eastAsia="Times New Roman" w:hAnsi="Times New Roman" w:cs="Times New Roman"/>
-                <w:sz w:val="24"/>
-                <w:szCs w:val="24"/>
-              </w:rPr>
-              <w:t xml:space="preserve"> updated information is securely stored.</w:t>
+              <w:t xml:space="preserve">  The updated information is securely stored.</w:t>
             </w:r>
           </w:p>
           <w:p>
@@ -18206,7 +17053,6 @@
                 <w:szCs w:val="24"/>
               </w:rPr>
             </w:pPr>
-            <w:proofErr w:type="gramStart"/>
             <w:r>
               <w:rPr>
                 <w:sz w:val="24"/>
@@ -18220,16 +17066,7 @@
                 <w:sz w:val="24"/>
                 <w:szCs w:val="24"/>
               </w:rPr>
-              <w:t xml:space="preserve">  The</w:t>
-            </w:r>
-            <w:proofErr w:type="gramEnd"/>
-            <w:r>
-              <w:rPr>
-                <w:rFonts w:ascii="Times New Roman" w:eastAsia="Times New Roman" w:hAnsi="Times New Roman" w:cs="Times New Roman"/>
-                <w:sz w:val="24"/>
-                <w:szCs w:val="24"/>
-              </w:rPr>
-              <w:t xml:space="preserve"> modification activity is recorded in the audit logs.</w:t>
+              <w:t xml:space="preserve">  The modification activity is recorded in the audit logs.</w:t>
             </w:r>
           </w:p>
         </w:tc>
@@ -18423,23 +17260,7 @@
                 <w:sz w:val="24"/>
                 <w:szCs w:val="24"/>
               </w:rPr>
-              <w:t xml:space="preserve">This use case describes how a </w:t>
-            </w:r>
-            <w:proofErr w:type="gramStart"/>
-            <w:r>
-              <w:rPr>
-                <w:sz w:val="24"/>
-                <w:szCs w:val="24"/>
-              </w:rPr>
-              <w:t>Customer</w:t>
-            </w:r>
-            <w:proofErr w:type="gramEnd"/>
-            <w:r>
-              <w:rPr>
-                <w:sz w:val="24"/>
-                <w:szCs w:val="24"/>
-              </w:rPr>
-              <w:t xml:space="preserve"> views their account details and full transaction history through the online portal.</w:t>
+              <w:t>This use case describes how a Customer views their account details and full transaction history through the online portal.</w:t>
             </w:r>
           </w:p>
         </w:tc>
@@ -18590,7 +17411,6 @@
                 <w:szCs w:val="24"/>
               </w:rPr>
             </w:pPr>
-            <w:proofErr w:type="gramStart"/>
             <w:r>
               <w:rPr>
                 <w:sz w:val="24"/>
@@ -18614,18 +17434,7 @@
                 <w:sz w:val="24"/>
                 <w:szCs w:val="24"/>
               </w:rPr>
-              <w:t>Primary</w:t>
-            </w:r>
-            <w:proofErr w:type="gramEnd"/>
-            <w:r>
-              <w:rPr>
-                <w:rFonts w:ascii="Times New Roman" w:eastAsia="Times New Roman" w:hAnsi="Times New Roman" w:cs="Times New Roman"/>
-                <w:b/>
-                <w:bCs/>
-                <w:sz w:val="24"/>
-                <w:szCs w:val="24"/>
-              </w:rPr>
-              <w:t xml:space="preserve"> Actor:</w:t>
+              <w:t>Primary Actor:</w:t>
             </w:r>
             <w:r>
               <w:rPr>
@@ -18702,7 +17511,6 @@
                 <w:szCs w:val="24"/>
               </w:rPr>
             </w:pPr>
-            <w:proofErr w:type="gramStart"/>
             <w:r>
               <w:rPr>
                 <w:sz w:val="24"/>
@@ -18716,16 +17524,7 @@
                 <w:sz w:val="24"/>
                 <w:szCs w:val="24"/>
               </w:rPr>
-              <w:t xml:space="preserve">  The</w:t>
-            </w:r>
-            <w:proofErr w:type="gramEnd"/>
-            <w:r>
-              <w:rPr>
-                <w:rFonts w:ascii="Times New Roman" w:eastAsia="Times New Roman" w:hAnsi="Times New Roman" w:cs="Times New Roman"/>
-                <w:sz w:val="24"/>
-                <w:szCs w:val="24"/>
-              </w:rPr>
-              <w:t xml:space="preserve"> Customer is logged into the system.</w:t>
+              <w:t xml:space="preserve">  The Customer is logged into the system.</w:t>
             </w:r>
           </w:p>
           <w:p>
@@ -18737,7 +17536,6 @@
                 <w:szCs w:val="24"/>
               </w:rPr>
             </w:pPr>
-            <w:proofErr w:type="gramStart"/>
             <w:r>
               <w:rPr>
                 <w:sz w:val="24"/>
@@ -18751,16 +17549,7 @@
                 <w:sz w:val="24"/>
                 <w:szCs w:val="24"/>
               </w:rPr>
-              <w:t xml:space="preserve">  The</w:t>
-            </w:r>
-            <w:proofErr w:type="gramEnd"/>
-            <w:r>
-              <w:rPr>
-                <w:rFonts w:ascii="Times New Roman" w:eastAsia="Times New Roman" w:hAnsi="Times New Roman" w:cs="Times New Roman"/>
-                <w:sz w:val="24"/>
-                <w:szCs w:val="24"/>
-              </w:rPr>
-              <w:t xml:space="preserve"> Customer has an existing bank account.</w:t>
+              <w:t xml:space="preserve">  The Customer has an existing bank account.</w:t>
             </w:r>
           </w:p>
           <w:p>
@@ -18772,7 +17561,6 @@
                 <w:szCs w:val="24"/>
               </w:rPr>
             </w:pPr>
-            <w:proofErr w:type="gramStart"/>
             <w:r>
               <w:rPr>
                 <w:sz w:val="24"/>
@@ -18786,16 +17574,7 @@
                 <w:sz w:val="24"/>
                 <w:szCs w:val="24"/>
               </w:rPr>
-              <w:t xml:space="preserve">  The</w:t>
-            </w:r>
-            <w:proofErr w:type="gramEnd"/>
-            <w:r>
-              <w:rPr>
-                <w:rFonts w:ascii="Times New Roman" w:eastAsia="Times New Roman" w:hAnsi="Times New Roman" w:cs="Times New Roman"/>
-                <w:sz w:val="24"/>
-                <w:szCs w:val="24"/>
-              </w:rPr>
-              <w:t xml:space="preserve"> online portal is available and operational.</w:t>
+              <w:t xml:space="preserve">  The online portal is available and operational.</w:t>
             </w:r>
           </w:p>
         </w:tc>
@@ -18882,7 +17661,6 @@
                 <w:szCs w:val="24"/>
               </w:rPr>
             </w:pPr>
-            <w:proofErr w:type="gramStart"/>
             <w:r>
               <w:rPr>
                 <w:sz w:val="24"/>
@@ -18896,16 +17674,7 @@
                 <w:sz w:val="24"/>
                 <w:szCs w:val="24"/>
               </w:rPr>
-              <w:t xml:space="preserve">  Step</w:t>
-            </w:r>
-            <w:proofErr w:type="gramEnd"/>
-            <w:r>
-              <w:rPr>
-                <w:rFonts w:ascii="Times New Roman" w:eastAsia="Times New Roman" w:hAnsi="Times New Roman" w:cs="Times New Roman"/>
-                <w:sz w:val="24"/>
-                <w:szCs w:val="24"/>
-              </w:rPr>
-              <w:t xml:space="preserve"> 1: The Customer logs into the online banking portal.</w:t>
+              <w:t xml:space="preserve">  Step 1: The Customer logs into the online banking portal.</w:t>
             </w:r>
           </w:p>
           <w:p>
@@ -18917,7 +17686,6 @@
                 <w:szCs w:val="24"/>
               </w:rPr>
             </w:pPr>
-            <w:proofErr w:type="gramStart"/>
             <w:r>
               <w:rPr>
                 <w:sz w:val="24"/>
@@ -18931,16 +17699,7 @@
                 <w:sz w:val="24"/>
                 <w:szCs w:val="24"/>
               </w:rPr>
-              <w:t xml:space="preserve">  Step</w:t>
-            </w:r>
-            <w:proofErr w:type="gramEnd"/>
-            <w:r>
-              <w:rPr>
-                <w:rFonts w:ascii="Times New Roman" w:eastAsia="Times New Roman" w:hAnsi="Times New Roman" w:cs="Times New Roman"/>
-                <w:sz w:val="24"/>
-                <w:szCs w:val="24"/>
-              </w:rPr>
-              <w:t xml:space="preserve"> 2: The Customer selects the account to view.</w:t>
+              <w:t xml:space="preserve">  Step 2: The Customer selects the account to view.</w:t>
             </w:r>
           </w:p>
           <w:p>
@@ -18952,7 +17711,6 @@
                 <w:szCs w:val="24"/>
               </w:rPr>
             </w:pPr>
-            <w:proofErr w:type="gramStart"/>
             <w:r>
               <w:rPr>
                 <w:sz w:val="24"/>
@@ -18966,16 +17724,7 @@
                 <w:sz w:val="24"/>
                 <w:szCs w:val="24"/>
               </w:rPr>
-              <w:t xml:space="preserve">  Step</w:t>
-            </w:r>
-            <w:proofErr w:type="gramEnd"/>
-            <w:r>
-              <w:rPr>
-                <w:rFonts w:ascii="Times New Roman" w:eastAsia="Times New Roman" w:hAnsi="Times New Roman" w:cs="Times New Roman"/>
-                <w:sz w:val="24"/>
-                <w:szCs w:val="24"/>
-              </w:rPr>
-              <w:t xml:space="preserve"> 3: The system displays the account details.</w:t>
+              <w:t xml:space="preserve">  Step 3: The system displays the account details.</w:t>
             </w:r>
           </w:p>
           <w:p>
@@ -18987,7 +17736,6 @@
                 <w:szCs w:val="24"/>
               </w:rPr>
             </w:pPr>
-            <w:proofErr w:type="gramStart"/>
             <w:r>
               <w:rPr>
                 <w:sz w:val="24"/>
@@ -19001,16 +17749,7 @@
                 <w:sz w:val="24"/>
                 <w:szCs w:val="24"/>
               </w:rPr>
-              <w:t xml:space="preserve">  Step</w:t>
-            </w:r>
-            <w:proofErr w:type="gramEnd"/>
-            <w:r>
-              <w:rPr>
-                <w:rFonts w:ascii="Times New Roman" w:eastAsia="Times New Roman" w:hAnsi="Times New Roman" w:cs="Times New Roman"/>
-                <w:sz w:val="24"/>
-                <w:szCs w:val="24"/>
-              </w:rPr>
-              <w:t xml:space="preserve"> 4: The Customer selects the option to view transaction history.</w:t>
+              <w:t xml:space="preserve">  Step 4: The Customer selects the option to view transaction history.</w:t>
             </w:r>
           </w:p>
           <w:p>
@@ -19022,7 +17761,6 @@
                 <w:szCs w:val="24"/>
               </w:rPr>
             </w:pPr>
-            <w:proofErr w:type="gramStart"/>
             <w:r>
               <w:rPr>
                 <w:sz w:val="24"/>
@@ -19036,16 +17774,7 @@
                 <w:sz w:val="24"/>
                 <w:szCs w:val="24"/>
               </w:rPr>
-              <w:t xml:space="preserve">  Step</w:t>
-            </w:r>
-            <w:proofErr w:type="gramEnd"/>
-            <w:r>
-              <w:rPr>
-                <w:rFonts w:ascii="Times New Roman" w:eastAsia="Times New Roman" w:hAnsi="Times New Roman" w:cs="Times New Roman"/>
-                <w:sz w:val="24"/>
-                <w:szCs w:val="24"/>
-              </w:rPr>
-              <w:t xml:space="preserve"> 5: The system retrieves the full transaction history for the selected account.</w:t>
+              <w:t xml:space="preserve">  Step 5: The system retrieves the full transaction history for the selected account.</w:t>
             </w:r>
           </w:p>
           <w:p>
@@ -19057,7 +17786,6 @@
                 <w:szCs w:val="24"/>
               </w:rPr>
             </w:pPr>
-            <w:proofErr w:type="gramStart"/>
             <w:r>
               <w:rPr>
                 <w:sz w:val="24"/>
@@ -19071,16 +17799,7 @@
                 <w:sz w:val="24"/>
                 <w:szCs w:val="24"/>
               </w:rPr>
-              <w:t xml:space="preserve">  Step</w:t>
-            </w:r>
-            <w:proofErr w:type="gramEnd"/>
-            <w:r>
-              <w:rPr>
-                <w:rFonts w:ascii="Times New Roman" w:eastAsia="Times New Roman" w:hAnsi="Times New Roman" w:cs="Times New Roman"/>
-                <w:sz w:val="24"/>
-                <w:szCs w:val="24"/>
-              </w:rPr>
-              <w:t xml:space="preserve"> 6: The system displays the transaction history to the Customer.</w:t>
+              <w:t xml:space="preserve">  Step 6: The system displays the transaction history to the Customer.</w:t>
             </w:r>
           </w:p>
         </w:tc>
@@ -19149,7 +17868,6 @@
                 <w:szCs w:val="24"/>
               </w:rPr>
             </w:pPr>
-            <w:proofErr w:type="gramStart"/>
             <w:r>
               <w:rPr>
                 <w:sz w:val="24"/>
@@ -19163,16 +17881,7 @@
                 <w:sz w:val="24"/>
                 <w:szCs w:val="24"/>
               </w:rPr>
-              <w:t xml:space="preserve">  Step</w:t>
-            </w:r>
-            <w:proofErr w:type="gramEnd"/>
-            <w:r>
-              <w:rPr>
-                <w:rFonts w:ascii="Times New Roman" w:eastAsia="Times New Roman" w:hAnsi="Times New Roman" w:cs="Times New Roman"/>
-                <w:sz w:val="24"/>
-                <w:szCs w:val="24"/>
-              </w:rPr>
-              <w:t xml:space="preserve"> 1: If login fails, the system denies access.</w:t>
+              <w:t xml:space="preserve">  Step 1: If login fails, the system denies access.</w:t>
             </w:r>
           </w:p>
           <w:p>
@@ -19184,7 +17893,6 @@
                 <w:szCs w:val="24"/>
               </w:rPr>
             </w:pPr>
-            <w:proofErr w:type="gramStart"/>
             <w:r>
               <w:rPr>
                 <w:sz w:val="24"/>
@@ -19198,16 +17906,7 @@
                 <w:sz w:val="24"/>
                 <w:szCs w:val="24"/>
               </w:rPr>
-              <w:t xml:space="preserve">  Step</w:t>
-            </w:r>
-            <w:proofErr w:type="gramEnd"/>
-            <w:r>
-              <w:rPr>
-                <w:rFonts w:ascii="Times New Roman" w:eastAsia="Times New Roman" w:hAnsi="Times New Roman" w:cs="Times New Roman"/>
-                <w:sz w:val="24"/>
-                <w:szCs w:val="24"/>
-              </w:rPr>
-              <w:t xml:space="preserve"> 2: If transaction history cannot be retrieved, the system displays an error message.</w:t>
+              <w:t xml:space="preserve">  Step 2: If transaction history cannot be retrieved, the system displays an error message.</w:t>
             </w:r>
           </w:p>
           <w:p>
@@ -19219,7 +17918,6 @@
                 <w:szCs w:val="24"/>
               </w:rPr>
             </w:pPr>
-            <w:proofErr w:type="gramStart"/>
             <w:r>
               <w:rPr>
                 <w:sz w:val="24"/>
@@ -19234,16 +17932,7 @@
                 <w:sz w:val="24"/>
                 <w:szCs w:val="24"/>
               </w:rPr>
-              <w:t xml:space="preserve">  Step</w:t>
-            </w:r>
-            <w:proofErr w:type="gramEnd"/>
-            <w:r>
-              <w:rPr>
-                <w:rFonts w:ascii="Times New Roman" w:eastAsia="Times New Roman" w:hAnsi="Times New Roman" w:cs="Times New Roman"/>
-                <w:sz w:val="24"/>
-                <w:szCs w:val="24"/>
-              </w:rPr>
-              <w:t xml:space="preserve"> 3: If the portal is unavailable, the Customer cannot access account information.</w:t>
+              <w:t xml:space="preserve">  Step 3: If the portal is unavailable, the Customer cannot access account information.</w:t>
             </w:r>
           </w:p>
         </w:tc>
@@ -19277,7 +17966,6 @@
                 <w:szCs w:val="24"/>
               </w:rPr>
             </w:pPr>
-            <w:proofErr w:type="gramStart"/>
             <w:r>
               <w:rPr>
                 <w:rFonts w:ascii="Times New Roman" w:eastAsia="Times New Roman" w:hAnsi="Times New Roman" w:cs="Times New Roman"/>
@@ -19285,16 +17973,7 @@
                 <w:szCs w:val="24"/>
               </w:rPr>
               <w:lastRenderedPageBreak/>
-              <w:t>NON FUNCTIONAL</w:t>
-            </w:r>
-            <w:proofErr w:type="gramEnd"/>
-            <w:r>
-              <w:rPr>
-                <w:rFonts w:ascii="Times New Roman" w:eastAsia="Times New Roman" w:hAnsi="Times New Roman" w:cs="Times New Roman"/>
-                <w:sz w:val="24"/>
-                <w:szCs w:val="24"/>
-              </w:rPr>
-              <w:t xml:space="preserve"> REQ</w:t>
+              <w:t>NON FUNCTIONAL REQ</w:t>
             </w:r>
           </w:p>
         </w:tc>
@@ -19323,7 +18002,6 @@
                 <w:szCs w:val="24"/>
               </w:rPr>
             </w:pPr>
-            <w:proofErr w:type="gramStart"/>
             <w:r>
               <w:rPr>
                 <w:sz w:val="24"/>
@@ -19337,16 +18015,7 @@
                 <w:sz w:val="24"/>
                 <w:szCs w:val="24"/>
               </w:rPr>
-              <w:t xml:space="preserve">  The</w:t>
-            </w:r>
-            <w:proofErr w:type="gramEnd"/>
-            <w:r>
-              <w:rPr>
-                <w:rFonts w:ascii="Times New Roman" w:eastAsia="Times New Roman" w:hAnsi="Times New Roman" w:cs="Times New Roman"/>
-                <w:sz w:val="24"/>
-                <w:szCs w:val="24"/>
-              </w:rPr>
-              <w:t xml:space="preserve"> system shall enforce secure login and authentication.</w:t>
+              <w:t xml:space="preserve">  The system shall enforce secure login and authentication.</w:t>
             </w:r>
           </w:p>
           <w:p>
@@ -19358,7 +18027,6 @@
                 <w:szCs w:val="24"/>
               </w:rPr>
             </w:pPr>
-            <w:proofErr w:type="gramStart"/>
             <w:r>
               <w:rPr>
                 <w:sz w:val="24"/>
@@ -19372,16 +18040,7 @@
                 <w:sz w:val="24"/>
                 <w:szCs w:val="24"/>
               </w:rPr>
-              <w:t xml:space="preserve">  The</w:t>
-            </w:r>
-            <w:proofErr w:type="gramEnd"/>
-            <w:r>
-              <w:rPr>
-                <w:rFonts w:ascii="Times New Roman" w:eastAsia="Times New Roman" w:hAnsi="Times New Roman" w:cs="Times New Roman"/>
-                <w:sz w:val="24"/>
-                <w:szCs w:val="24"/>
-              </w:rPr>
-              <w:t xml:space="preserve"> system shall ensure that Customers can view only their own account information.</w:t>
+              <w:t xml:space="preserve">  The system shall ensure that Customers can view only their own account information.</w:t>
             </w:r>
           </w:p>
           <w:p>
@@ -19393,7 +18052,6 @@
                 <w:szCs w:val="24"/>
               </w:rPr>
             </w:pPr>
-            <w:proofErr w:type="gramStart"/>
             <w:r>
               <w:rPr>
                 <w:sz w:val="24"/>
@@ -19407,16 +18065,7 @@
                 <w:sz w:val="24"/>
                 <w:szCs w:val="24"/>
               </w:rPr>
-              <w:t xml:space="preserve">  The</w:t>
-            </w:r>
-            <w:proofErr w:type="gramEnd"/>
-            <w:r>
-              <w:rPr>
-                <w:rFonts w:ascii="Times New Roman" w:eastAsia="Times New Roman" w:hAnsi="Times New Roman" w:cs="Times New Roman"/>
-                <w:sz w:val="24"/>
-                <w:szCs w:val="24"/>
-              </w:rPr>
-              <w:t xml:space="preserve"> system shall protect account and transaction data using encryption.</w:t>
+              <w:t xml:space="preserve">  The system shall protect account and transaction data using encryption.</w:t>
             </w:r>
           </w:p>
           <w:p>
@@ -19428,7 +18077,6 @@
                 <w:szCs w:val="24"/>
               </w:rPr>
             </w:pPr>
-            <w:proofErr w:type="gramStart"/>
             <w:r>
               <w:rPr>
                 <w:sz w:val="24"/>
@@ -19442,16 +18090,7 @@
                 <w:sz w:val="24"/>
                 <w:szCs w:val="24"/>
               </w:rPr>
-              <w:t xml:space="preserve">  The</w:t>
-            </w:r>
-            <w:proofErr w:type="gramEnd"/>
-            <w:r>
-              <w:rPr>
-                <w:rFonts w:ascii="Times New Roman" w:eastAsia="Times New Roman" w:hAnsi="Times New Roman" w:cs="Times New Roman"/>
-                <w:sz w:val="24"/>
-                <w:szCs w:val="24"/>
-              </w:rPr>
-              <w:t xml:space="preserve"> system shall display account and transaction information efficiently under normal load conditions.</w:t>
+              <w:t xml:space="preserve">  The system shall display account and transaction information efficiently under normal load conditions.</w:t>
             </w:r>
           </w:p>
           <w:p>
@@ -19463,7 +18102,6 @@
                 <w:szCs w:val="24"/>
               </w:rPr>
             </w:pPr>
-            <w:proofErr w:type="gramStart"/>
             <w:r>
               <w:rPr>
                 <w:sz w:val="24"/>
@@ -19477,16 +18115,7 @@
                 <w:sz w:val="24"/>
                 <w:szCs w:val="24"/>
               </w:rPr>
-              <w:t xml:space="preserve">  The</w:t>
-            </w:r>
-            <w:proofErr w:type="gramEnd"/>
-            <w:r>
-              <w:rPr>
-                <w:rFonts w:ascii="Times New Roman" w:eastAsia="Times New Roman" w:hAnsi="Times New Roman" w:cs="Times New Roman"/>
-                <w:sz w:val="24"/>
-                <w:szCs w:val="24"/>
-              </w:rPr>
-              <w:t xml:space="preserve"> system shall maintain availability of the online portal for customer access.</w:t>
+              <w:t xml:space="preserve">  The system shall maintain availability of the online portal for customer access.</w:t>
             </w:r>
           </w:p>
         </w:tc>
@@ -19953,7 +18582,6 @@
                 <w:szCs w:val="24"/>
               </w:rPr>
             </w:pPr>
-            <w:proofErr w:type="gramStart"/>
             <w:r>
               <w:rPr>
                 <w:sz w:val="24"/>
@@ -19977,18 +18605,7 @@
                 <w:sz w:val="24"/>
                 <w:szCs w:val="24"/>
               </w:rPr>
-              <w:t>Primary</w:t>
-            </w:r>
-            <w:proofErr w:type="gramEnd"/>
-            <w:r>
-              <w:rPr>
-                <w:rFonts w:ascii="Times New Roman" w:eastAsia="Times New Roman" w:hAnsi="Times New Roman" w:cs="Times New Roman"/>
-                <w:b/>
-                <w:bCs/>
-                <w:sz w:val="24"/>
-                <w:szCs w:val="24"/>
-              </w:rPr>
-              <w:t xml:space="preserve"> Actor:</w:t>
+              <w:t>Primary Actor:</w:t>
             </w:r>
             <w:r>
               <w:rPr>
@@ -20008,51 +18625,6 @@
                 <w:szCs w:val="24"/>
               </w:rPr>
             </w:pPr>
-            <w:proofErr w:type="gramStart"/>
-            <w:r>
-              <w:rPr>
-                <w:sz w:val="24"/>
-                <w:szCs w:val="24"/>
-              </w:rPr>
-              <w:t>·</w:t>
-            </w:r>
-            <w:r>
-              <w:rPr>
-                <w:rFonts w:ascii="Times New Roman" w:eastAsia="Times New Roman" w:hAnsi="Times New Roman" w:cs="Times New Roman"/>
-                <w:sz w:val="24"/>
-                <w:szCs w:val="24"/>
-              </w:rPr>
-              <w:t xml:space="preserve">  </w:t>
-            </w:r>
-            <w:r>
-              <w:rPr>
-                <w:rFonts w:ascii="Times New Roman" w:eastAsia="Times New Roman" w:hAnsi="Times New Roman" w:cs="Times New Roman"/>
-                <w:b/>
-                <w:bCs/>
-                <w:sz w:val="24"/>
-                <w:szCs w:val="24"/>
-              </w:rPr>
-              <w:t>Secondary</w:t>
-            </w:r>
-            <w:proofErr w:type="gramEnd"/>
-            <w:r>
-              <w:rPr>
-                <w:rFonts w:ascii="Times New Roman" w:eastAsia="Times New Roman" w:hAnsi="Times New Roman" w:cs="Times New Roman"/>
-                <w:b/>
-                <w:bCs/>
-                <w:sz w:val="24"/>
-                <w:szCs w:val="24"/>
-              </w:rPr>
-              <w:t xml:space="preserve"> Actor:</w:t>
-            </w:r>
-            <w:r>
-              <w:rPr>
-                <w:rFonts w:ascii="Times New Roman" w:eastAsia="Times New Roman" w:hAnsi="Times New Roman" w:cs="Times New Roman"/>
-                <w:sz w:val="24"/>
-                <w:szCs w:val="24"/>
-              </w:rPr>
-              <w:t xml:space="preserve"> Customer</w:t>
-            </w:r>
           </w:p>
         </w:tc>
       </w:tr>
@@ -20121,7 +18693,6 @@
                 <w:szCs w:val="24"/>
               </w:rPr>
             </w:pPr>
-            <w:proofErr w:type="gramStart"/>
             <w:r>
               <w:rPr>
                 <w:sz w:val="24"/>
@@ -20135,16 +18706,7 @@
                 <w:sz w:val="24"/>
                 <w:szCs w:val="24"/>
               </w:rPr>
-              <w:t xml:space="preserve">  The</w:t>
-            </w:r>
-            <w:proofErr w:type="gramEnd"/>
-            <w:r>
-              <w:rPr>
-                <w:rFonts w:ascii="Times New Roman" w:eastAsia="Times New Roman" w:hAnsi="Times New Roman" w:cs="Times New Roman"/>
-                <w:sz w:val="24"/>
-                <w:szCs w:val="24"/>
-              </w:rPr>
-              <w:t xml:space="preserve"> Bank Staff is logged into the system.</w:t>
+              <w:t xml:space="preserve">  The Bank Staff is logged into the system.</w:t>
             </w:r>
           </w:p>
           <w:p>
@@ -20156,7 +18718,6 @@
                 <w:szCs w:val="24"/>
               </w:rPr>
             </w:pPr>
-            <w:proofErr w:type="gramStart"/>
             <w:r>
               <w:rPr>
                 <w:sz w:val="24"/>
@@ -20170,16 +18731,7 @@
                 <w:sz w:val="24"/>
                 <w:szCs w:val="24"/>
               </w:rPr>
-              <w:t xml:space="preserve">  The</w:t>
-            </w:r>
-            <w:proofErr w:type="gramEnd"/>
-            <w:r>
-              <w:rPr>
-                <w:rFonts w:ascii="Times New Roman" w:eastAsia="Times New Roman" w:hAnsi="Times New Roman" w:cs="Times New Roman"/>
-                <w:sz w:val="24"/>
-                <w:szCs w:val="24"/>
-              </w:rPr>
-              <w:t xml:space="preserve"> customer exists in the system.</w:t>
+              <w:t xml:space="preserve">  The customer exists in the system.</w:t>
             </w:r>
           </w:p>
           <w:p>
@@ -20191,7 +18743,6 @@
                 <w:szCs w:val="24"/>
               </w:rPr>
             </w:pPr>
-            <w:proofErr w:type="gramStart"/>
             <w:r>
               <w:rPr>
                 <w:sz w:val="24"/>
@@ -20205,16 +18756,7 @@
                 <w:sz w:val="24"/>
                 <w:szCs w:val="24"/>
               </w:rPr>
-              <w:t xml:space="preserve">  The</w:t>
-            </w:r>
-            <w:proofErr w:type="gramEnd"/>
-            <w:r>
-              <w:rPr>
-                <w:rFonts w:ascii="Times New Roman" w:eastAsia="Times New Roman" w:hAnsi="Times New Roman" w:cs="Times New Roman"/>
-                <w:sz w:val="24"/>
-                <w:szCs w:val="24"/>
-              </w:rPr>
-              <w:t xml:space="preserve"> customer’s identity and KYC information are verified.</w:t>
+              <w:t xml:space="preserve">  The customer’s identity and KYC information are verified.</w:t>
             </w:r>
           </w:p>
           <w:p>
@@ -20226,7 +18768,6 @@
                 <w:szCs w:val="24"/>
               </w:rPr>
             </w:pPr>
-            <w:proofErr w:type="gramStart"/>
             <w:r>
               <w:rPr>
                 <w:sz w:val="24"/>
@@ -20240,16 +18781,7 @@
                 <w:sz w:val="24"/>
                 <w:szCs w:val="24"/>
               </w:rPr>
-              <w:t xml:space="preserve">  The</w:t>
-            </w:r>
-            <w:proofErr w:type="gramEnd"/>
-            <w:r>
-              <w:rPr>
-                <w:rFonts w:ascii="Times New Roman" w:eastAsia="Times New Roman" w:hAnsi="Times New Roman" w:cs="Times New Roman"/>
-                <w:sz w:val="24"/>
-                <w:szCs w:val="24"/>
-              </w:rPr>
-              <w:t xml:space="preserve"> system is operational.</w:t>
+              <w:t xml:space="preserve">  The system is operational.</w:t>
             </w:r>
           </w:p>
         </w:tc>
@@ -20336,7 +18868,6 @@
                 <w:szCs w:val="24"/>
               </w:rPr>
             </w:pPr>
-            <w:proofErr w:type="gramStart"/>
             <w:r>
               <w:rPr>
                 <w:sz w:val="24"/>
@@ -20350,16 +18881,7 @@
                 <w:sz w:val="24"/>
                 <w:szCs w:val="24"/>
               </w:rPr>
-              <w:t xml:space="preserve">  Step</w:t>
-            </w:r>
-            <w:proofErr w:type="gramEnd"/>
-            <w:r>
-              <w:rPr>
-                <w:rFonts w:ascii="Times New Roman" w:eastAsia="Times New Roman" w:hAnsi="Times New Roman" w:cs="Times New Roman"/>
-                <w:sz w:val="24"/>
-                <w:szCs w:val="24"/>
-              </w:rPr>
-              <w:t xml:space="preserve"> 1: The Bank Staff logs into the system</w:t>
+              <w:t xml:space="preserve">  Step 1: The Bank Staff logs into the system</w:t>
             </w:r>
           </w:p>
           <w:p>
@@ -20371,7 +18893,6 @@
                 <w:szCs w:val="24"/>
               </w:rPr>
             </w:pPr>
-            <w:proofErr w:type="gramStart"/>
             <w:r>
               <w:rPr>
                 <w:sz w:val="24"/>
@@ -20385,16 +18906,7 @@
                 <w:sz w:val="24"/>
                 <w:szCs w:val="24"/>
               </w:rPr>
-              <w:t xml:space="preserve">  Step</w:t>
-            </w:r>
-            <w:proofErr w:type="gramEnd"/>
-            <w:r>
-              <w:rPr>
-                <w:rFonts w:ascii="Times New Roman" w:eastAsia="Times New Roman" w:hAnsi="Times New Roman" w:cs="Times New Roman"/>
-                <w:sz w:val="24"/>
-                <w:szCs w:val="24"/>
-              </w:rPr>
-              <w:t xml:space="preserve"> 2: The Bank Staff selects the account management module</w:t>
+              <w:t xml:space="preserve">  Step 2: The Bank Staff selects the account management module</w:t>
             </w:r>
           </w:p>
           <w:p>
@@ -20406,7 +18918,6 @@
                 <w:szCs w:val="24"/>
               </w:rPr>
             </w:pPr>
-            <w:proofErr w:type="gramStart"/>
             <w:r>
               <w:rPr>
                 <w:sz w:val="24"/>
@@ -20420,16 +18931,7 @@
                 <w:sz w:val="24"/>
                 <w:szCs w:val="24"/>
               </w:rPr>
-              <w:t xml:space="preserve">  Step</w:t>
-            </w:r>
-            <w:proofErr w:type="gramEnd"/>
-            <w:r>
-              <w:rPr>
-                <w:rFonts w:ascii="Times New Roman" w:eastAsia="Times New Roman" w:hAnsi="Times New Roman" w:cs="Times New Roman"/>
-                <w:sz w:val="24"/>
-                <w:szCs w:val="24"/>
-              </w:rPr>
-              <w:t xml:space="preserve"> 3: The Bank Staff searches for an existing customer or creates a new customer profile</w:t>
+              <w:t xml:space="preserve">  Step 3: The Bank Staff searches for an existing customer or creates a new customer profile</w:t>
             </w:r>
           </w:p>
           <w:p>
@@ -20441,7 +18943,6 @@
                 <w:szCs w:val="24"/>
               </w:rPr>
             </w:pPr>
-            <w:proofErr w:type="gramStart"/>
             <w:r>
               <w:rPr>
                 <w:sz w:val="24"/>
@@ -20455,16 +18956,7 @@
                 <w:sz w:val="24"/>
                 <w:szCs w:val="24"/>
               </w:rPr>
-              <w:t xml:space="preserve">  Step</w:t>
-            </w:r>
-            <w:proofErr w:type="gramEnd"/>
-            <w:r>
-              <w:rPr>
-                <w:rFonts w:ascii="Times New Roman" w:eastAsia="Times New Roman" w:hAnsi="Times New Roman" w:cs="Times New Roman"/>
-                <w:sz w:val="24"/>
-                <w:szCs w:val="24"/>
-              </w:rPr>
-              <w:t xml:space="preserve"> 4: The Bank Staff verifies customer identity and KYC information</w:t>
+              <w:t xml:space="preserve">  Step 4: The Bank Staff verifies customer identity and KYC information</w:t>
             </w:r>
           </w:p>
           <w:p>
@@ -20476,7 +18968,6 @@
                 <w:szCs w:val="24"/>
               </w:rPr>
             </w:pPr>
-            <w:proofErr w:type="gramStart"/>
             <w:r>
               <w:rPr>
                 <w:sz w:val="24"/>
@@ -20490,16 +18981,7 @@
                 <w:sz w:val="24"/>
                 <w:szCs w:val="24"/>
               </w:rPr>
-              <w:t xml:space="preserve">  Step</w:t>
-            </w:r>
-            <w:proofErr w:type="gramEnd"/>
-            <w:r>
-              <w:rPr>
-                <w:rFonts w:ascii="Times New Roman" w:eastAsia="Times New Roman" w:hAnsi="Times New Roman" w:cs="Times New Roman"/>
-                <w:sz w:val="24"/>
-                <w:szCs w:val="24"/>
-              </w:rPr>
-              <w:t xml:space="preserve"> 5: The Bank Staff selects the type of account to create or manage</w:t>
+              <w:t xml:space="preserve">  Step 5: The Bank Staff selects the type of account to create or manage</w:t>
             </w:r>
           </w:p>
           <w:p>
@@ -20511,7 +18993,6 @@
                 <w:szCs w:val="24"/>
               </w:rPr>
             </w:pPr>
-            <w:proofErr w:type="gramStart"/>
             <w:r>
               <w:rPr>
                 <w:sz w:val="24"/>
@@ -20525,16 +19006,7 @@
                 <w:sz w:val="24"/>
                 <w:szCs w:val="24"/>
               </w:rPr>
-              <w:t xml:space="preserve">  Step</w:t>
-            </w:r>
-            <w:proofErr w:type="gramEnd"/>
-            <w:r>
-              <w:rPr>
-                <w:rFonts w:ascii="Times New Roman" w:eastAsia="Times New Roman" w:hAnsi="Times New Roman" w:cs="Times New Roman"/>
-                <w:sz w:val="24"/>
-                <w:szCs w:val="24"/>
-              </w:rPr>
-              <w:t xml:space="preserve"> 6: The Bank Staff enters or updates account details</w:t>
+              <w:t xml:space="preserve">  Step 6: The Bank Staff enters or updates account details</w:t>
             </w:r>
           </w:p>
           <w:p>
@@ -20546,7 +19018,6 @@
                 <w:szCs w:val="24"/>
               </w:rPr>
             </w:pPr>
-            <w:proofErr w:type="gramStart"/>
             <w:r>
               <w:rPr>
                 <w:sz w:val="24"/>
@@ -20560,16 +19031,7 @@
                 <w:sz w:val="24"/>
                 <w:szCs w:val="24"/>
               </w:rPr>
-              <w:t xml:space="preserve">  Step</w:t>
-            </w:r>
-            <w:proofErr w:type="gramEnd"/>
-            <w:r>
-              <w:rPr>
-                <w:rFonts w:ascii="Times New Roman" w:eastAsia="Times New Roman" w:hAnsi="Times New Roman" w:cs="Times New Roman"/>
-                <w:sz w:val="24"/>
-                <w:szCs w:val="24"/>
-              </w:rPr>
-              <w:t xml:space="preserve"> 7: The system validates the entered or modified data</w:t>
+              <w:t xml:space="preserve">  Step 7: The system validates the entered or modified data</w:t>
             </w:r>
           </w:p>
           <w:p>
@@ -20581,7 +19043,6 @@
                 <w:szCs w:val="24"/>
               </w:rPr>
             </w:pPr>
-            <w:proofErr w:type="gramStart"/>
             <w:r>
               <w:rPr>
                 <w:sz w:val="24"/>
@@ -20595,16 +19056,7 @@
                 <w:sz w:val="24"/>
                 <w:szCs w:val="24"/>
               </w:rPr>
-              <w:t xml:space="preserve">  Step</w:t>
-            </w:r>
-            <w:proofErr w:type="gramEnd"/>
-            <w:r>
-              <w:rPr>
-                <w:rFonts w:ascii="Times New Roman" w:eastAsia="Times New Roman" w:hAnsi="Times New Roman" w:cs="Times New Roman"/>
-                <w:sz w:val="24"/>
-                <w:szCs w:val="24"/>
-              </w:rPr>
-              <w:t xml:space="preserve"> 8: The system saves the account information</w:t>
+              <w:t xml:space="preserve">  Step 8: The system saves the account information</w:t>
             </w:r>
           </w:p>
           <w:p>
@@ -20616,7 +19068,6 @@
                 <w:szCs w:val="24"/>
               </w:rPr>
             </w:pPr>
-            <w:proofErr w:type="gramStart"/>
             <w:r>
               <w:rPr>
                 <w:sz w:val="24"/>
@@ -20630,16 +19081,7 @@
                 <w:sz w:val="24"/>
                 <w:szCs w:val="24"/>
               </w:rPr>
-              <w:t xml:space="preserve">  Step</w:t>
-            </w:r>
-            <w:proofErr w:type="gramEnd"/>
-            <w:r>
-              <w:rPr>
-                <w:rFonts w:ascii="Times New Roman" w:eastAsia="Times New Roman" w:hAnsi="Times New Roman" w:cs="Times New Roman"/>
-                <w:sz w:val="24"/>
-                <w:szCs w:val="24"/>
-              </w:rPr>
-              <w:t xml:space="preserve"> 9: The system confirms successful account creation or update</w:t>
+              <w:t xml:space="preserve">  Step 9: The system confirms successful account creation or update</w:t>
             </w:r>
           </w:p>
         </w:tc>
@@ -20708,7 +19150,6 @@
                 <w:szCs w:val="24"/>
               </w:rPr>
             </w:pPr>
-            <w:proofErr w:type="gramStart"/>
             <w:r>
               <w:rPr>
                 <w:sz w:val="24"/>
@@ -20722,16 +19163,7 @@
                 <w:sz w:val="24"/>
                 <w:szCs w:val="24"/>
               </w:rPr>
-              <w:t xml:space="preserve">  Step</w:t>
-            </w:r>
-            <w:proofErr w:type="gramEnd"/>
-            <w:r>
-              <w:rPr>
-                <w:rFonts w:ascii="Times New Roman" w:eastAsia="Times New Roman" w:hAnsi="Times New Roman" w:cs="Times New Roman"/>
-                <w:sz w:val="24"/>
-                <w:szCs w:val="24"/>
-              </w:rPr>
-              <w:t xml:space="preserve"> 1: If login fails, access is denied</w:t>
+              <w:t xml:space="preserve">  Step 1: If login fails, access is denied</w:t>
             </w:r>
           </w:p>
           <w:p>
@@ -20743,7 +19175,6 @@
                 <w:szCs w:val="24"/>
               </w:rPr>
             </w:pPr>
-            <w:proofErr w:type="gramStart"/>
             <w:r>
               <w:rPr>
                 <w:sz w:val="24"/>
@@ -20757,16 +19188,7 @@
                 <w:sz w:val="24"/>
                 <w:szCs w:val="24"/>
               </w:rPr>
-              <w:t xml:space="preserve">  Step</w:t>
-            </w:r>
-            <w:proofErr w:type="gramEnd"/>
-            <w:r>
-              <w:rPr>
-                <w:rFonts w:ascii="Times New Roman" w:eastAsia="Times New Roman" w:hAnsi="Times New Roman" w:cs="Times New Roman"/>
-                <w:sz w:val="24"/>
-                <w:szCs w:val="24"/>
-              </w:rPr>
-              <w:t xml:space="preserve"> 2: If customer is not found, the system prompts to create a new customer profile</w:t>
+              <w:t xml:space="preserve">  Step 2: If customer is not found, the system prompts to create a new customer profile</w:t>
             </w:r>
           </w:p>
           <w:p>
@@ -20778,7 +19200,6 @@
                 <w:szCs w:val="24"/>
               </w:rPr>
             </w:pPr>
-            <w:proofErr w:type="gramStart"/>
             <w:r>
               <w:rPr>
                 <w:sz w:val="24"/>
@@ -20792,16 +19213,7 @@
                 <w:sz w:val="24"/>
                 <w:szCs w:val="24"/>
               </w:rPr>
-              <w:t xml:space="preserve">  Step</w:t>
-            </w:r>
-            <w:proofErr w:type="gramEnd"/>
-            <w:r>
-              <w:rPr>
-                <w:rFonts w:ascii="Times New Roman" w:eastAsia="Times New Roman" w:hAnsi="Times New Roman" w:cs="Times New Roman"/>
-                <w:sz w:val="24"/>
-                <w:szCs w:val="24"/>
-              </w:rPr>
-              <w:t xml:space="preserve"> 3: If KYC verification fails, the process is stopped</w:t>
+              <w:t xml:space="preserve">  Step 3: If KYC verification fails, the process is stopped</w:t>
             </w:r>
           </w:p>
           <w:p>
@@ -20813,7 +19225,6 @@
                 <w:szCs w:val="24"/>
               </w:rPr>
             </w:pPr>
-            <w:proofErr w:type="gramStart"/>
             <w:r>
               <w:rPr>
                 <w:sz w:val="24"/>
@@ -20827,16 +19238,7 @@
                 <w:sz w:val="24"/>
                 <w:szCs w:val="24"/>
               </w:rPr>
-              <w:t xml:space="preserve">  Step</w:t>
-            </w:r>
-            <w:proofErr w:type="gramEnd"/>
-            <w:r>
-              <w:rPr>
-                <w:rFonts w:ascii="Times New Roman" w:eastAsia="Times New Roman" w:hAnsi="Times New Roman" w:cs="Times New Roman"/>
-                <w:sz w:val="24"/>
-                <w:szCs w:val="24"/>
-              </w:rPr>
-              <w:t xml:space="preserve"> 4: If required data is missing or invalid, the system rejects the input and requests correction</w:t>
+              <w:t xml:space="preserve">  Step 4: If required data is missing or invalid, the system rejects the input and requests correction</w:t>
             </w:r>
           </w:p>
           <w:p>
@@ -20848,7 +19250,6 @@
                 <w:szCs w:val="24"/>
               </w:rPr>
             </w:pPr>
-            <w:proofErr w:type="gramStart"/>
             <w:r>
               <w:rPr>
                 <w:sz w:val="24"/>
@@ -20862,16 +19263,7 @@
                 <w:sz w:val="24"/>
                 <w:szCs w:val="24"/>
               </w:rPr>
-              <w:t xml:space="preserve">  Step</w:t>
-            </w:r>
-            <w:proofErr w:type="gramEnd"/>
-            <w:r>
-              <w:rPr>
-                <w:rFonts w:ascii="Times New Roman" w:eastAsia="Times New Roman" w:hAnsi="Times New Roman" w:cs="Times New Roman"/>
-                <w:sz w:val="24"/>
-                <w:szCs w:val="24"/>
-              </w:rPr>
-              <w:t xml:space="preserve"> 5: If system validation fails, the process is halted and an error is displayed</w:t>
+              <w:t xml:space="preserve">  Step 5: If system validation fails, the process is halted and an error is displayed</w:t>
             </w:r>
           </w:p>
         </w:tc>
@@ -20905,7 +19297,6 @@
                 <w:szCs w:val="24"/>
               </w:rPr>
             </w:pPr>
-            <w:proofErr w:type="gramStart"/>
             <w:r>
               <w:rPr>
                 <w:rFonts w:ascii="Times New Roman" w:eastAsia="Times New Roman" w:hAnsi="Times New Roman" w:cs="Times New Roman"/>
@@ -20913,16 +19304,7 @@
                 <w:szCs w:val="24"/>
               </w:rPr>
               <w:lastRenderedPageBreak/>
-              <w:t>NON FUNCTIONAL</w:t>
-            </w:r>
-            <w:proofErr w:type="gramEnd"/>
-            <w:r>
-              <w:rPr>
-                <w:rFonts w:ascii="Times New Roman" w:eastAsia="Times New Roman" w:hAnsi="Times New Roman" w:cs="Times New Roman"/>
-                <w:sz w:val="24"/>
-                <w:szCs w:val="24"/>
-              </w:rPr>
-              <w:t xml:space="preserve"> REQ</w:t>
+              <w:t>NON FUNCTIONAL REQ</w:t>
             </w:r>
           </w:p>
         </w:tc>
@@ -20951,7 +19333,6 @@
                 <w:szCs w:val="24"/>
               </w:rPr>
             </w:pPr>
-            <w:proofErr w:type="gramStart"/>
             <w:r>
               <w:rPr>
                 <w:sz w:val="24"/>
@@ -20965,16 +19346,7 @@
                 <w:sz w:val="24"/>
                 <w:szCs w:val="24"/>
               </w:rPr>
-              <w:t xml:space="preserve">  The</w:t>
-            </w:r>
-            <w:proofErr w:type="gramEnd"/>
-            <w:r>
-              <w:rPr>
-                <w:rFonts w:ascii="Times New Roman" w:eastAsia="Times New Roman" w:hAnsi="Times New Roman" w:cs="Times New Roman"/>
-                <w:sz w:val="24"/>
-                <w:szCs w:val="24"/>
-              </w:rPr>
-              <w:t xml:space="preserve"> system shall enforce secure authentication and role-based access control</w:t>
+              <w:t xml:space="preserve">  The system shall enforce secure authentication and role-based access control</w:t>
             </w:r>
           </w:p>
           <w:p>
@@ -20986,7 +19358,6 @@
                 <w:szCs w:val="24"/>
               </w:rPr>
             </w:pPr>
-            <w:proofErr w:type="gramStart"/>
             <w:r>
               <w:rPr>
                 <w:sz w:val="24"/>
@@ -21000,16 +19371,7 @@
                 <w:sz w:val="24"/>
                 <w:szCs w:val="24"/>
               </w:rPr>
-              <w:t xml:space="preserve">  The</w:t>
-            </w:r>
-            <w:proofErr w:type="gramEnd"/>
-            <w:r>
-              <w:rPr>
-                <w:rFonts w:ascii="Times New Roman" w:eastAsia="Times New Roman" w:hAnsi="Times New Roman" w:cs="Times New Roman"/>
-                <w:sz w:val="24"/>
-                <w:szCs w:val="24"/>
-              </w:rPr>
-              <w:t xml:space="preserve"> system shall ensure data integrity and validation during account operations</w:t>
+              <w:t xml:space="preserve">  The system shall ensure data integrity and validation during account operations</w:t>
             </w:r>
           </w:p>
           <w:p>
@@ -21021,7 +19383,6 @@
                 <w:szCs w:val="24"/>
               </w:rPr>
             </w:pPr>
-            <w:proofErr w:type="gramStart"/>
             <w:r>
               <w:rPr>
                 <w:sz w:val="24"/>
@@ -21035,16 +19396,7 @@
                 <w:sz w:val="24"/>
                 <w:szCs w:val="24"/>
               </w:rPr>
-              <w:t xml:space="preserve">  The</w:t>
-            </w:r>
-            <w:proofErr w:type="gramEnd"/>
-            <w:r>
-              <w:rPr>
-                <w:rFonts w:ascii="Times New Roman" w:eastAsia="Times New Roman" w:hAnsi="Times New Roman" w:cs="Times New Roman"/>
-                <w:sz w:val="24"/>
-                <w:szCs w:val="24"/>
-              </w:rPr>
-              <w:t xml:space="preserve"> system shall protect customer data using encryption</w:t>
+              <w:t xml:space="preserve">  The system shall protect customer data using encryption</w:t>
             </w:r>
           </w:p>
           <w:p>
@@ -21056,7 +19408,6 @@
                 <w:szCs w:val="24"/>
               </w:rPr>
             </w:pPr>
-            <w:proofErr w:type="gramStart"/>
             <w:r>
               <w:rPr>
                 <w:sz w:val="24"/>
@@ -21070,16 +19421,7 @@
                 <w:sz w:val="24"/>
                 <w:szCs w:val="24"/>
               </w:rPr>
-              <w:t xml:space="preserve">  The</w:t>
-            </w:r>
-            <w:proofErr w:type="gramEnd"/>
-            <w:r>
-              <w:rPr>
-                <w:rFonts w:ascii="Times New Roman" w:eastAsia="Times New Roman" w:hAnsi="Times New Roman" w:cs="Times New Roman"/>
-                <w:sz w:val="24"/>
-                <w:szCs w:val="24"/>
-              </w:rPr>
-              <w:t xml:space="preserve"> system shall log all account management actions for audit purposes</w:t>
+              <w:t xml:space="preserve">  The system shall log all account management actions for audit purposes</w:t>
             </w:r>
           </w:p>
           <w:p>
@@ -21091,7 +19433,6 @@
                 <w:szCs w:val="24"/>
               </w:rPr>
             </w:pPr>
-            <w:proofErr w:type="gramStart"/>
             <w:r>
               <w:rPr>
                 <w:sz w:val="24"/>
@@ -21105,16 +19446,7 @@
                 <w:sz w:val="24"/>
                 <w:szCs w:val="24"/>
               </w:rPr>
-              <w:t xml:space="preserve">  The</w:t>
-            </w:r>
-            <w:proofErr w:type="gramEnd"/>
-            <w:r>
-              <w:rPr>
-                <w:rFonts w:ascii="Times New Roman" w:eastAsia="Times New Roman" w:hAnsi="Times New Roman" w:cs="Times New Roman"/>
-                <w:sz w:val="24"/>
-                <w:szCs w:val="24"/>
-              </w:rPr>
-              <w:t xml:space="preserve"> system shall process requests efficiently under normal load conditions</w:t>
+              <w:t xml:space="preserve">  The system shall process requests efficiently under normal load conditions</w:t>
             </w:r>
           </w:p>
         </w:tc>
@@ -21183,7 +19515,6 @@
                 <w:szCs w:val="24"/>
               </w:rPr>
             </w:pPr>
-            <w:proofErr w:type="gramStart"/>
             <w:r>
               <w:rPr>
                 <w:sz w:val="24"/>
@@ -21197,16 +19528,7 @@
                 <w:sz w:val="24"/>
                 <w:szCs w:val="24"/>
               </w:rPr>
-              <w:t xml:space="preserve">  Customer</w:t>
-            </w:r>
-            <w:proofErr w:type="gramEnd"/>
-            <w:r>
-              <w:rPr>
-                <w:rFonts w:ascii="Times New Roman" w:eastAsia="Times New Roman" w:hAnsi="Times New Roman" w:cs="Times New Roman"/>
-                <w:sz w:val="24"/>
-                <w:szCs w:val="24"/>
-              </w:rPr>
-              <w:t xml:space="preserve"> accounts are created or updated successfully</w:t>
+              <w:t xml:space="preserve">  Customer accounts are created or updated successfully</w:t>
             </w:r>
           </w:p>
           <w:p>
@@ -21218,7 +19540,6 @@
                 <w:szCs w:val="24"/>
               </w:rPr>
             </w:pPr>
-            <w:proofErr w:type="gramStart"/>
             <w:r>
               <w:rPr>
                 <w:sz w:val="24"/>
@@ -21232,16 +19553,7 @@
                 <w:sz w:val="24"/>
                 <w:szCs w:val="24"/>
               </w:rPr>
-              <w:t xml:space="preserve">  Account</w:t>
-            </w:r>
-            <w:proofErr w:type="gramEnd"/>
-            <w:r>
-              <w:rPr>
-                <w:rFonts w:ascii="Times New Roman" w:eastAsia="Times New Roman" w:hAnsi="Times New Roman" w:cs="Times New Roman"/>
-                <w:sz w:val="24"/>
-                <w:szCs w:val="24"/>
-              </w:rPr>
-              <w:t xml:space="preserve"> data is securely stored in the system</w:t>
+              <w:t xml:space="preserve">  Account data is securely stored in the system</w:t>
             </w:r>
           </w:p>
           <w:p>
@@ -21253,7 +19565,6 @@
                 <w:szCs w:val="24"/>
               </w:rPr>
             </w:pPr>
-            <w:proofErr w:type="gramStart"/>
             <w:r>
               <w:rPr>
                 <w:sz w:val="24"/>
@@ -21267,16 +19578,7 @@
                 <w:sz w:val="24"/>
                 <w:szCs w:val="24"/>
               </w:rPr>
-              <w:t xml:space="preserve">  All</w:t>
-            </w:r>
-            <w:proofErr w:type="gramEnd"/>
-            <w:r>
-              <w:rPr>
-                <w:rFonts w:ascii="Times New Roman" w:eastAsia="Times New Roman" w:hAnsi="Times New Roman" w:cs="Times New Roman"/>
-                <w:sz w:val="24"/>
-                <w:szCs w:val="24"/>
-              </w:rPr>
-              <w:t xml:space="preserve"> actions are recorded in audit logs</w:t>
+              <w:t xml:space="preserve">  All actions are recorded in audit logs</w:t>
             </w:r>
           </w:p>
         </w:tc>
@@ -21621,7 +19923,6 @@
                 <w:szCs w:val="24"/>
               </w:rPr>
             </w:pPr>
-            <w:proofErr w:type="gramStart"/>
             <w:r>
               <w:rPr>
                 <w:sz w:val="24"/>
@@ -21645,18 +19946,7 @@
                 <w:sz w:val="24"/>
                 <w:szCs w:val="24"/>
               </w:rPr>
-              <w:t>Primary</w:t>
-            </w:r>
-            <w:proofErr w:type="gramEnd"/>
-            <w:r>
-              <w:rPr>
-                <w:rFonts w:ascii="Times New Roman" w:eastAsia="Times New Roman" w:hAnsi="Times New Roman" w:cs="Times New Roman"/>
-                <w:b/>
-                <w:bCs/>
-                <w:sz w:val="24"/>
-                <w:szCs w:val="24"/>
-              </w:rPr>
-              <w:t xml:space="preserve"> Actor:</w:t>
+              <w:t>Primary Actor:</w:t>
             </w:r>
             <w:r>
               <w:rPr>
@@ -21676,7 +19966,6 @@
                 <w:szCs w:val="24"/>
               </w:rPr>
             </w:pPr>
-            <w:proofErr w:type="gramStart"/>
             <w:r>
               <w:rPr>
                 <w:sz w:val="24"/>
@@ -21700,18 +19989,7 @@
                 <w:sz w:val="24"/>
                 <w:szCs w:val="24"/>
               </w:rPr>
-              <w:t>Secondary</w:t>
-            </w:r>
-            <w:proofErr w:type="gramEnd"/>
-            <w:r>
-              <w:rPr>
-                <w:rFonts w:ascii="Times New Roman" w:eastAsia="Times New Roman" w:hAnsi="Times New Roman" w:cs="Times New Roman"/>
-                <w:b/>
-                <w:bCs/>
-                <w:sz w:val="24"/>
-                <w:szCs w:val="24"/>
-              </w:rPr>
-              <w:t xml:space="preserve"> Actor:</w:t>
+              <w:t>Secondary Actor:</w:t>
             </w:r>
             <w:r>
               <w:rPr>
@@ -21788,7 +20066,6 @@
                 <w:szCs w:val="24"/>
               </w:rPr>
             </w:pPr>
-            <w:proofErr w:type="gramStart"/>
             <w:r>
               <w:rPr>
                 <w:sz w:val="24"/>
@@ -21802,16 +20079,7 @@
                 <w:sz w:val="24"/>
                 <w:szCs w:val="24"/>
               </w:rPr>
-              <w:t xml:space="preserve">  The</w:t>
-            </w:r>
-            <w:proofErr w:type="gramEnd"/>
-            <w:r>
-              <w:rPr>
-                <w:rFonts w:ascii="Times New Roman" w:eastAsia="Times New Roman" w:hAnsi="Times New Roman" w:cs="Times New Roman"/>
-                <w:sz w:val="24"/>
-                <w:szCs w:val="24"/>
-              </w:rPr>
-              <w:t xml:space="preserve"> Bank Staff is logged into the system.</w:t>
+              <w:t xml:space="preserve">  The Bank Staff is logged into the system.</w:t>
             </w:r>
           </w:p>
           <w:p>
@@ -21823,7 +20091,6 @@
                 <w:szCs w:val="24"/>
               </w:rPr>
             </w:pPr>
-            <w:proofErr w:type="gramStart"/>
             <w:r>
               <w:rPr>
                 <w:sz w:val="24"/>
@@ -21837,16 +20104,7 @@
                 <w:sz w:val="24"/>
                 <w:szCs w:val="24"/>
               </w:rPr>
-              <w:t xml:space="preserve">  The</w:t>
-            </w:r>
-            <w:proofErr w:type="gramEnd"/>
-            <w:r>
-              <w:rPr>
-                <w:rFonts w:ascii="Times New Roman" w:eastAsia="Times New Roman" w:hAnsi="Times New Roman" w:cs="Times New Roman"/>
-                <w:sz w:val="24"/>
-                <w:szCs w:val="24"/>
-              </w:rPr>
-              <w:t xml:space="preserve"> customer exists in the system.</w:t>
+              <w:t xml:space="preserve">  The customer exists in the system.</w:t>
             </w:r>
           </w:p>
           <w:p>
@@ -21858,7 +20116,6 @@
                 <w:szCs w:val="24"/>
               </w:rPr>
             </w:pPr>
-            <w:proofErr w:type="gramStart"/>
             <w:r>
               <w:rPr>
                 <w:sz w:val="24"/>
@@ -21872,16 +20129,7 @@
                 <w:sz w:val="24"/>
                 <w:szCs w:val="24"/>
               </w:rPr>
-              <w:t xml:space="preserve">  The</w:t>
-            </w:r>
-            <w:proofErr w:type="gramEnd"/>
-            <w:r>
-              <w:rPr>
-                <w:rFonts w:ascii="Times New Roman" w:eastAsia="Times New Roman" w:hAnsi="Times New Roman" w:cs="Times New Roman"/>
-                <w:sz w:val="24"/>
-                <w:szCs w:val="24"/>
-              </w:rPr>
-              <w:t xml:space="preserve"> customer provides the required KYC or identity documents.</w:t>
+              <w:t xml:space="preserve">  The customer provides the required KYC or identity documents.</w:t>
             </w:r>
           </w:p>
           <w:p>
@@ -21893,7 +20141,6 @@
                 <w:szCs w:val="24"/>
               </w:rPr>
             </w:pPr>
-            <w:proofErr w:type="gramStart"/>
             <w:r>
               <w:rPr>
                 <w:sz w:val="24"/>
@@ -21907,16 +20154,7 @@
                 <w:sz w:val="24"/>
                 <w:szCs w:val="24"/>
               </w:rPr>
-              <w:t xml:space="preserve">  The</w:t>
-            </w:r>
-            <w:proofErr w:type="gramEnd"/>
-            <w:r>
-              <w:rPr>
-                <w:rFonts w:ascii="Times New Roman" w:eastAsia="Times New Roman" w:hAnsi="Times New Roman" w:cs="Times New Roman"/>
-                <w:sz w:val="24"/>
-                <w:szCs w:val="24"/>
-              </w:rPr>
-              <w:t xml:space="preserve"> system is available and operational.</w:t>
+              <w:t xml:space="preserve">  The system is available and operational.</w:t>
             </w:r>
           </w:p>
         </w:tc>
@@ -22004,7 +20242,6 @@
                 <w:szCs w:val="24"/>
               </w:rPr>
             </w:pPr>
-            <w:proofErr w:type="gramStart"/>
             <w:r>
               <w:rPr>
                 <w:sz w:val="24"/>
@@ -22018,16 +20255,7 @@
                 <w:sz w:val="24"/>
                 <w:szCs w:val="24"/>
               </w:rPr>
-              <w:t xml:space="preserve">  Step</w:t>
-            </w:r>
-            <w:proofErr w:type="gramEnd"/>
-            <w:r>
-              <w:rPr>
-                <w:rFonts w:ascii="Times New Roman" w:eastAsia="Times New Roman" w:hAnsi="Times New Roman" w:cs="Times New Roman"/>
-                <w:sz w:val="24"/>
-                <w:szCs w:val="24"/>
-              </w:rPr>
-              <w:t xml:space="preserve"> 1: The Bank Staff logs into the system.</w:t>
+              <w:t xml:space="preserve">  Step 1: The Bank Staff logs into the system.</w:t>
             </w:r>
           </w:p>
           <w:p>
@@ -22039,7 +20267,6 @@
                 <w:szCs w:val="24"/>
               </w:rPr>
             </w:pPr>
-            <w:proofErr w:type="gramStart"/>
             <w:r>
               <w:rPr>
                 <w:sz w:val="24"/>
@@ -22053,16 +20280,7 @@
                 <w:sz w:val="24"/>
                 <w:szCs w:val="24"/>
               </w:rPr>
-              <w:t xml:space="preserve">  Step</w:t>
-            </w:r>
-            <w:proofErr w:type="gramEnd"/>
-            <w:r>
-              <w:rPr>
-                <w:rFonts w:ascii="Times New Roman" w:eastAsia="Times New Roman" w:hAnsi="Times New Roman" w:cs="Times New Roman"/>
-                <w:sz w:val="24"/>
-                <w:szCs w:val="24"/>
-              </w:rPr>
-              <w:t xml:space="preserve"> 2: The Bank Staff searches for the customer profile.</w:t>
+              <w:t xml:space="preserve">  Step 2: The Bank Staff searches for the customer profile.</w:t>
             </w:r>
           </w:p>
           <w:p>
@@ -22074,7 +20292,6 @@
                 <w:szCs w:val="24"/>
               </w:rPr>
             </w:pPr>
-            <w:proofErr w:type="gramStart"/>
             <w:r>
               <w:rPr>
                 <w:sz w:val="24"/>
@@ -22088,16 +20305,7 @@
                 <w:sz w:val="24"/>
                 <w:szCs w:val="24"/>
               </w:rPr>
-              <w:t xml:space="preserve">  Step</w:t>
-            </w:r>
-            <w:proofErr w:type="gramEnd"/>
-            <w:r>
-              <w:rPr>
-                <w:rFonts w:ascii="Times New Roman" w:eastAsia="Times New Roman" w:hAnsi="Times New Roman" w:cs="Times New Roman"/>
-                <w:sz w:val="24"/>
-                <w:szCs w:val="24"/>
-              </w:rPr>
-              <w:t xml:space="preserve"> 3: The system displays the customer’s current KYC and identity information.</w:t>
+              <w:t xml:space="preserve">  Step 3: The system displays the customer’s current KYC and identity information.</w:t>
             </w:r>
           </w:p>
           <w:p>
@@ -22109,7 +20317,6 @@
                 <w:szCs w:val="24"/>
               </w:rPr>
             </w:pPr>
-            <w:proofErr w:type="gramStart"/>
             <w:r>
               <w:rPr>
                 <w:sz w:val="24"/>
@@ -22123,16 +20330,7 @@
                 <w:sz w:val="24"/>
                 <w:szCs w:val="24"/>
               </w:rPr>
-              <w:t xml:space="preserve">  Step</w:t>
-            </w:r>
-            <w:proofErr w:type="gramEnd"/>
-            <w:r>
-              <w:rPr>
-                <w:rFonts w:ascii="Times New Roman" w:eastAsia="Times New Roman" w:hAnsi="Times New Roman" w:cs="Times New Roman"/>
-                <w:sz w:val="24"/>
-                <w:szCs w:val="24"/>
-              </w:rPr>
-              <w:t xml:space="preserve"> 4: The Bank Staff collects the updated KYC or identity documents from the customer.</w:t>
+              <w:t xml:space="preserve">  Step 4: The Bank Staff collects the updated KYC or identity documents from the customer.</w:t>
             </w:r>
           </w:p>
           <w:p>
@@ -22144,7 +20342,6 @@
                 <w:szCs w:val="24"/>
               </w:rPr>
             </w:pPr>
-            <w:proofErr w:type="gramStart"/>
             <w:r>
               <w:rPr>
                 <w:sz w:val="24"/>
@@ -22158,16 +20355,7 @@
                 <w:sz w:val="24"/>
                 <w:szCs w:val="24"/>
               </w:rPr>
-              <w:t xml:space="preserve">  Step</w:t>
-            </w:r>
-            <w:proofErr w:type="gramEnd"/>
-            <w:r>
-              <w:rPr>
-                <w:rFonts w:ascii="Times New Roman" w:eastAsia="Times New Roman" w:hAnsi="Times New Roman" w:cs="Times New Roman"/>
-                <w:sz w:val="24"/>
-                <w:szCs w:val="24"/>
-              </w:rPr>
-              <w:t xml:space="preserve"> 5: The Bank Staff enters or uploads the updated customer information into the system.</w:t>
+              <w:t xml:space="preserve">  Step 5: The Bank Staff enters or uploads the updated customer information into the system.</w:t>
             </w:r>
           </w:p>
           <w:p>
@@ -22179,7 +20367,6 @@
                 <w:szCs w:val="24"/>
               </w:rPr>
             </w:pPr>
-            <w:proofErr w:type="gramStart"/>
             <w:r>
               <w:rPr>
                 <w:sz w:val="24"/>
@@ -22193,16 +20380,7 @@
                 <w:sz w:val="24"/>
                 <w:szCs w:val="24"/>
               </w:rPr>
-              <w:t xml:space="preserve">  Step</w:t>
-            </w:r>
-            <w:proofErr w:type="gramEnd"/>
-            <w:r>
-              <w:rPr>
-                <w:rFonts w:ascii="Times New Roman" w:eastAsia="Times New Roman" w:hAnsi="Times New Roman" w:cs="Times New Roman"/>
-                <w:sz w:val="24"/>
-                <w:szCs w:val="24"/>
-              </w:rPr>
-              <w:t xml:space="preserve"> 6: The system validates the entered data and document details.</w:t>
+              <w:t xml:space="preserve">  Step 6: The system validates the entered data and document details.</w:t>
             </w:r>
           </w:p>
           <w:p>
@@ -22214,7 +20392,6 @@
                 <w:szCs w:val="24"/>
               </w:rPr>
             </w:pPr>
-            <w:proofErr w:type="gramStart"/>
             <w:r>
               <w:rPr>
                 <w:sz w:val="24"/>
@@ -22228,16 +20405,7 @@
                 <w:sz w:val="24"/>
                 <w:szCs w:val="24"/>
               </w:rPr>
-              <w:t xml:space="preserve">  Step</w:t>
-            </w:r>
-            <w:proofErr w:type="gramEnd"/>
-            <w:r>
-              <w:rPr>
-                <w:rFonts w:ascii="Times New Roman" w:eastAsia="Times New Roman" w:hAnsi="Times New Roman" w:cs="Times New Roman"/>
-                <w:sz w:val="24"/>
-                <w:szCs w:val="24"/>
-              </w:rPr>
-              <w:t xml:space="preserve"> 7: The system saves the updated KYC and identity information.</w:t>
+              <w:t xml:space="preserve">  Step 7: The system saves the updated KYC and identity information.</w:t>
             </w:r>
           </w:p>
           <w:p>
@@ -22249,7 +20417,6 @@
                 <w:szCs w:val="24"/>
               </w:rPr>
             </w:pPr>
-            <w:proofErr w:type="gramStart"/>
             <w:r>
               <w:rPr>
                 <w:sz w:val="24"/>
@@ -22263,16 +20430,7 @@
                 <w:sz w:val="24"/>
                 <w:szCs w:val="24"/>
               </w:rPr>
-              <w:t xml:space="preserve">  Step</w:t>
-            </w:r>
-            <w:proofErr w:type="gramEnd"/>
-            <w:r>
-              <w:rPr>
-                <w:rFonts w:ascii="Times New Roman" w:eastAsia="Times New Roman" w:hAnsi="Times New Roman" w:cs="Times New Roman"/>
-                <w:sz w:val="24"/>
-                <w:szCs w:val="24"/>
-              </w:rPr>
-              <w:t xml:space="preserve"> 8: The system confirms that the update was successful.</w:t>
+              <w:t xml:space="preserve">  Step 8: The system confirms that the update was successful.</w:t>
             </w:r>
           </w:p>
         </w:tc>
@@ -22341,7 +20499,6 @@
                 <w:szCs w:val="24"/>
               </w:rPr>
             </w:pPr>
-            <w:proofErr w:type="gramStart"/>
             <w:r>
               <w:rPr>
                 <w:sz w:val="24"/>
@@ -22355,16 +20512,7 @@
                 <w:sz w:val="24"/>
                 <w:szCs w:val="24"/>
               </w:rPr>
-              <w:t xml:space="preserve">  Step</w:t>
-            </w:r>
-            <w:proofErr w:type="gramEnd"/>
-            <w:r>
-              <w:rPr>
-                <w:rFonts w:ascii="Times New Roman" w:eastAsia="Times New Roman" w:hAnsi="Times New Roman" w:cs="Times New Roman"/>
-                <w:sz w:val="24"/>
-                <w:szCs w:val="24"/>
-              </w:rPr>
-              <w:t xml:space="preserve"> 1: If login fails, the system denies access.</w:t>
+              <w:t xml:space="preserve">  Step 1: If login fails, the system denies access.</w:t>
             </w:r>
           </w:p>
           <w:p>
@@ -22376,7 +20524,6 @@
                 <w:szCs w:val="24"/>
               </w:rPr>
             </w:pPr>
-            <w:proofErr w:type="gramStart"/>
             <w:r>
               <w:rPr>
                 <w:sz w:val="24"/>
@@ -22390,16 +20537,7 @@
                 <w:sz w:val="24"/>
                 <w:szCs w:val="24"/>
               </w:rPr>
-              <w:t xml:space="preserve">  Step</w:t>
-            </w:r>
-            <w:proofErr w:type="gramEnd"/>
-            <w:r>
-              <w:rPr>
-                <w:rFonts w:ascii="Times New Roman" w:eastAsia="Times New Roman" w:hAnsi="Times New Roman" w:cs="Times New Roman"/>
-                <w:sz w:val="24"/>
-                <w:szCs w:val="24"/>
-              </w:rPr>
-              <w:t xml:space="preserve"> 2: If the customer profile is not found, the system displays an error.</w:t>
+              <w:t xml:space="preserve">  Step 2: If the customer profile is not found, the system displays an error.</w:t>
             </w:r>
           </w:p>
           <w:p>
@@ -22411,7 +20549,6 @@
                 <w:szCs w:val="24"/>
               </w:rPr>
             </w:pPr>
-            <w:proofErr w:type="gramStart"/>
             <w:r>
               <w:rPr>
                 <w:sz w:val="24"/>
@@ -22425,16 +20562,7 @@
                 <w:sz w:val="24"/>
                 <w:szCs w:val="24"/>
               </w:rPr>
-              <w:t xml:space="preserve">  Step</w:t>
-            </w:r>
-            <w:proofErr w:type="gramEnd"/>
-            <w:r>
-              <w:rPr>
-                <w:rFonts w:ascii="Times New Roman" w:eastAsia="Times New Roman" w:hAnsi="Times New Roman" w:cs="Times New Roman"/>
-                <w:sz w:val="24"/>
-                <w:szCs w:val="24"/>
-              </w:rPr>
-              <w:t xml:space="preserve"> 3: If the required KYC documents are missing or incomplete, the system rejects the update.</w:t>
+              <w:t xml:space="preserve">  Step 3: If the required KYC documents are missing or incomplete, the system rejects the update.</w:t>
             </w:r>
           </w:p>
           <w:p>
@@ -22446,7 +20574,6 @@
                 <w:szCs w:val="24"/>
               </w:rPr>
             </w:pPr>
-            <w:proofErr w:type="gramStart"/>
             <w:r>
               <w:rPr>
                 <w:sz w:val="24"/>
@@ -22460,16 +20587,7 @@
                 <w:sz w:val="24"/>
                 <w:szCs w:val="24"/>
               </w:rPr>
-              <w:t xml:space="preserve">  Step</w:t>
-            </w:r>
-            <w:proofErr w:type="gramEnd"/>
-            <w:r>
-              <w:rPr>
-                <w:rFonts w:ascii="Times New Roman" w:eastAsia="Times New Roman" w:hAnsi="Times New Roman" w:cs="Times New Roman"/>
-                <w:sz w:val="24"/>
-                <w:szCs w:val="24"/>
-              </w:rPr>
-              <w:t xml:space="preserve"> 4: If the entered identity information is invalid, the system prompts correction.</w:t>
+              <w:t xml:space="preserve">  Step 4: If the entered identity information is invalid, the system prompts correction.</w:t>
             </w:r>
           </w:p>
           <w:p>
@@ -22481,7 +20599,6 @@
                 <w:szCs w:val="24"/>
               </w:rPr>
             </w:pPr>
-            <w:proofErr w:type="gramStart"/>
             <w:r>
               <w:rPr>
                 <w:sz w:val="24"/>
@@ -22495,16 +20612,7 @@
                 <w:sz w:val="24"/>
                 <w:szCs w:val="24"/>
               </w:rPr>
-              <w:t xml:space="preserve">  Step</w:t>
-            </w:r>
-            <w:proofErr w:type="gramEnd"/>
-            <w:r>
-              <w:rPr>
-                <w:rFonts w:ascii="Times New Roman" w:eastAsia="Times New Roman" w:hAnsi="Times New Roman" w:cs="Times New Roman"/>
-                <w:sz w:val="24"/>
-                <w:szCs w:val="24"/>
-              </w:rPr>
-              <w:t xml:space="preserve"> 5: If the system fails to save the updated information, an error message is displayed and the previous data remains unchanged.</w:t>
+              <w:t xml:space="preserve">  Step 5: If the system fails to save the updated information, an error message is displayed and the previous data remains unchanged.</w:t>
             </w:r>
           </w:p>
         </w:tc>
@@ -22538,7 +20646,6 @@
                 <w:szCs w:val="24"/>
               </w:rPr>
             </w:pPr>
-            <w:proofErr w:type="gramStart"/>
             <w:r>
               <w:rPr>
                 <w:rFonts w:ascii="Times New Roman" w:eastAsia="Times New Roman" w:hAnsi="Times New Roman" w:cs="Times New Roman"/>
@@ -22546,16 +20653,7 @@
                 <w:szCs w:val="24"/>
               </w:rPr>
               <w:lastRenderedPageBreak/>
-              <w:t>NON FUNCTIONAL</w:t>
-            </w:r>
-            <w:proofErr w:type="gramEnd"/>
-            <w:r>
-              <w:rPr>
-                <w:rFonts w:ascii="Times New Roman" w:eastAsia="Times New Roman" w:hAnsi="Times New Roman" w:cs="Times New Roman"/>
-                <w:sz w:val="24"/>
-                <w:szCs w:val="24"/>
-              </w:rPr>
-              <w:t xml:space="preserve"> REQ</w:t>
+              <w:t>NON FUNCTIONAL REQ</w:t>
             </w:r>
           </w:p>
         </w:tc>
@@ -22584,7 +20682,6 @@
                 <w:szCs w:val="24"/>
               </w:rPr>
             </w:pPr>
-            <w:proofErr w:type="gramStart"/>
             <w:r>
               <w:rPr>
                 <w:sz w:val="24"/>
@@ -22598,16 +20695,7 @@
                 <w:sz w:val="24"/>
                 <w:szCs w:val="24"/>
               </w:rPr>
-              <w:t xml:space="preserve">  The</w:t>
-            </w:r>
-            <w:proofErr w:type="gramEnd"/>
-            <w:r>
-              <w:rPr>
-                <w:rFonts w:ascii="Times New Roman" w:eastAsia="Times New Roman" w:hAnsi="Times New Roman" w:cs="Times New Roman"/>
-                <w:sz w:val="24"/>
-                <w:szCs w:val="24"/>
-              </w:rPr>
-              <w:t xml:space="preserve"> system shall enforce secure login and authentication.</w:t>
+              <w:t xml:space="preserve">  The system shall enforce secure login and authentication.</w:t>
             </w:r>
           </w:p>
           <w:p>
@@ -22619,7 +20707,6 @@
                 <w:szCs w:val="24"/>
               </w:rPr>
             </w:pPr>
-            <w:proofErr w:type="gramStart"/>
             <w:r>
               <w:rPr>
                 <w:sz w:val="24"/>
@@ -22633,16 +20720,7 @@
                 <w:sz w:val="24"/>
                 <w:szCs w:val="24"/>
               </w:rPr>
-              <w:t xml:space="preserve">  The</w:t>
-            </w:r>
-            <w:proofErr w:type="gramEnd"/>
-            <w:r>
-              <w:rPr>
-                <w:rFonts w:ascii="Times New Roman" w:eastAsia="Times New Roman" w:hAnsi="Times New Roman" w:cs="Times New Roman"/>
-                <w:sz w:val="24"/>
-                <w:szCs w:val="24"/>
-              </w:rPr>
-              <w:t xml:space="preserve"> system shall apply role-based access control so only authorized staff can update KYC information.</w:t>
+              <w:t xml:space="preserve">  The system shall apply role-based access control so only authorized staff can update KYC information.</w:t>
             </w:r>
           </w:p>
           <w:p>
@@ -22654,7 +20732,6 @@
                 <w:szCs w:val="24"/>
               </w:rPr>
             </w:pPr>
-            <w:proofErr w:type="gramStart"/>
             <w:r>
               <w:rPr>
                 <w:sz w:val="24"/>
@@ -22668,16 +20745,7 @@
                 <w:sz w:val="24"/>
                 <w:szCs w:val="24"/>
               </w:rPr>
-              <w:t xml:space="preserve">  The</w:t>
-            </w:r>
-            <w:proofErr w:type="gramEnd"/>
-            <w:r>
-              <w:rPr>
-                <w:rFonts w:ascii="Times New Roman" w:eastAsia="Times New Roman" w:hAnsi="Times New Roman" w:cs="Times New Roman"/>
-                <w:sz w:val="24"/>
-                <w:szCs w:val="24"/>
-              </w:rPr>
-              <w:t xml:space="preserve"> system shall protect customer identity and document data using encryption.</w:t>
+              <w:t xml:space="preserve">  The system shall protect customer identity and document data using encryption.</w:t>
             </w:r>
           </w:p>
           <w:p>
@@ -22689,7 +20757,6 @@
                 <w:szCs w:val="24"/>
               </w:rPr>
             </w:pPr>
-            <w:proofErr w:type="gramStart"/>
             <w:r>
               <w:rPr>
                 <w:sz w:val="24"/>
@@ -22703,16 +20770,7 @@
                 <w:sz w:val="24"/>
                 <w:szCs w:val="24"/>
               </w:rPr>
-              <w:t xml:space="preserve">  The</w:t>
-            </w:r>
-            <w:proofErr w:type="gramEnd"/>
-            <w:r>
-              <w:rPr>
-                <w:rFonts w:ascii="Times New Roman" w:eastAsia="Times New Roman" w:hAnsi="Times New Roman" w:cs="Times New Roman"/>
-                <w:sz w:val="24"/>
-                <w:szCs w:val="24"/>
-              </w:rPr>
-              <w:t xml:space="preserve"> system shall maintain an audit log of all KYC updates and identity verification actions.</w:t>
+              <w:t xml:space="preserve">  The system shall maintain an audit log of all KYC updates and identity verification actions.</w:t>
             </w:r>
           </w:p>
           <w:p>
@@ -22724,7 +20782,6 @@
                 <w:szCs w:val="24"/>
               </w:rPr>
             </w:pPr>
-            <w:proofErr w:type="gramStart"/>
             <w:r>
               <w:rPr>
                 <w:sz w:val="24"/>
@@ -22738,16 +20795,7 @@
                 <w:sz w:val="24"/>
                 <w:szCs w:val="24"/>
               </w:rPr>
-              <w:t xml:space="preserve">  The</w:t>
-            </w:r>
-            <w:proofErr w:type="gramEnd"/>
-            <w:r>
-              <w:rPr>
-                <w:rFonts w:ascii="Times New Roman" w:eastAsia="Times New Roman" w:hAnsi="Times New Roman" w:cs="Times New Roman"/>
-                <w:sz w:val="24"/>
-                <w:szCs w:val="24"/>
-              </w:rPr>
-              <w:t xml:space="preserve"> system shall validate and save updated information efficiently under normal load conditions.</w:t>
+              <w:t xml:space="preserve">  The system shall validate and save updated information efficiently under normal load conditions.</w:t>
             </w:r>
           </w:p>
         </w:tc>
@@ -22816,7 +20864,6 @@
                 <w:szCs w:val="24"/>
               </w:rPr>
             </w:pPr>
-            <w:proofErr w:type="gramStart"/>
             <w:r>
               <w:rPr>
                 <w:sz w:val="24"/>
@@ -22830,16 +20877,7 @@
                 <w:sz w:val="24"/>
                 <w:szCs w:val="24"/>
               </w:rPr>
-              <w:t xml:space="preserve">  The</w:t>
-            </w:r>
-            <w:proofErr w:type="gramEnd"/>
-            <w:r>
-              <w:rPr>
-                <w:rFonts w:ascii="Times New Roman" w:eastAsia="Times New Roman" w:hAnsi="Times New Roman" w:cs="Times New Roman"/>
-                <w:sz w:val="24"/>
-                <w:szCs w:val="24"/>
-              </w:rPr>
-              <w:t xml:space="preserve"> customer’s KYC documentation and identity information are updated in the system.</w:t>
+              <w:t xml:space="preserve">  The customer’s KYC documentation and identity information are updated in the system.</w:t>
             </w:r>
           </w:p>
           <w:p>
@@ -22851,7 +20889,6 @@
                 <w:szCs w:val="24"/>
               </w:rPr>
             </w:pPr>
-            <w:proofErr w:type="gramStart"/>
             <w:r>
               <w:rPr>
                 <w:sz w:val="24"/>
@@ -22865,16 +20902,7 @@
                 <w:sz w:val="24"/>
                 <w:szCs w:val="24"/>
               </w:rPr>
-              <w:t xml:space="preserve">  The</w:t>
-            </w:r>
-            <w:proofErr w:type="gramEnd"/>
-            <w:r>
-              <w:rPr>
-                <w:rFonts w:ascii="Times New Roman" w:eastAsia="Times New Roman" w:hAnsi="Times New Roman" w:cs="Times New Roman"/>
-                <w:sz w:val="24"/>
-                <w:szCs w:val="24"/>
-              </w:rPr>
-              <w:t xml:space="preserve"> updated data is securely stored.</w:t>
+              <w:t xml:space="preserve">  The updated data is securely stored.</w:t>
             </w:r>
           </w:p>
           <w:p>
@@ -22886,7 +20914,6 @@
                 <w:szCs w:val="24"/>
               </w:rPr>
             </w:pPr>
-            <w:proofErr w:type="gramStart"/>
             <w:r>
               <w:rPr>
                 <w:sz w:val="24"/>
@@ -22900,16 +20927,7 @@
                 <w:sz w:val="24"/>
                 <w:szCs w:val="24"/>
               </w:rPr>
-              <w:t xml:space="preserve">  The</w:t>
-            </w:r>
-            <w:proofErr w:type="gramEnd"/>
-            <w:r>
-              <w:rPr>
-                <w:rFonts w:ascii="Times New Roman" w:eastAsia="Times New Roman" w:hAnsi="Times New Roman" w:cs="Times New Roman"/>
-                <w:sz w:val="24"/>
-                <w:szCs w:val="24"/>
-              </w:rPr>
-              <w:t xml:space="preserve"> update activity is recorded in the audit logs.</w:t>
+              <w:t xml:space="preserve">  The update activity is recorded in the audit logs.</w:t>
             </w:r>
           </w:p>
         </w:tc>
@@ -23254,7 +21272,6 @@
                 <w:szCs w:val="24"/>
               </w:rPr>
             </w:pPr>
-            <w:proofErr w:type="gramStart"/>
             <w:r>
               <w:rPr>
                 <w:sz w:val="24"/>
@@ -23278,18 +21295,7 @@
                 <w:sz w:val="24"/>
                 <w:szCs w:val="24"/>
               </w:rPr>
-              <w:t>Primary</w:t>
-            </w:r>
-            <w:proofErr w:type="gramEnd"/>
-            <w:r>
-              <w:rPr>
-                <w:rFonts w:ascii="Times New Roman" w:eastAsia="Times New Roman" w:hAnsi="Times New Roman" w:cs="Times New Roman"/>
-                <w:b/>
-                <w:bCs/>
-                <w:sz w:val="24"/>
-                <w:szCs w:val="24"/>
-              </w:rPr>
-              <w:t xml:space="preserve"> Actor:</w:t>
+              <w:t>Primary Actor:</w:t>
             </w:r>
             <w:r>
               <w:rPr>
@@ -23309,7 +21315,6 @@
                 <w:szCs w:val="24"/>
               </w:rPr>
             </w:pPr>
-            <w:proofErr w:type="gramStart"/>
             <w:r>
               <w:rPr>
                 <w:sz w:val="24"/>
@@ -23333,18 +21338,7 @@
                 <w:sz w:val="24"/>
                 <w:szCs w:val="24"/>
               </w:rPr>
-              <w:t>Secondary</w:t>
-            </w:r>
-            <w:proofErr w:type="gramEnd"/>
-            <w:r>
-              <w:rPr>
-                <w:rFonts w:ascii="Times New Roman" w:eastAsia="Times New Roman" w:hAnsi="Times New Roman" w:cs="Times New Roman"/>
-                <w:b/>
-                <w:bCs/>
-                <w:sz w:val="24"/>
-                <w:szCs w:val="24"/>
-              </w:rPr>
-              <w:t xml:space="preserve"> Actor:</w:t>
+              <w:t>Secondary Actor:</w:t>
             </w:r>
             <w:r>
               <w:rPr>
@@ -23421,7 +21415,6 @@
                 <w:szCs w:val="24"/>
               </w:rPr>
             </w:pPr>
-            <w:proofErr w:type="gramStart"/>
             <w:r>
               <w:rPr>
                 <w:sz w:val="24"/>
@@ -23435,16 +21428,7 @@
                 <w:sz w:val="24"/>
                 <w:szCs w:val="24"/>
               </w:rPr>
-              <w:t xml:space="preserve">  The</w:t>
-            </w:r>
-            <w:proofErr w:type="gramEnd"/>
-            <w:r>
-              <w:rPr>
-                <w:rFonts w:ascii="Times New Roman" w:eastAsia="Times New Roman" w:hAnsi="Times New Roman" w:cs="Times New Roman"/>
-                <w:sz w:val="24"/>
-                <w:szCs w:val="24"/>
-              </w:rPr>
-              <w:t xml:space="preserve"> Bank Teller is logged into the system.</w:t>
+              <w:t xml:space="preserve">  The Bank Teller is logged into the system.</w:t>
             </w:r>
           </w:p>
           <w:p>
@@ -23456,7 +21440,6 @@
                 <w:szCs w:val="24"/>
               </w:rPr>
             </w:pPr>
-            <w:proofErr w:type="gramStart"/>
             <w:r>
               <w:rPr>
                 <w:sz w:val="24"/>
@@ -23470,16 +21453,7 @@
                 <w:sz w:val="24"/>
                 <w:szCs w:val="24"/>
               </w:rPr>
-              <w:t xml:space="preserve">  The</w:t>
-            </w:r>
-            <w:proofErr w:type="gramEnd"/>
-            <w:r>
-              <w:rPr>
-                <w:rFonts w:ascii="Times New Roman" w:eastAsia="Times New Roman" w:hAnsi="Times New Roman" w:cs="Times New Roman"/>
-                <w:sz w:val="24"/>
-                <w:szCs w:val="24"/>
-              </w:rPr>
-              <w:t xml:space="preserve"> customer is present and requests an in-branch transaction.</w:t>
+              <w:t xml:space="preserve">  The customer is present and requests an in-branch transaction.</w:t>
             </w:r>
           </w:p>
           <w:p>
@@ -23491,7 +21465,6 @@
                 <w:szCs w:val="24"/>
               </w:rPr>
             </w:pPr>
-            <w:proofErr w:type="gramStart"/>
             <w:r>
               <w:rPr>
                 <w:sz w:val="24"/>
@@ -23505,16 +21478,7 @@
                 <w:sz w:val="24"/>
                 <w:szCs w:val="24"/>
               </w:rPr>
-              <w:t xml:space="preserve">  The</w:t>
-            </w:r>
-            <w:proofErr w:type="gramEnd"/>
-            <w:r>
-              <w:rPr>
-                <w:rFonts w:ascii="Times New Roman" w:eastAsia="Times New Roman" w:hAnsi="Times New Roman" w:cs="Times New Roman"/>
-                <w:sz w:val="24"/>
-                <w:szCs w:val="24"/>
-              </w:rPr>
-              <w:t xml:space="preserve"> customer provides valid identification documents.</w:t>
+              <w:t xml:space="preserve">  The customer provides valid identification documents.</w:t>
             </w:r>
           </w:p>
           <w:p>
@@ -23526,7 +21490,6 @@
                 <w:szCs w:val="24"/>
               </w:rPr>
             </w:pPr>
-            <w:proofErr w:type="gramStart"/>
             <w:r>
               <w:rPr>
                 <w:sz w:val="24"/>
@@ -23540,16 +21503,7 @@
                 <w:sz w:val="24"/>
                 <w:szCs w:val="24"/>
               </w:rPr>
-              <w:t xml:space="preserve">  The</w:t>
-            </w:r>
-            <w:proofErr w:type="gramEnd"/>
-            <w:r>
-              <w:rPr>
-                <w:rFonts w:ascii="Times New Roman" w:eastAsia="Times New Roman" w:hAnsi="Times New Roman" w:cs="Times New Roman"/>
-                <w:sz w:val="24"/>
-                <w:szCs w:val="24"/>
-              </w:rPr>
-              <w:t xml:space="preserve"> system is available and operational.</w:t>
+              <w:t xml:space="preserve">  The system is available and operational.</w:t>
             </w:r>
           </w:p>
         </w:tc>
@@ -23637,7 +21591,6 @@
                 <w:szCs w:val="24"/>
               </w:rPr>
             </w:pPr>
-            <w:proofErr w:type="gramStart"/>
             <w:r>
               <w:rPr>
                 <w:sz w:val="24"/>
@@ -23651,16 +21604,7 @@
                 <w:sz w:val="24"/>
                 <w:szCs w:val="24"/>
               </w:rPr>
-              <w:t xml:space="preserve">  Step</w:t>
-            </w:r>
-            <w:proofErr w:type="gramEnd"/>
-            <w:r>
-              <w:rPr>
-                <w:rFonts w:ascii="Times New Roman" w:eastAsia="Times New Roman" w:hAnsi="Times New Roman" w:cs="Times New Roman"/>
-                <w:sz w:val="24"/>
-                <w:szCs w:val="24"/>
-              </w:rPr>
-              <w:t xml:space="preserve"> 1: The Bank Teller logs into the system.</w:t>
+              <w:t xml:space="preserve">  Step 1: The Bank Teller logs into the system.</w:t>
             </w:r>
           </w:p>
           <w:p>
@@ -23672,7 +21616,6 @@
                 <w:szCs w:val="24"/>
               </w:rPr>
             </w:pPr>
-            <w:proofErr w:type="gramStart"/>
             <w:r>
               <w:rPr>
                 <w:sz w:val="24"/>
@@ -23686,16 +21629,7 @@
                 <w:sz w:val="24"/>
                 <w:szCs w:val="24"/>
               </w:rPr>
-              <w:t xml:space="preserve">  Step</w:t>
-            </w:r>
-            <w:proofErr w:type="gramEnd"/>
-            <w:r>
-              <w:rPr>
-                <w:rFonts w:ascii="Times New Roman" w:eastAsia="Times New Roman" w:hAnsi="Times New Roman" w:cs="Times New Roman"/>
-                <w:sz w:val="24"/>
-                <w:szCs w:val="24"/>
-              </w:rPr>
-              <w:t xml:space="preserve"> 2: The customer presents an identification document.</w:t>
+              <w:t xml:space="preserve">  Step 2: The customer presents an identification document.</w:t>
             </w:r>
           </w:p>
           <w:p>
@@ -23707,7 +21641,6 @@
                 <w:szCs w:val="24"/>
               </w:rPr>
             </w:pPr>
-            <w:proofErr w:type="gramStart"/>
             <w:r>
               <w:rPr>
                 <w:sz w:val="24"/>
@@ -23721,16 +21654,7 @@
                 <w:sz w:val="24"/>
                 <w:szCs w:val="24"/>
               </w:rPr>
-              <w:t xml:space="preserve">  Step</w:t>
-            </w:r>
-            <w:proofErr w:type="gramEnd"/>
-            <w:r>
-              <w:rPr>
-                <w:rFonts w:ascii="Times New Roman" w:eastAsia="Times New Roman" w:hAnsi="Times New Roman" w:cs="Times New Roman"/>
-                <w:sz w:val="24"/>
-                <w:szCs w:val="24"/>
-              </w:rPr>
-              <w:t xml:space="preserve"> 3: The Bank Teller searches for the customer record in the system.</w:t>
+              <w:t xml:space="preserve">  Step 3: The Bank Teller searches for the customer record in the system.</w:t>
             </w:r>
           </w:p>
           <w:p>
@@ -23742,7 +21666,6 @@
                 <w:szCs w:val="24"/>
               </w:rPr>
             </w:pPr>
-            <w:proofErr w:type="gramStart"/>
             <w:r>
               <w:rPr>
                 <w:sz w:val="24"/>
@@ -23756,16 +21679,7 @@
                 <w:sz w:val="24"/>
                 <w:szCs w:val="24"/>
               </w:rPr>
-              <w:t xml:space="preserve">  Step</w:t>
-            </w:r>
-            <w:proofErr w:type="gramEnd"/>
-            <w:r>
-              <w:rPr>
-                <w:rFonts w:ascii="Times New Roman" w:eastAsia="Times New Roman" w:hAnsi="Times New Roman" w:cs="Times New Roman"/>
-                <w:sz w:val="24"/>
-                <w:szCs w:val="24"/>
-              </w:rPr>
-              <w:t xml:space="preserve"> 4: The Bank Teller compares the customer’s identification document with the information stored in the system.</w:t>
+              <w:t xml:space="preserve">  Step 4: The Bank Teller compares the customer’s identification document with the information stored in the system.</w:t>
             </w:r>
           </w:p>
           <w:p>
@@ -23777,7 +21691,6 @@
                 <w:szCs w:val="24"/>
               </w:rPr>
             </w:pPr>
-            <w:proofErr w:type="gramStart"/>
             <w:r>
               <w:rPr>
                 <w:sz w:val="24"/>
@@ -23791,16 +21704,7 @@
                 <w:sz w:val="24"/>
                 <w:szCs w:val="24"/>
               </w:rPr>
-              <w:t xml:space="preserve">  Step</w:t>
-            </w:r>
-            <w:proofErr w:type="gramEnd"/>
-            <w:r>
-              <w:rPr>
-                <w:rFonts w:ascii="Times New Roman" w:eastAsia="Times New Roman" w:hAnsi="Times New Roman" w:cs="Times New Roman"/>
-                <w:sz w:val="24"/>
-                <w:szCs w:val="24"/>
-              </w:rPr>
-              <w:t xml:space="preserve"> 5: The system displays the customer’s identity details for verification.</w:t>
+              <w:t xml:space="preserve">  Step 5: The system displays the customer’s identity details for verification.</w:t>
             </w:r>
           </w:p>
           <w:p>
@@ -23812,7 +21716,6 @@
                 <w:szCs w:val="24"/>
               </w:rPr>
             </w:pPr>
-            <w:proofErr w:type="gramStart"/>
             <w:r>
               <w:rPr>
                 <w:sz w:val="24"/>
@@ -23826,16 +21729,7 @@
                 <w:sz w:val="24"/>
                 <w:szCs w:val="24"/>
               </w:rPr>
-              <w:t xml:space="preserve">  Step</w:t>
-            </w:r>
-            <w:proofErr w:type="gramEnd"/>
-            <w:r>
-              <w:rPr>
-                <w:rFonts w:ascii="Times New Roman" w:eastAsia="Times New Roman" w:hAnsi="Times New Roman" w:cs="Times New Roman"/>
-                <w:sz w:val="24"/>
-                <w:szCs w:val="24"/>
-              </w:rPr>
-              <w:t xml:space="preserve"> 6: The Bank Teller confirms that the identity information matches.</w:t>
+              <w:t xml:space="preserve">  Step 6: The Bank Teller confirms that the identity information matches.</w:t>
             </w:r>
           </w:p>
           <w:p>
@@ -23847,7 +21741,6 @@
                 <w:szCs w:val="24"/>
               </w:rPr>
             </w:pPr>
-            <w:proofErr w:type="gramStart"/>
             <w:r>
               <w:rPr>
                 <w:sz w:val="24"/>
@@ -23861,16 +21754,7 @@
                 <w:sz w:val="24"/>
                 <w:szCs w:val="24"/>
               </w:rPr>
-              <w:t xml:space="preserve">  Step</w:t>
-            </w:r>
-            <w:proofErr w:type="gramEnd"/>
-            <w:r>
-              <w:rPr>
-                <w:rFonts w:ascii="Times New Roman" w:eastAsia="Times New Roman" w:hAnsi="Times New Roman" w:cs="Times New Roman"/>
-                <w:sz w:val="24"/>
-                <w:szCs w:val="24"/>
-              </w:rPr>
-              <w:t xml:space="preserve"> 7: The system records that identity verification was completed successfully.</w:t>
+              <w:t xml:space="preserve">  Step 7: The system records that identity verification was completed successfully.</w:t>
             </w:r>
           </w:p>
         </w:tc>
@@ -23939,7 +21823,6 @@
                 <w:szCs w:val="24"/>
               </w:rPr>
             </w:pPr>
-            <w:proofErr w:type="gramStart"/>
             <w:r>
               <w:rPr>
                 <w:sz w:val="24"/>
@@ -23953,16 +21836,7 @@
                 <w:sz w:val="24"/>
                 <w:szCs w:val="24"/>
               </w:rPr>
-              <w:t xml:space="preserve">  Step</w:t>
-            </w:r>
-            <w:proofErr w:type="gramEnd"/>
-            <w:r>
-              <w:rPr>
-                <w:rFonts w:ascii="Times New Roman" w:eastAsia="Times New Roman" w:hAnsi="Times New Roman" w:cs="Times New Roman"/>
-                <w:sz w:val="24"/>
-                <w:szCs w:val="24"/>
-              </w:rPr>
-              <w:t xml:space="preserve"> 1: If login fails, the system denies access.</w:t>
+              <w:t xml:space="preserve">  Step 1: If login fails, the system denies access.</w:t>
             </w:r>
           </w:p>
           <w:p>
@@ -23974,7 +21848,6 @@
                 <w:szCs w:val="24"/>
               </w:rPr>
             </w:pPr>
-            <w:proofErr w:type="gramStart"/>
             <w:r>
               <w:rPr>
                 <w:sz w:val="24"/>
@@ -23988,16 +21861,7 @@
                 <w:sz w:val="24"/>
                 <w:szCs w:val="24"/>
               </w:rPr>
-              <w:t xml:space="preserve">  Step</w:t>
-            </w:r>
-            <w:proofErr w:type="gramEnd"/>
-            <w:r>
-              <w:rPr>
-                <w:rFonts w:ascii="Times New Roman" w:eastAsia="Times New Roman" w:hAnsi="Times New Roman" w:cs="Times New Roman"/>
-                <w:sz w:val="24"/>
-                <w:szCs w:val="24"/>
-              </w:rPr>
-              <w:t xml:space="preserve"> 2: If the customer record is not found, the system displays an error.</w:t>
+              <w:t xml:space="preserve">  Step 2: If the customer record is not found, the system displays an error.</w:t>
             </w:r>
           </w:p>
           <w:p>
@@ -24009,7 +21873,6 @@
                 <w:szCs w:val="24"/>
               </w:rPr>
             </w:pPr>
-            <w:proofErr w:type="gramStart"/>
             <w:r>
               <w:rPr>
                 <w:sz w:val="24"/>
@@ -24023,16 +21886,7 @@
                 <w:sz w:val="24"/>
                 <w:szCs w:val="24"/>
               </w:rPr>
-              <w:t xml:space="preserve">  Step</w:t>
-            </w:r>
-            <w:proofErr w:type="gramEnd"/>
-            <w:r>
-              <w:rPr>
-                <w:rFonts w:ascii="Times New Roman" w:eastAsia="Times New Roman" w:hAnsi="Times New Roman" w:cs="Times New Roman"/>
-                <w:sz w:val="24"/>
-                <w:szCs w:val="24"/>
-              </w:rPr>
-              <w:t xml:space="preserve"> 3: If the identification document is missing, the verification process cannot continue.</w:t>
+              <w:t xml:space="preserve">  Step 3: If the identification document is missing, the verification process cannot continue.</w:t>
             </w:r>
           </w:p>
           <w:p>
@@ -24044,7 +21898,6 @@
                 <w:szCs w:val="24"/>
               </w:rPr>
             </w:pPr>
-            <w:proofErr w:type="gramStart"/>
             <w:r>
               <w:rPr>
                 <w:sz w:val="24"/>
@@ -24058,16 +21911,7 @@
                 <w:sz w:val="24"/>
                 <w:szCs w:val="24"/>
               </w:rPr>
-              <w:t xml:space="preserve">  Step</w:t>
-            </w:r>
-            <w:proofErr w:type="gramEnd"/>
-            <w:r>
-              <w:rPr>
-                <w:rFonts w:ascii="Times New Roman" w:eastAsia="Times New Roman" w:hAnsi="Times New Roman" w:cs="Times New Roman"/>
-                <w:sz w:val="24"/>
-                <w:szCs w:val="24"/>
-              </w:rPr>
-              <w:t xml:space="preserve"> 4: If the document details do not match the system record, identity verification fails.</w:t>
+              <w:t xml:space="preserve">  Step 4: If the document details do not match the system record, identity verification fails.</w:t>
             </w:r>
           </w:p>
           <w:p>
@@ -24079,7 +21923,6 @@
                 <w:szCs w:val="24"/>
               </w:rPr>
             </w:pPr>
-            <w:proofErr w:type="gramStart"/>
             <w:r>
               <w:rPr>
                 <w:sz w:val="24"/>
@@ -24093,16 +21936,7 @@
                 <w:sz w:val="24"/>
                 <w:szCs w:val="24"/>
               </w:rPr>
-              <w:t xml:space="preserve">  Step</w:t>
-            </w:r>
-            <w:proofErr w:type="gramEnd"/>
-            <w:r>
-              <w:rPr>
-                <w:rFonts w:ascii="Times New Roman" w:eastAsia="Times New Roman" w:hAnsi="Times New Roman" w:cs="Times New Roman"/>
-                <w:sz w:val="24"/>
-                <w:szCs w:val="24"/>
-              </w:rPr>
-              <w:t xml:space="preserve"> 5: If the identification document is invalid or expired, the system rejects the verification process.</w:t>
+              <w:t xml:space="preserve">  Step 5: If the identification document is invalid or expired, the system rejects the verification process.</w:t>
             </w:r>
           </w:p>
         </w:tc>
@@ -24136,7 +21970,6 @@
                 <w:szCs w:val="24"/>
               </w:rPr>
             </w:pPr>
-            <w:proofErr w:type="gramStart"/>
             <w:r>
               <w:rPr>
                 <w:rFonts w:ascii="Times New Roman" w:eastAsia="Times New Roman" w:hAnsi="Times New Roman" w:cs="Times New Roman"/>
@@ -24144,16 +21977,7 @@
                 <w:szCs w:val="24"/>
               </w:rPr>
               <w:lastRenderedPageBreak/>
-              <w:t>NON FUNCTIONAL</w:t>
-            </w:r>
-            <w:proofErr w:type="gramEnd"/>
-            <w:r>
-              <w:rPr>
-                <w:rFonts w:ascii="Times New Roman" w:eastAsia="Times New Roman" w:hAnsi="Times New Roman" w:cs="Times New Roman"/>
-                <w:sz w:val="24"/>
-                <w:szCs w:val="24"/>
-              </w:rPr>
-              <w:t xml:space="preserve"> REQ</w:t>
+              <w:t>NON FUNCTIONAL REQ</w:t>
             </w:r>
           </w:p>
         </w:tc>
@@ -24182,7 +22006,6 @@
                 <w:szCs w:val="24"/>
               </w:rPr>
             </w:pPr>
-            <w:proofErr w:type="gramStart"/>
             <w:r>
               <w:rPr>
                 <w:sz w:val="24"/>
@@ -24196,16 +22019,7 @@
                 <w:sz w:val="24"/>
                 <w:szCs w:val="24"/>
               </w:rPr>
-              <w:t xml:space="preserve">  The</w:t>
-            </w:r>
-            <w:proofErr w:type="gramEnd"/>
-            <w:r>
-              <w:rPr>
-                <w:rFonts w:ascii="Times New Roman" w:eastAsia="Times New Roman" w:hAnsi="Times New Roman" w:cs="Times New Roman"/>
-                <w:sz w:val="24"/>
-                <w:szCs w:val="24"/>
-              </w:rPr>
-              <w:t xml:space="preserve"> system shall enforce secure login and authentication.</w:t>
+              <w:t xml:space="preserve">  The system shall enforce secure login and authentication.</w:t>
             </w:r>
           </w:p>
           <w:p>
@@ -24217,7 +22031,6 @@
                 <w:szCs w:val="24"/>
               </w:rPr>
             </w:pPr>
-            <w:proofErr w:type="gramStart"/>
             <w:r>
               <w:rPr>
                 <w:sz w:val="24"/>
@@ -24231,16 +22044,7 @@
                 <w:sz w:val="24"/>
                 <w:szCs w:val="24"/>
               </w:rPr>
-              <w:t xml:space="preserve">  The</w:t>
-            </w:r>
-            <w:proofErr w:type="gramEnd"/>
-            <w:r>
-              <w:rPr>
-                <w:rFonts w:ascii="Times New Roman" w:eastAsia="Times New Roman" w:hAnsi="Times New Roman" w:cs="Times New Roman"/>
-                <w:sz w:val="24"/>
-                <w:szCs w:val="24"/>
-              </w:rPr>
-              <w:t xml:space="preserve"> system shall ensure that only authorized users can access customer identity information.</w:t>
+              <w:t xml:space="preserve">  The system shall ensure that only authorized users can access customer identity information.</w:t>
             </w:r>
           </w:p>
           <w:p>
@@ -24252,7 +22056,6 @@
                 <w:szCs w:val="24"/>
               </w:rPr>
             </w:pPr>
-            <w:proofErr w:type="gramStart"/>
             <w:r>
               <w:rPr>
                 <w:sz w:val="24"/>
@@ -24266,16 +22069,7 @@
                 <w:sz w:val="24"/>
                 <w:szCs w:val="24"/>
               </w:rPr>
-              <w:t xml:space="preserve">  The</w:t>
-            </w:r>
-            <w:proofErr w:type="gramEnd"/>
-            <w:r>
-              <w:rPr>
-                <w:rFonts w:ascii="Times New Roman" w:eastAsia="Times New Roman" w:hAnsi="Times New Roman" w:cs="Times New Roman"/>
-                <w:sz w:val="24"/>
-                <w:szCs w:val="24"/>
-              </w:rPr>
-              <w:t xml:space="preserve"> system shall protect identity data using encryption and secure storage.</w:t>
+              <w:t xml:space="preserve">  The system shall protect identity data using encryption and secure storage.</w:t>
             </w:r>
           </w:p>
           <w:p>
@@ -24287,7 +22081,6 @@
                 <w:szCs w:val="24"/>
               </w:rPr>
             </w:pPr>
-            <w:proofErr w:type="gramStart"/>
             <w:r>
               <w:rPr>
                 <w:sz w:val="24"/>
@@ -24301,16 +22094,7 @@
                 <w:sz w:val="24"/>
                 <w:szCs w:val="24"/>
               </w:rPr>
-              <w:t xml:space="preserve">  The</w:t>
-            </w:r>
-            <w:proofErr w:type="gramEnd"/>
-            <w:r>
-              <w:rPr>
-                <w:rFonts w:ascii="Times New Roman" w:eastAsia="Times New Roman" w:hAnsi="Times New Roman" w:cs="Times New Roman"/>
-                <w:sz w:val="24"/>
-                <w:szCs w:val="24"/>
-              </w:rPr>
-              <w:t xml:space="preserve"> system shall maintain an audit log of all identity verification activities.</w:t>
+              <w:t xml:space="preserve">  The system shall maintain an audit log of all identity verification activities.</w:t>
             </w:r>
           </w:p>
           <w:p>
@@ -24322,7 +22106,6 @@
                 <w:szCs w:val="24"/>
               </w:rPr>
             </w:pPr>
-            <w:proofErr w:type="gramStart"/>
             <w:r>
               <w:rPr>
                 <w:sz w:val="24"/>
@@ -24336,16 +22119,7 @@
                 <w:sz w:val="24"/>
                 <w:szCs w:val="24"/>
               </w:rPr>
-              <w:t xml:space="preserve">  The</w:t>
-            </w:r>
-            <w:proofErr w:type="gramEnd"/>
-            <w:r>
-              <w:rPr>
-                <w:rFonts w:ascii="Times New Roman" w:eastAsia="Times New Roman" w:hAnsi="Times New Roman" w:cs="Times New Roman"/>
-                <w:sz w:val="24"/>
-                <w:szCs w:val="24"/>
-              </w:rPr>
-              <w:t xml:space="preserve"> system shall support efficient retrieval of customer identity records under normal system load.</w:t>
+              <w:t xml:space="preserve">  The system shall support efficient retrieval of customer identity records under normal system load.</w:t>
             </w:r>
           </w:p>
         </w:tc>
@@ -24414,7 +22188,6 @@
                 <w:szCs w:val="24"/>
               </w:rPr>
             </w:pPr>
-            <w:proofErr w:type="gramStart"/>
             <w:r>
               <w:rPr>
                 <w:sz w:val="24"/>
@@ -24428,16 +22201,7 @@
                 <w:sz w:val="24"/>
                 <w:szCs w:val="24"/>
               </w:rPr>
-              <w:t xml:space="preserve">  The</w:t>
-            </w:r>
-            <w:proofErr w:type="gramEnd"/>
-            <w:r>
-              <w:rPr>
-                <w:rFonts w:ascii="Times New Roman" w:eastAsia="Times New Roman" w:hAnsi="Times New Roman" w:cs="Times New Roman"/>
-                <w:sz w:val="24"/>
-                <w:szCs w:val="24"/>
-              </w:rPr>
-              <w:t xml:space="preserve"> customer’s identity is verified successfully if the main sequence is completed.</w:t>
+              <w:t xml:space="preserve">  The customer’s identity is verified successfully if the main sequence is completed.</w:t>
             </w:r>
           </w:p>
           <w:p>
@@ -24449,7 +22213,6 @@
                 <w:szCs w:val="24"/>
               </w:rPr>
             </w:pPr>
-            <w:proofErr w:type="gramStart"/>
             <w:r>
               <w:rPr>
                 <w:sz w:val="24"/>
@@ -24463,16 +22226,7 @@
                 <w:sz w:val="24"/>
                 <w:szCs w:val="24"/>
               </w:rPr>
-              <w:t xml:space="preserve">  The</w:t>
-            </w:r>
-            <w:proofErr w:type="gramEnd"/>
-            <w:r>
-              <w:rPr>
-                <w:rFonts w:ascii="Times New Roman" w:eastAsia="Times New Roman" w:hAnsi="Times New Roman" w:cs="Times New Roman"/>
-                <w:sz w:val="24"/>
-                <w:szCs w:val="24"/>
-              </w:rPr>
-              <w:t xml:space="preserve"> verification activity is recorded in the system.</w:t>
+              <w:t xml:space="preserve">  The verification activity is recorded in the system.</w:t>
             </w:r>
           </w:p>
         </w:tc>
@@ -25270,7 +23024,6 @@
                 <w:szCs w:val="24"/>
               </w:rPr>
             </w:pPr>
-            <w:proofErr w:type="spellStart"/>
             <w:r>
               <w:rPr>
                 <w:b/>
@@ -25279,17 +23032,7 @@
                 <w:szCs w:val="24"/>
               </w:rPr>
               <w:lastRenderedPageBreak/>
-              <w:t>Non functional</w:t>
-            </w:r>
-            <w:proofErr w:type="spellEnd"/>
-            <w:r>
-              <w:rPr>
-                <w:b/>
-                <w:bCs/>
-                <w:sz w:val="24"/>
-                <w:szCs w:val="24"/>
-              </w:rPr>
-              <w:t xml:space="preserve"> requirements</w:t>
+              <w:t>Non functional requirements</w:t>
             </w:r>
           </w:p>
         </w:tc>
@@ -25744,19 +23487,8 @@
                 <w:sz w:val="24"/>
                 <w:szCs w:val="24"/>
               </w:rPr>
-              <w:t xml:space="preserve">Primary Actor: Customer. Secondary Actor: Bank </w:t>
-            </w:r>
-            <w:proofErr w:type="spellStart"/>
-            <w:proofErr w:type="gramStart"/>
-            <w:r>
-              <w:rPr>
-                <w:sz w:val="24"/>
-                <w:szCs w:val="24"/>
-              </w:rPr>
-              <w:t>Teller,ATM</w:t>
-            </w:r>
-            <w:proofErr w:type="spellEnd"/>
-            <w:proofErr w:type="gramEnd"/>
+              <w:t>Primary Actor: Customer. Secondary Actor: Bank Teller,ATM</w:t>
+            </w:r>
           </w:p>
         </w:tc>
       </w:tr>
@@ -25961,23 +23693,7 @@
                 <w:sz w:val="24"/>
                 <w:szCs w:val="24"/>
               </w:rPr>
-              <w:t xml:space="preserve">Step 4: If validation passes, the system debits the account and </w:t>
-            </w:r>
-            <w:proofErr w:type="spellStart"/>
-            <w:r>
-              <w:rPr>
-                <w:sz w:val="24"/>
-                <w:szCs w:val="24"/>
-              </w:rPr>
-              <w:t>authorises</w:t>
-            </w:r>
-            <w:proofErr w:type="spellEnd"/>
-            <w:r>
-              <w:rPr>
-                <w:sz w:val="24"/>
-                <w:szCs w:val="24"/>
-              </w:rPr>
-              <w:t xml:space="preserve"> the cash release (ATM) or instructs the Teller.</w:t>
+              <w:t>Step 4: If validation passes, the system debits the account and authorises the cash release (ATM) or instructs the Teller.</w:t>
             </w:r>
           </w:p>
           <w:p>
@@ -26158,25 +23874,14 @@
                 <w:szCs w:val="24"/>
               </w:rPr>
             </w:pPr>
-            <w:proofErr w:type="spellStart"/>
-            <w:r>
-              <w:rPr>
-                <w:b/>
-                <w:bCs/>
-                <w:sz w:val="24"/>
-                <w:szCs w:val="24"/>
-              </w:rPr>
-              <w:t>Non functional</w:t>
-            </w:r>
-            <w:proofErr w:type="spellEnd"/>
-            <w:r>
-              <w:rPr>
-                <w:b/>
-                <w:bCs/>
-                <w:sz w:val="24"/>
-                <w:szCs w:val="24"/>
-              </w:rPr>
-              <w:t xml:space="preserve"> requirements</w:t>
+            <w:r>
+              <w:rPr>
+                <w:b/>
+                <w:bCs/>
+                <w:sz w:val="24"/>
+                <w:szCs w:val="24"/>
+              </w:rPr>
+              <w:t>Non functional requirements</w:t>
             </w:r>
           </w:p>
         </w:tc>
@@ -26210,23 +23915,7 @@
                 <w:sz w:val="24"/>
                 <w:szCs w:val="24"/>
               </w:rPr>
-              <w:t xml:space="preserve">Withdrawal </w:t>
-            </w:r>
-            <w:proofErr w:type="spellStart"/>
-            <w:r>
-              <w:rPr>
-                <w:sz w:val="24"/>
-                <w:szCs w:val="24"/>
-              </w:rPr>
-              <w:t>authorisation</w:t>
-            </w:r>
-            <w:proofErr w:type="spellEnd"/>
-            <w:r>
-              <w:rPr>
-                <w:sz w:val="24"/>
-                <w:szCs w:val="24"/>
-              </w:rPr>
-              <w:t xml:space="preserve"> must complete within 3 seconds. The system must enforce configurable daily and per-transaction withdrawal limits. Failed withdrawal attempts must be logged with reason codes.</w:t>
+              <w:t>Withdrawal authorisation must complete within 3 seconds. The system must enforce configurable daily and per-transaction withdrawal limits. Failed withdrawal attempts must be logged with reason codes.</w:t>
             </w:r>
           </w:p>
         </w:tc>
@@ -26982,23 +24671,7 @@
                 <w:sz w:val="24"/>
                 <w:szCs w:val="24"/>
               </w:rPr>
-              <w:t xml:space="preserve">Step 1: If the destination account is invalid or </w:t>
-            </w:r>
-            <w:proofErr w:type="spellStart"/>
-            <w:r>
-              <w:rPr>
-                <w:sz w:val="24"/>
-                <w:szCs w:val="24"/>
-              </w:rPr>
-              <w:t>unrecognised</w:t>
-            </w:r>
-            <w:proofErr w:type="spellEnd"/>
-            <w:r>
-              <w:rPr>
-                <w:sz w:val="24"/>
-                <w:szCs w:val="24"/>
-              </w:rPr>
-              <w:t>, the system displays an error and halts the transaction.</w:t>
+              <w:t>Step 1: If the destination account is invalid or unrecognised, the system displays an error and halts the transaction.</w:t>
             </w:r>
           </w:p>
           <w:p>
@@ -27085,25 +24758,14 @@
                 <w:szCs w:val="24"/>
               </w:rPr>
             </w:pPr>
-            <w:proofErr w:type="spellStart"/>
-            <w:r>
-              <w:rPr>
-                <w:b/>
-                <w:bCs/>
-                <w:sz w:val="24"/>
-                <w:szCs w:val="24"/>
-              </w:rPr>
-              <w:t>Non functional</w:t>
-            </w:r>
-            <w:proofErr w:type="spellEnd"/>
-            <w:r>
-              <w:rPr>
-                <w:b/>
-                <w:bCs/>
-                <w:sz w:val="24"/>
-                <w:szCs w:val="24"/>
-              </w:rPr>
-              <w:t xml:space="preserve"> requirements</w:t>
+            <w:r>
+              <w:rPr>
+                <w:b/>
+                <w:bCs/>
+                <w:sz w:val="24"/>
+                <w:szCs w:val="24"/>
+              </w:rPr>
+              <w:t>Non functional requirements</w:t>
             </w:r>
           </w:p>
         </w:tc>
@@ -27747,23 +25409,7 @@
                 <w:sz w:val="24"/>
                 <w:szCs w:val="24"/>
               </w:rPr>
-              <w:t xml:space="preserve">Step 3: The payment system sends an </w:t>
-            </w:r>
-            <w:proofErr w:type="spellStart"/>
-            <w:r>
-              <w:rPr>
-                <w:sz w:val="24"/>
-                <w:szCs w:val="24"/>
-              </w:rPr>
-              <w:t>authorisation</w:t>
-            </w:r>
-            <w:proofErr w:type="spellEnd"/>
-            <w:r>
-              <w:rPr>
-                <w:sz w:val="24"/>
-                <w:szCs w:val="24"/>
-              </w:rPr>
-              <w:t xml:space="preserve"> request to the bank.</w:t>
+              <w:t>Step 3: The payment system sends an authorisation request to the bank.</w:t>
             </w:r>
           </w:p>
           <w:p>
@@ -27797,23 +25443,7 @@
                 <w:sz w:val="24"/>
                 <w:szCs w:val="24"/>
               </w:rPr>
-              <w:t xml:space="preserve">Step 5: The system approves the </w:t>
-            </w:r>
-            <w:proofErr w:type="spellStart"/>
-            <w:r>
-              <w:rPr>
-                <w:sz w:val="24"/>
-                <w:szCs w:val="24"/>
-              </w:rPr>
-              <w:t>authorisation</w:t>
-            </w:r>
-            <w:proofErr w:type="spellEnd"/>
-            <w:r>
-              <w:rPr>
-                <w:sz w:val="24"/>
-                <w:szCs w:val="24"/>
-              </w:rPr>
-              <w:t xml:space="preserve"> and reserves the funds.</w:t>
+              <w:t>Step 5: The system approves the authorisation and reserves the funds.</w:t>
             </w:r>
           </w:p>
           <w:p>
@@ -27830,32 +25460,7 @@
                 <w:sz w:val="24"/>
                 <w:szCs w:val="24"/>
               </w:rPr>
-              <w:t xml:space="preserve">Step 6: The transaction is </w:t>
-            </w:r>
-            <w:proofErr w:type="spellStart"/>
-            <w:proofErr w:type="gramStart"/>
-            <w:r>
-              <w:rPr>
-                <w:sz w:val="24"/>
-                <w:szCs w:val="24"/>
-              </w:rPr>
-              <w:t>finalised</w:t>
-            </w:r>
-            <w:proofErr w:type="spellEnd"/>
-            <w:r>
-              <w:rPr>
-                <w:sz w:val="24"/>
-                <w:szCs w:val="24"/>
-              </w:rPr>
-              <w:t>,</w:t>
-            </w:r>
-            <w:proofErr w:type="gramEnd"/>
-            <w:r>
-              <w:rPr>
-                <w:sz w:val="24"/>
-                <w:szCs w:val="24"/>
-              </w:rPr>
-              <w:t xml:space="preserve"> the account is debited (debit) or the credit balance is updated (credit).</w:t>
+              <w:t>Step 6: The transaction is finalised, the account is debited (debit) or the credit balance is updated (credit).</w:t>
             </w:r>
           </w:p>
           <w:p>
@@ -28019,7 +25624,6 @@
                 <w:szCs w:val="24"/>
               </w:rPr>
             </w:pPr>
-            <w:proofErr w:type="spellStart"/>
             <w:r>
               <w:rPr>
                 <w:b/>
@@ -28028,17 +25632,7 @@
                 <w:szCs w:val="24"/>
               </w:rPr>
               <w:lastRenderedPageBreak/>
-              <w:t>Non functional</w:t>
-            </w:r>
-            <w:proofErr w:type="spellEnd"/>
-            <w:r>
-              <w:rPr>
-                <w:b/>
-                <w:bCs/>
-                <w:sz w:val="24"/>
-                <w:szCs w:val="24"/>
-              </w:rPr>
-              <w:t xml:space="preserve"> requirements</w:t>
+              <w:t>Non functional requirements</w:t>
             </w:r>
           </w:p>
         </w:tc>
@@ -28072,23 +25666,7 @@
                 <w:sz w:val="24"/>
                 <w:szCs w:val="24"/>
               </w:rPr>
-              <w:t xml:space="preserve">Payment </w:t>
-            </w:r>
-            <w:proofErr w:type="spellStart"/>
-            <w:r>
-              <w:rPr>
-                <w:sz w:val="24"/>
-                <w:szCs w:val="24"/>
-              </w:rPr>
-              <w:t>authorisation</w:t>
-            </w:r>
-            <w:proofErr w:type="spellEnd"/>
-            <w:r>
-              <w:rPr>
-                <w:sz w:val="24"/>
-                <w:szCs w:val="24"/>
-              </w:rPr>
-              <w:t xml:space="preserve"> responses must be returned within 3 seconds. The system must enforce configurable daily spending limits per card. All payment attempts (approved and declined) must be logged with merchant details, amount, timestamp, and outcome.</w:t>
+              <w:t>Payment authorisation responses must be returned within 3 seconds. The system must enforce configurable daily spending limits per card. All payment attempts (approved and declined) must be logged with merchant details, amount, timestamp, and outcome.</w:t>
             </w:r>
           </w:p>
         </w:tc>
@@ -28432,39 +26010,7 @@
                 <w:sz w:val="24"/>
                 <w:szCs w:val="24"/>
               </w:rPr>
-              <w:t>BS_UM_</w:t>
-            </w:r>
-            <w:proofErr w:type="gramStart"/>
-            <w:r>
-              <w:rPr>
-                <w:sz w:val="24"/>
-                <w:szCs w:val="24"/>
-              </w:rPr>
-              <w:t>02  The</w:t>
-            </w:r>
-            <w:proofErr w:type="gramEnd"/>
-            <w:r>
-              <w:rPr>
-                <w:sz w:val="24"/>
-                <w:szCs w:val="24"/>
-              </w:rPr>
-              <w:t xml:space="preserve"> customer or corporate client must have </w:t>
-            </w:r>
-            <w:proofErr w:type="spellStart"/>
-            <w:r>
-              <w:rPr>
-                <w:sz w:val="24"/>
-                <w:szCs w:val="24"/>
-              </w:rPr>
-              <w:t>authorised</w:t>
-            </w:r>
-            <w:proofErr w:type="spellEnd"/>
-            <w:r>
-              <w:rPr>
-                <w:sz w:val="24"/>
-                <w:szCs w:val="24"/>
-              </w:rPr>
-              <w:t xml:space="preserve"> the bulk payment batch.</w:t>
+              <w:t>BS_UM_02  The customer or corporate client must have authorised the bulk payment batch.</w:t>
             </w:r>
           </w:p>
         </w:tc>
@@ -28618,23 +26164,7 @@
                 <w:sz w:val="24"/>
                 <w:szCs w:val="24"/>
               </w:rPr>
-              <w:t xml:space="preserve">Bank Staff are logged in with appropriate privileges. A validated and </w:t>
-            </w:r>
-            <w:proofErr w:type="spellStart"/>
-            <w:r>
-              <w:rPr>
-                <w:sz w:val="24"/>
-                <w:szCs w:val="24"/>
-              </w:rPr>
-              <w:t>authorised</w:t>
-            </w:r>
-            <w:proofErr w:type="spellEnd"/>
-            <w:r>
-              <w:rPr>
-                <w:sz w:val="24"/>
-                <w:szCs w:val="24"/>
-              </w:rPr>
-              <w:t xml:space="preserve"> bulk payment file or instruction set is available. The source account has sufficient funds to cover all disbursements.</w:t>
+              <w:t>Bank Staff are logged in with appropriate privileges. A validated and authorised bulk payment file or instruction set is available. The source account has sufficient funds to cover all disbursements.</w:t>
             </w:r>
           </w:p>
         </w:tc>
@@ -28978,25 +26508,14 @@
                 <w:szCs w:val="24"/>
               </w:rPr>
             </w:pPr>
-            <w:proofErr w:type="spellStart"/>
-            <w:r>
-              <w:rPr>
-                <w:b/>
-                <w:bCs/>
-                <w:sz w:val="24"/>
-                <w:szCs w:val="24"/>
-              </w:rPr>
-              <w:t>Non functional</w:t>
-            </w:r>
-            <w:proofErr w:type="spellEnd"/>
-            <w:r>
-              <w:rPr>
-                <w:b/>
-                <w:bCs/>
-                <w:sz w:val="24"/>
-                <w:szCs w:val="24"/>
-              </w:rPr>
-              <w:t xml:space="preserve"> requirements</w:t>
+            <w:r>
+              <w:rPr>
+                <w:b/>
+                <w:bCs/>
+                <w:sz w:val="24"/>
+                <w:szCs w:val="24"/>
+              </w:rPr>
+              <w:t>Non functional requirements</w:t>
             </w:r>
           </w:p>
         </w:tc>
@@ -29769,23 +27288,7 @@
                 <w:sz w:val="24"/>
                 <w:szCs w:val="24"/>
               </w:rPr>
-              <w:t xml:space="preserve">Step 1: If the beneficiary account details are invalid or </w:t>
-            </w:r>
-            <w:proofErr w:type="spellStart"/>
-            <w:r>
-              <w:rPr>
-                <w:sz w:val="24"/>
-                <w:szCs w:val="24"/>
-              </w:rPr>
-              <w:t>unrecognised</w:t>
-            </w:r>
-            <w:proofErr w:type="spellEnd"/>
-            <w:r>
-              <w:rPr>
-                <w:sz w:val="24"/>
-                <w:szCs w:val="24"/>
-              </w:rPr>
-              <w:t>, the system displays an error and prompts the Customer to correct the information.</w:t>
+              <w:t>Step 1: If the beneficiary account details are invalid or unrecognised, the system displays an error and prompts the Customer to correct the information.</w:t>
             </w:r>
           </w:p>
           <w:p>
@@ -29872,25 +27375,14 @@
                 <w:szCs w:val="24"/>
               </w:rPr>
             </w:pPr>
-            <w:proofErr w:type="spellStart"/>
-            <w:r>
-              <w:rPr>
-                <w:b/>
-                <w:bCs/>
-                <w:sz w:val="24"/>
-                <w:szCs w:val="24"/>
-              </w:rPr>
-              <w:t>Non functional</w:t>
-            </w:r>
-            <w:proofErr w:type="spellEnd"/>
-            <w:r>
-              <w:rPr>
-                <w:b/>
-                <w:bCs/>
-                <w:sz w:val="24"/>
-                <w:szCs w:val="24"/>
-              </w:rPr>
-              <w:t xml:space="preserve"> requirements</w:t>
+            <w:r>
+              <w:rPr>
+                <w:b/>
+                <w:bCs/>
+                <w:sz w:val="24"/>
+                <w:szCs w:val="24"/>
+              </w:rPr>
+              <w:t>Non functional requirements</w:t>
             </w:r>
           </w:p>
         </w:tc>
@@ -30639,21 +28131,12 @@
                 <w:szCs w:val="24"/>
               </w:rPr>
             </w:pPr>
-            <w:proofErr w:type="spellStart"/>
-            <w:r>
-              <w:rPr>
-                <w:sz w:val="24"/>
-                <w:szCs w:val="24"/>
-              </w:rPr>
-              <w:t>Non functional</w:t>
-            </w:r>
-            <w:proofErr w:type="spellEnd"/>
-            <w:r>
-              <w:rPr>
-                <w:sz w:val="24"/>
-                <w:szCs w:val="24"/>
-              </w:rPr>
-              <w:t xml:space="preserve"> requirements </w:t>
+            <w:r>
+              <w:rPr>
+                <w:sz w:val="24"/>
+                <w:szCs w:val="24"/>
+              </w:rPr>
+              <w:t xml:space="preserve">Non functional requirements </w:t>
             </w:r>
           </w:p>
         </w:tc>
@@ -31406,24 +28889,7 @@
                 <w:szCs w:val="24"/>
               </w:rPr>
               <w:br/>
-            </w:r>
-            <w:proofErr w:type="gramStart"/>
-            <w:r>
-              <w:rPr>
-                <w:rFonts w:ascii="Arial Unicode MS" w:eastAsia="Arial Unicode MS" w:hAnsi="Arial Unicode MS" w:cs="Arial Unicode MS"/>
-                <w:sz w:val="24"/>
-                <w:szCs w:val="24"/>
-              </w:rPr>
-              <w:t>2.Incorrect</w:t>
-            </w:r>
-            <w:proofErr w:type="gramEnd"/>
-            <w:r>
-              <w:rPr>
-                <w:rFonts w:ascii="Arial Unicode MS" w:eastAsia="Arial Unicode MS" w:hAnsi="Arial Unicode MS" w:cs="Arial Unicode MS"/>
-                <w:sz w:val="24"/>
-                <w:szCs w:val="24"/>
-              </w:rPr>
-              <w:t xml:space="preserve"> amount → Show error </w:t>
+              <w:t xml:space="preserve">2.Incorrect amount → Show error </w:t>
             </w:r>
           </w:p>
         </w:tc>
@@ -31457,25 +28923,14 @@
                 <w:szCs w:val="24"/>
               </w:rPr>
             </w:pPr>
-            <w:proofErr w:type="spellStart"/>
-            <w:r>
-              <w:rPr>
-                <w:b/>
-                <w:bCs/>
-                <w:sz w:val="24"/>
-                <w:szCs w:val="24"/>
-              </w:rPr>
-              <w:t>Non functional</w:t>
-            </w:r>
-            <w:proofErr w:type="spellEnd"/>
-            <w:r>
-              <w:rPr>
-                <w:b/>
-                <w:bCs/>
-                <w:sz w:val="24"/>
-                <w:szCs w:val="24"/>
-              </w:rPr>
-              <w:t xml:space="preserve"> requirements</w:t>
+            <w:r>
+              <w:rPr>
+                <w:b/>
+                <w:bCs/>
+                <w:sz w:val="24"/>
+                <w:szCs w:val="24"/>
+              </w:rPr>
+              <w:t>Non functional requirements</w:t>
             </w:r>
             <w:r>
               <w:rPr>
@@ -32360,7 +29815,6 @@
                 <w:szCs w:val="24"/>
               </w:rPr>
             </w:pPr>
-            <w:proofErr w:type="spellStart"/>
             <w:r>
               <w:rPr>
                 <w:b/>
@@ -32369,17 +29823,7 @@
                 <w:szCs w:val="24"/>
               </w:rPr>
               <w:lastRenderedPageBreak/>
-              <w:t>Non functional</w:t>
-            </w:r>
-            <w:proofErr w:type="spellEnd"/>
-            <w:r>
-              <w:rPr>
-                <w:b/>
-                <w:bCs/>
-                <w:sz w:val="24"/>
-                <w:szCs w:val="24"/>
-              </w:rPr>
-              <w:t xml:space="preserve"> requirements</w:t>
+              <w:t>Non functional requirements</w:t>
             </w:r>
             <w:r>
               <w:rPr>
@@ -33260,25 +30704,14 @@
                 <w:szCs w:val="24"/>
               </w:rPr>
             </w:pPr>
-            <w:proofErr w:type="spellStart"/>
-            <w:r>
-              <w:rPr>
-                <w:b/>
-                <w:bCs/>
-                <w:sz w:val="24"/>
-                <w:szCs w:val="24"/>
-              </w:rPr>
-              <w:t>Non functional</w:t>
-            </w:r>
-            <w:proofErr w:type="spellEnd"/>
-            <w:r>
-              <w:rPr>
-                <w:b/>
-                <w:bCs/>
-                <w:sz w:val="24"/>
-                <w:szCs w:val="24"/>
-              </w:rPr>
-              <w:t xml:space="preserve"> requirements</w:t>
+            <w:r>
+              <w:rPr>
+                <w:b/>
+                <w:bCs/>
+                <w:sz w:val="24"/>
+                <w:szCs w:val="24"/>
+              </w:rPr>
+              <w:t>Non functional requirements</w:t>
             </w:r>
             <w:r>
               <w:rPr>
@@ -34135,25 +31568,14 @@
                 <w:szCs w:val="24"/>
               </w:rPr>
             </w:pPr>
-            <w:proofErr w:type="spellStart"/>
-            <w:r>
-              <w:rPr>
-                <w:b/>
-                <w:bCs/>
-                <w:sz w:val="24"/>
-                <w:szCs w:val="24"/>
-              </w:rPr>
-              <w:t>Non functional</w:t>
-            </w:r>
-            <w:proofErr w:type="spellEnd"/>
-            <w:r>
-              <w:rPr>
-                <w:b/>
-                <w:bCs/>
-                <w:sz w:val="24"/>
-                <w:szCs w:val="24"/>
-              </w:rPr>
-              <w:t xml:space="preserve"> requirements</w:t>
+            <w:r>
+              <w:rPr>
+                <w:b/>
+                <w:bCs/>
+                <w:sz w:val="24"/>
+                <w:szCs w:val="24"/>
+              </w:rPr>
+              <w:t>Non functional requirements</w:t>
             </w:r>
             <w:r>
               <w:rPr>
@@ -34959,25 +32381,14 @@
                 <w:szCs w:val="24"/>
               </w:rPr>
             </w:pPr>
-            <w:proofErr w:type="spellStart"/>
-            <w:r>
-              <w:rPr>
-                <w:b/>
-                <w:bCs/>
-                <w:sz w:val="24"/>
-                <w:szCs w:val="24"/>
-              </w:rPr>
-              <w:t>Non functional</w:t>
-            </w:r>
-            <w:proofErr w:type="spellEnd"/>
-            <w:r>
-              <w:rPr>
-                <w:b/>
-                <w:bCs/>
-                <w:sz w:val="24"/>
-                <w:szCs w:val="24"/>
-              </w:rPr>
-              <w:t xml:space="preserve"> requirements</w:t>
+            <w:r>
+              <w:rPr>
+                <w:b/>
+                <w:bCs/>
+                <w:sz w:val="24"/>
+                <w:szCs w:val="24"/>
+              </w:rPr>
+              <w:t>Non functional requirements</w:t>
             </w:r>
             <w:r>
               <w:rPr>
@@ -35155,27 +32566,7 @@
           <w:sz w:val="28"/>
           <w:szCs w:val="28"/>
         </w:rPr>
-        <w:t xml:space="preserve">Joandri Domi - FD (Fraud Detection) and FCM (Facilities </w:t>
-      </w:r>
-      <w:proofErr w:type="gramStart"/>
-      <w:r>
-        <w:rPr>
-          <w:b/>
-          <w:bCs/>
-          <w:sz w:val="28"/>
-          <w:szCs w:val="28"/>
-        </w:rPr>
-        <w:t>And</w:t>
-      </w:r>
-      <w:proofErr w:type="gramEnd"/>
-      <w:r>
-        <w:rPr>
-          <w:b/>
-          <w:bCs/>
-          <w:sz w:val="28"/>
-          <w:szCs w:val="28"/>
-        </w:rPr>
-        <w:t xml:space="preserve"> Change Management)</w:t>
+        <w:t>Joandri Domi - FD (Fraud Detection) and FCM (Facilities And Change Management)</w:t>
       </w:r>
     </w:p>
     <w:p>
@@ -35733,23 +33124,7 @@
                 <w:sz w:val="20"/>
                 <w:szCs w:val="20"/>
               </w:rPr>
-              <w:t>Step 3: Bank Staff determines the activity is genuinely suspicious and selects a corrective action (</w:t>
-            </w:r>
-            <w:proofErr w:type="gramStart"/>
-            <w:r>
-              <w:rPr>
-                <w:sz w:val="20"/>
-                <w:szCs w:val="20"/>
-              </w:rPr>
-              <w:t>e.g.</w:t>
-            </w:r>
-            <w:proofErr w:type="gramEnd"/>
-            <w:r>
-              <w:rPr>
-                <w:sz w:val="20"/>
-                <w:szCs w:val="20"/>
-              </w:rPr>
-              <w:t xml:space="preserve"> freeze account, block card, file SAR).</w:t>
+              <w:t>Step 3: Bank Staff determines the activity is genuinely suspicious and selects a corrective action (e.g. freeze account, block card, file SAR).</w:t>
             </w:r>
           </w:p>
           <w:p>
@@ -36088,7 +33463,6 @@
       </w:pPr>
       <w:bookmarkStart w:id="2" w:name="_wor46ng13oc0" w:colFirst="0" w:colLast="0"/>
       <w:bookmarkEnd w:id="2"/>
-      <w:proofErr w:type="gramStart"/>
       <w:r>
         <w:rPr>
           <w:b/>
@@ -36096,17 +33470,7 @@
           <w:sz w:val="34"/>
           <w:szCs w:val="34"/>
         </w:rPr>
-        <w:t>1.2  BS</w:t>
-      </w:r>
-      <w:proofErr w:type="gramEnd"/>
-      <w:r>
-        <w:rPr>
-          <w:b/>
-          <w:bCs/>
-          <w:sz w:val="34"/>
-          <w:szCs w:val="34"/>
-        </w:rPr>
-        <w:t>_FD_02 - Report Suspected Fraudulent Activity</w:t>
+        <w:t>1.2  BS_FD_02 - Report Suspected Fraudulent Activity</w:t>
       </w:r>
     </w:p>
     <w:tbl>
@@ -36486,23 +33850,7 @@
                 <w:sz w:val="20"/>
                 <w:szCs w:val="20"/>
               </w:rPr>
-              <w:t xml:space="preserve">Customer is logged in to the online banking portal. Customer has an active account and has identified activity they believe to be </w:t>
-            </w:r>
-            <w:proofErr w:type="spellStart"/>
-            <w:r>
-              <w:rPr>
-                <w:sz w:val="20"/>
-                <w:szCs w:val="20"/>
-              </w:rPr>
-              <w:t>unauthorised</w:t>
-            </w:r>
-            <w:proofErr w:type="spellEnd"/>
-            <w:r>
-              <w:rPr>
-                <w:sz w:val="20"/>
-                <w:szCs w:val="20"/>
-              </w:rPr>
-              <w:t>.</w:t>
+              <w:t>Customer is logged in to the online banking portal. Customer has an active account and has identified activity they believe to be unauthorised.</w:t>
             </w:r>
           </w:p>
         </w:tc>
@@ -37833,7 +35181,6 @@
       </w:pPr>
       <w:bookmarkStart w:id="5" w:name="_frcgy523wekn" w:colFirst="0" w:colLast="0"/>
       <w:bookmarkEnd w:id="5"/>
-      <w:proofErr w:type="gramStart"/>
       <w:r>
         <w:rPr>
           <w:b/>
@@ -37841,17 +35188,7 @@
           <w:sz w:val="34"/>
           <w:szCs w:val="34"/>
         </w:rPr>
-        <w:t>2.1  BS</w:t>
-      </w:r>
-      <w:proofErr w:type="gramEnd"/>
-      <w:r>
-        <w:rPr>
-          <w:b/>
-          <w:bCs/>
-          <w:sz w:val="34"/>
-          <w:szCs w:val="34"/>
-        </w:rPr>
-        <w:t>_FCM_01 - Manage Duty Rosters and Shift Schedules</w:t>
+        <w:t>2.1  BS_FCM_01 - Manage Duty Rosters and Shift Schedules</w:t>
       </w:r>
     </w:p>
     <w:tbl>
@@ -38454,23 +35791,7 @@
                 <w:sz w:val="20"/>
                 <w:szCs w:val="20"/>
               </w:rPr>
-              <w:t>Step 1: System detects a conflict during validation (</w:t>
-            </w:r>
-            <w:proofErr w:type="gramStart"/>
-            <w:r>
-              <w:rPr>
-                <w:sz w:val="20"/>
-                <w:szCs w:val="20"/>
-              </w:rPr>
-              <w:t>e.g.</w:t>
-            </w:r>
-            <w:proofErr w:type="gramEnd"/>
-            <w:r>
-              <w:rPr>
-                <w:sz w:val="20"/>
-                <w:szCs w:val="20"/>
-              </w:rPr>
-              <w:t xml:space="preserve"> a mandatory post is uncovered or a staff member is double-booked).</w:t>
+              <w:t>Step 1: System detects a conflict during validation (e.g. a mandatory post is uncovered or a staff member is double-booked).</w:t>
             </w:r>
           </w:p>
           <w:p>
@@ -38714,7 +36035,6 @@
       </w:pPr>
       <w:bookmarkStart w:id="6" w:name="_ik71icvhj5g7" w:colFirst="0" w:colLast="0"/>
       <w:bookmarkEnd w:id="6"/>
-      <w:proofErr w:type="gramStart"/>
       <w:r>
         <w:rPr>
           <w:b/>
@@ -38722,17 +36042,7 @@
           <w:sz w:val="34"/>
           <w:szCs w:val="34"/>
         </w:rPr>
-        <w:t>2.2  BS</w:t>
-      </w:r>
-      <w:proofErr w:type="gramEnd"/>
-      <w:r>
-        <w:rPr>
-          <w:b/>
-          <w:bCs/>
-          <w:sz w:val="34"/>
-          <w:szCs w:val="34"/>
-        </w:rPr>
-        <w:t>_FCM_02 - Assign and Monitor IT Support Tickets</w:t>
+        <w:t>2.2  BS_FCM_02 - Assign and Monitor IT Support Tickets</w:t>
       </w:r>
     </w:p>
     <w:tbl>
@@ -39594,7 +36904,6 @@
       </w:pPr>
       <w:bookmarkStart w:id="7" w:name="_segi24cp1s0o" w:colFirst="0" w:colLast="0"/>
       <w:bookmarkEnd w:id="7"/>
-      <w:proofErr w:type="gramStart"/>
       <w:r>
         <w:rPr>
           <w:b/>
@@ -39602,17 +36911,7 @@
           <w:sz w:val="34"/>
           <w:szCs w:val="34"/>
         </w:rPr>
-        <w:t>2.3  BS</w:t>
-      </w:r>
-      <w:proofErr w:type="gramEnd"/>
-      <w:r>
-        <w:rPr>
-          <w:b/>
-          <w:bCs/>
-          <w:sz w:val="34"/>
-          <w:szCs w:val="34"/>
-        </w:rPr>
-        <w:t>_FCM_03 - Log Shift Check-In/Out and Submit Reports</w:t>
+        <w:t>2.3  BS_FCM_03 - Log Shift Check-In/Out and Submit Reports</w:t>
       </w:r>
     </w:p>
     <w:tbl>
@@ -40460,7 +37759,6 @@
       </w:pPr>
       <w:bookmarkStart w:id="8" w:name="_oiqp5hay9ggz" w:colFirst="0" w:colLast="0"/>
       <w:bookmarkEnd w:id="8"/>
-      <w:proofErr w:type="gramStart"/>
       <w:r>
         <w:rPr>
           <w:b/>
@@ -40468,17 +37766,7 @@
           <w:sz w:val="34"/>
           <w:szCs w:val="34"/>
         </w:rPr>
-        <w:t>2.4  BS</w:t>
-      </w:r>
-      <w:proofErr w:type="gramEnd"/>
-      <w:r>
-        <w:rPr>
-          <w:b/>
-          <w:bCs/>
-          <w:sz w:val="34"/>
-          <w:szCs w:val="34"/>
-        </w:rPr>
-        <w:t>_FCM_04 - Schedule and Track Preventive Maintenance</w:t>
+        <w:t>2.4  BS_FCM_04 - Schedule and Track Preventive Maintenance</w:t>
       </w:r>
     </w:p>
     <w:tbl>
@@ -41101,25 +38389,7 @@
                 <w:sz w:val="20"/>
                 <w:szCs w:val="20"/>
               </w:rPr>
-              <w:t>Step 1: Assigned staff member is unable to complete the task on the scheduled date (</w:t>
-            </w:r>
-            <w:proofErr w:type="gramStart"/>
-            <w:r>
-              <w:rPr>
-                <w:color w:val="000000" w:themeColor="text1"/>
-                <w:sz w:val="20"/>
-                <w:szCs w:val="20"/>
-              </w:rPr>
-              <w:t>e.g.</w:t>
-            </w:r>
-            <w:proofErr w:type="gramEnd"/>
-            <w:r>
-              <w:rPr>
-                <w:color w:val="000000" w:themeColor="text1"/>
-                <w:sz w:val="20"/>
-                <w:szCs w:val="20"/>
-              </w:rPr>
-              <w:t xml:space="preserve"> parts unavailable or access restricted).</w:t>
+              <w:t>Step 1: Assigned staff member is unable to complete the task on the scheduled date (e.g. parts unavailable or access restricted).</w:t>
             </w:r>
           </w:p>
           <w:p>

--- a/Diagrams/UseCase tables.docx
+++ b/Diagrams/UseCase tables.docx
@@ -11050,7 +11050,25 @@
                 <w:sz w:val="24"/>
                 <w:szCs w:val="24"/>
               </w:rPr>
-              <w:t>Bank staff generate and send account statements.</w:t>
+              <w:t xml:space="preserve">Bank </w:t>
+            </w:r>
+            <w:r>
+              <w:rPr>
+                <w:i/>
+                <w:iCs/>
+                <w:sz w:val="24"/>
+                <w:szCs w:val="24"/>
+              </w:rPr>
+              <w:t>Teller</w:t>
+            </w:r>
+            <w:r>
+              <w:rPr>
+                <w:i/>
+                <w:iCs/>
+                <w:sz w:val="24"/>
+                <w:szCs w:val="24"/>
+              </w:rPr>
+              <w:t xml:space="preserve"> generate and send account statements.</w:t>
             </w:r>
           </w:p>
         </w:tc>
@@ -11227,7 +11245,16 @@
                 <w:sz w:val="24"/>
                 <w:szCs w:val="24"/>
               </w:rPr>
-              <w:t>Bank Staff</w:t>
+              <w:t xml:space="preserve">Bank </w:t>
+            </w:r>
+            <w:r>
+              <w:rPr>
+                <w:i/>
+                <w:iCs/>
+                <w:sz w:val="24"/>
+                <w:szCs w:val="24"/>
+              </w:rPr>
+              <w:t>Teller</w:t>
             </w:r>
           </w:p>
           <w:p>
@@ -11441,7 +11468,25 @@
                 <w:sz w:val="24"/>
                 <w:szCs w:val="24"/>
               </w:rPr>
-              <w:t>Step 1: Staff selects customer account</w:t>
+              <w:t xml:space="preserve">Step 1: </w:t>
+            </w:r>
+            <w:r>
+              <w:rPr>
+                <w:i/>
+                <w:iCs/>
+                <w:sz w:val="24"/>
+                <w:szCs w:val="24"/>
+              </w:rPr>
+              <w:t>Teller</w:t>
+            </w:r>
+            <w:r>
+              <w:rPr>
+                <w:i/>
+                <w:iCs/>
+                <w:sz w:val="24"/>
+                <w:szCs w:val="24"/>
+              </w:rPr>
+              <w:t xml:space="preserve"> selects customer account</w:t>
             </w:r>
           </w:p>
           <w:p>

--- a/Diagrams/UseCase tables.docx
+++ b/Diagrams/UseCase tables.docx
@@ -12785,11 +12785,108 @@
           <w:szCs w:val="24"/>
         </w:rPr>
       </w:pPr>
+    </w:p>
+    <w:p>
+      <w:pPr>
+        <w:rPr>
+          <w:sz w:val="24"/>
+          <w:szCs w:val="24"/>
+        </w:rPr>
+      </w:pPr>
+    </w:p>
+    <w:p>
+      <w:pPr>
+        <w:rPr>
+          <w:sz w:val="24"/>
+          <w:szCs w:val="24"/>
+        </w:rPr>
+      </w:pPr>
+    </w:p>
+    <w:p>
+      <w:pPr>
+        <w:rPr>
+          <w:sz w:val="24"/>
+          <w:szCs w:val="24"/>
+        </w:rPr>
+      </w:pPr>
+    </w:p>
+    <w:p>
+      <w:pPr>
+        <w:rPr>
+          <w:sz w:val="24"/>
+          <w:szCs w:val="24"/>
+        </w:rPr>
+      </w:pPr>
+    </w:p>
+    <w:p>
+      <w:pPr>
+        <w:rPr>
+          <w:sz w:val="24"/>
+          <w:szCs w:val="24"/>
+        </w:rPr>
+      </w:pPr>
+    </w:p>
+    <w:p>
+      <w:pPr>
+        <w:rPr>
+          <w:sz w:val="24"/>
+          <w:szCs w:val="24"/>
+        </w:rPr>
+      </w:pPr>
+    </w:p>
+    <w:p>
+      <w:pPr>
+        <w:rPr>
+          <w:sz w:val="24"/>
+          <w:szCs w:val="24"/>
+        </w:rPr>
+      </w:pPr>
+    </w:p>
+    <w:p>
+      <w:pPr>
+        <w:rPr>
+          <w:sz w:val="24"/>
+          <w:szCs w:val="24"/>
+        </w:rPr>
+      </w:pPr>
+    </w:p>
+    <w:p>
+      <w:pPr>
+        <w:rPr>
+          <w:sz w:val="24"/>
+          <w:szCs w:val="24"/>
+        </w:rPr>
+      </w:pPr>
+    </w:p>
+    <w:p>
+      <w:pPr>
+        <w:rPr>
+          <w:sz w:val="24"/>
+          <w:szCs w:val="24"/>
+        </w:rPr>
+      </w:pPr>
+    </w:p>
+    <w:p>
+      <w:pPr>
+        <w:rPr>
+          <w:sz w:val="24"/>
+          <w:szCs w:val="24"/>
+        </w:rPr>
+      </w:pPr>
+    </w:p>
+    <w:p>
+      <w:pPr>
+        <w:rPr>
+          <w:sz w:val="24"/>
+          <w:szCs w:val="24"/>
+        </w:rPr>
+      </w:pPr>
       <w:r>
         <w:rPr>
           <w:sz w:val="24"/>
           <w:szCs w:val="24"/>
         </w:rPr>
+        <w:lastRenderedPageBreak/>
         <w:t>JOEL LLURI - ACCOUNT MANAGMENT</w:t>
       </w:r>
     </w:p>
@@ -13004,7 +13101,6 @@
                 <w:sz w:val="24"/>
                 <w:szCs w:val="24"/>
               </w:rPr>
-              <w:lastRenderedPageBreak/>
               <w:t>DEPENDENCY</w:t>
             </w:r>
           </w:p>

--- a/Diagrams/UseCase tables.docx
+++ b/Diagrams/UseCase tables.docx
@@ -38530,7 +38530,7 @@
                 <w:sz w:val="20"/>
                 <w:szCs w:val="20"/>
               </w:rPr>
-              <w:t>Step 1: Assigned staff member is unable to complete the task on the scheduled date (e.g. parts unavailable or access restricted).</w:t>
+              <w:t>Step 1: Assigned staff member is unable to complete the task on the scheduled date.</w:t>
             </w:r>
           </w:p>
           <w:p>
